--- a/Fase 1/Evidencias Grupales/1.5_GuiaEstudiante_Fase 1_Definicion Proyecto APT.docx
+++ b/Fase 1/Evidencias Grupales/1.5_GuiaEstudiante_Fase 1_Definicion Proyecto APT.docx
@@ -1561,7 +1561,7 @@
                 <w:szCs w:val="20"/>
                 <w:lang w:eastAsia="es-CL"/>
               </w:rPr>
-              <w:t>La situación que aborda este proyecto se sitúa en la Región Metropolitana</w:t>
+              <w:t>El problema central radica en la ausencia de un sistema centralizado para la gestión y trazabilidad del ciclo de vida de los activos tecnológicos y de las licencias de software de la institución. Actualmente, el control se realiza mediante planillas Excel, correos electrónicos y consultas manuales, lo que genera búsquedas lentas y dificultad para validar cuál registro está vigente. Esto dificulta responder con rapidez y respaldo documental ante auditorías, procesos de baja o planificación de nuevas adquisiciones. Es altamente relevante para la carrera porque aborda la necesidad empresarial crítica de digitalizar y asegurar la integridad de la información.</w:t>
             </w:r>
             <w:r>
               <w:rPr>
@@ -1571,9 +1571,17 @@
                 <w:szCs w:val="20"/>
                 <w:lang w:eastAsia="es-CL"/>
               </w:rPr>
-              <w:t xml:space="preserve"> dentro de la Dirección General de Concesiones </w:t>
-            </w:r>
-            <w:r>
+              <w:t xml:space="preserve"> </w:t>
+            </w:r>
+          </w:p>
+          <w:p>
+            <w:pPr>
+              <w:pStyle w:val="Prrafodelista"/>
+              <w:numPr>
+                <w:ilvl w:val="0"/>
+                <w:numId w:val="3"/>
+              </w:numPr>
+              <w:jc w:val="both"/>
               <w:rPr>
                 <w:rFonts w:ascii="Calibri" w:hAnsi="Calibri" w:cs="Arial"/>
                 <w:color w:val="000000" w:themeColor="text1"/>
@@ -1581,8 +1589,7 @@
                 <w:szCs w:val="20"/>
                 <w:lang w:eastAsia="es-CL"/>
               </w:rPr>
-              <w:t>del Ministerio de Obras Públicas (</w:t>
-            </w:r>
+            </w:pPr>
             <w:r>
               <w:rPr>
                 <w:rFonts w:ascii="Calibri" w:hAnsi="Calibri" w:cs="Arial"/>
@@ -1591,9 +1598,17 @@
                 <w:szCs w:val="20"/>
                 <w:lang w:eastAsia="es-CL"/>
               </w:rPr>
-              <w:t xml:space="preserve">DGC - </w:t>
-            </w:r>
-            <w:r>
+              <w:t xml:space="preserve">Pérdida de trazabilidad histórica en las asignaciones, devoluciones o bajas de equipos. </w:t>
+            </w:r>
+          </w:p>
+          <w:p>
+            <w:pPr>
+              <w:pStyle w:val="Prrafodelista"/>
+              <w:numPr>
+                <w:ilvl w:val="0"/>
+                <w:numId w:val="3"/>
+              </w:numPr>
+              <w:jc w:val="both"/>
               <w:rPr>
                 <w:rFonts w:ascii="Calibri" w:hAnsi="Calibri" w:cs="Arial"/>
                 <w:color w:val="000000" w:themeColor="text1"/>
@@ -1601,8 +1616,83 @@
                 <w:szCs w:val="20"/>
                 <w:lang w:eastAsia="es-CL"/>
               </w:rPr>
-              <w:t>MOP). Esta institución pública se caracteriza por manejar un volumen crítico de infraestructura, datos y personal, lo que exige que su área de Soporte Informático opere con la máxima eficiencia y transparencia regulatoria.</w:t>
-            </w:r>
+            </w:pPr>
+            <w:r>
+              <w:rPr>
+                <w:rFonts w:ascii="Calibri" w:hAnsi="Calibri" w:cs="Arial"/>
+                <w:color w:val="000000" w:themeColor="text1"/>
+                <w:sz w:val="20"/>
+                <w:szCs w:val="20"/>
+                <w:lang w:eastAsia="es-CL"/>
+              </w:rPr>
+              <w:t xml:space="preserve">Ineficiencia crítica al desvincular funcionarios, al no saber con exactitud qué recursos recuperar. </w:t>
+            </w:r>
+          </w:p>
+          <w:p>
+            <w:pPr>
+              <w:pStyle w:val="Prrafodelista"/>
+              <w:numPr>
+                <w:ilvl w:val="0"/>
+                <w:numId w:val="3"/>
+              </w:numPr>
+              <w:jc w:val="both"/>
+              <w:rPr>
+                <w:rFonts w:ascii="Calibri" w:hAnsi="Calibri" w:cs="Arial"/>
+                <w:color w:val="000000" w:themeColor="text1"/>
+                <w:sz w:val="20"/>
+                <w:szCs w:val="20"/>
+                <w:lang w:eastAsia="es-CL"/>
+              </w:rPr>
+            </w:pPr>
+            <w:r>
+              <w:rPr>
+                <w:rFonts w:ascii="Calibri" w:hAnsi="Calibri" w:cs="Arial"/>
+                <w:color w:val="000000" w:themeColor="text1"/>
+                <w:sz w:val="20"/>
+                <w:szCs w:val="20"/>
+                <w:lang w:eastAsia="es-CL"/>
+              </w:rPr>
+              <w:t xml:space="preserve">Falta de vinculación entre las Órdenes de Compra (OC) y el stock físico real. </w:t>
+            </w:r>
+          </w:p>
+          <w:p>
+            <w:pPr>
+              <w:pStyle w:val="Prrafodelista"/>
+              <w:numPr>
+                <w:ilvl w:val="0"/>
+                <w:numId w:val="3"/>
+              </w:numPr>
+              <w:jc w:val="both"/>
+              <w:rPr>
+                <w:rFonts w:ascii="Calibri" w:hAnsi="Calibri" w:cs="Arial"/>
+                <w:color w:val="000000" w:themeColor="text1"/>
+                <w:sz w:val="20"/>
+                <w:szCs w:val="20"/>
+                <w:lang w:eastAsia="es-CL"/>
+              </w:rPr>
+            </w:pPr>
+            <w:r>
+              <w:rPr>
+                <w:rFonts w:ascii="Calibri" w:hAnsi="Calibri" w:cs="Arial"/>
+                <w:color w:val="000000" w:themeColor="text1"/>
+                <w:sz w:val="20"/>
+                <w:szCs w:val="20"/>
+                <w:lang w:eastAsia="es-CL"/>
+              </w:rPr>
+              <w:t>Riesgos de rechazo o inconsistencias en auditorías de la Contraloría General de la República (CGR) y en la justificación presupuestaria ante procesos de EVALTIC por no poder demostrar con datos confiables la obsolescencia técnica del parque informático.</w:t>
+            </w:r>
+          </w:p>
+          <w:p>
+            <w:pPr>
+              <w:jc w:val="both"/>
+              <w:rPr>
+                <w:rFonts w:ascii="Calibri" w:hAnsi="Calibri" w:cs="Arial"/>
+                <w:color w:val="000000" w:themeColor="text1"/>
+                <w:sz w:val="20"/>
+                <w:szCs w:val="20"/>
+                <w:lang w:eastAsia="es-CL"/>
+              </w:rPr>
+            </w:pPr>
           </w:p>
           <w:p>
             <w:pPr>
@@ -1631,14 +1721,49 @@
                 <w:szCs w:val="20"/>
                 <w:lang w:eastAsia="es-CL"/>
               </w:rPr>
-              <w:t>¿Por qué escogiste este tema? ¿Por qué es relevante este tema para el campo laboral de tu carrera?</w:t>
-            </w:r>
-          </w:p>
-          <w:p>
-            <w:pPr>
-              <w:jc w:val="both"/>
-              <w:rPr>
-                <w:rFonts w:ascii="Calibri" w:hAnsi="Calibri" w:cs="Arial"/>
+              <w:t xml:space="preserve">¿A quiénes afecta </w:t>
+            </w:r>
+            <w:r>
+              <w:rPr>
+                <w:rFonts w:ascii="Calibri" w:hAnsi="Calibri" w:cs="Arial"/>
+                <w:i/>
+                <w:color w:val="548DD4"/>
+                <w:sz w:val="20"/>
+                <w:szCs w:val="20"/>
+                <w:lang w:eastAsia="es-CL"/>
+              </w:rPr>
+              <w:t xml:space="preserve">o impacta </w:t>
+            </w:r>
+            <w:r>
+              <w:rPr>
+                <w:rFonts w:ascii="Calibri" w:hAnsi="Calibri" w:cs="Arial"/>
+                <w:i/>
+                <w:color w:val="548DD4"/>
+                <w:sz w:val="20"/>
+                <w:szCs w:val="20"/>
+                <w:lang w:eastAsia="es-CL"/>
+              </w:rPr>
+              <w:t>la situación que vas a abordar? (Ej.: Grupo etario, usuarios de algún servicio, etc.)</w:t>
+            </w:r>
+            <w:r>
+              <w:rPr>
+                <w:rFonts w:ascii="Calibri" w:hAnsi="Calibri" w:cs="Arial"/>
+                <w:i/>
+                <w:color w:val="548DD4"/>
+                <w:sz w:val="20"/>
+                <w:szCs w:val="20"/>
+                <w:lang w:eastAsia="es-CL"/>
+              </w:rPr>
+              <w:t>.</w:t>
+            </w:r>
+          </w:p>
+          <w:p>
+            <w:pPr>
+              <w:pStyle w:val="Prrafodelista"/>
+              <w:jc w:val="both"/>
+              <w:rPr>
+                <w:rFonts w:ascii="Calibri" w:hAnsi="Calibri" w:cs="Arial"/>
+                <w:iCs/>
                 <w:color w:val="000000" w:themeColor="text1"/>
                 <w:sz w:val="20"/>
                 <w:szCs w:val="20"/>
@@ -1648,128 +1773,36 @@
             <w:r>
               <w:rPr>
                 <w:rFonts w:ascii="Calibri" w:hAnsi="Calibri" w:cs="Arial"/>
+                <w:iCs/>
                 <w:color w:val="000000" w:themeColor="text1"/>
                 <w:sz w:val="20"/>
                 <w:szCs w:val="20"/>
                 <w:lang w:eastAsia="es-CL"/>
               </w:rPr>
-              <w:t>El problema central radica en la ausencia de un sistema centralizado para la gestión y trazabilidad del ciclo de vida de los activos tecnológicos (hardware y licencias) de la institución. Actualmente, el control se realiza mediante archivos Excel descentralizados y flujos de información por correo electrónico, lo que genera:</w:t>
+              <w:t xml:space="preserve">Impacta directamente al área de Soporte Informático, que actualmente debe reconstruir información mediante cruces manuales que consumen tiempo y pueden producir diferencias entre registros. También afecta a las jefaturas </w:t>
+            </w:r>
+            <w:r>
+              <w:rPr>
+                <w:rFonts w:ascii="Calibri" w:hAnsi="Calibri" w:cs="Arial"/>
+                <w:iCs/>
+                <w:color w:val="000000" w:themeColor="text1"/>
+                <w:sz w:val="20"/>
+                <w:szCs w:val="20"/>
+                <w:lang w:eastAsia="es-CL"/>
+              </w:rPr>
+              <w:lastRenderedPageBreak/>
+              <w:t>que requieren información consolidada sobre la disponibilidad y estado de los equipos para tomar decisiones.</w:t>
             </w:r>
           </w:p>
           <w:p>
             <w:pPr>
               <w:pStyle w:val="Prrafodelista"/>
-              <w:numPr>
-                <w:ilvl w:val="0"/>
-                <w:numId w:val="3"/>
-              </w:numPr>
-              <w:jc w:val="both"/>
-              <w:rPr>
-                <w:rFonts w:ascii="Calibri" w:hAnsi="Calibri" w:cs="Arial"/>
-                <w:color w:val="000000" w:themeColor="text1"/>
-                <w:sz w:val="20"/>
-                <w:szCs w:val="20"/>
-                <w:lang w:eastAsia="es-CL"/>
-              </w:rPr>
-            </w:pPr>
-            <w:r>
-              <w:rPr>
-                <w:rFonts w:ascii="Calibri" w:hAnsi="Calibri" w:cs="Arial"/>
-                <w:color w:val="000000" w:themeColor="text1"/>
-                <w:sz w:val="20"/>
-                <w:szCs w:val="20"/>
-                <w:lang w:eastAsia="es-CL"/>
-              </w:rPr>
-              <w:t xml:space="preserve">Pérdida de trazabilidad histórica en las asignaciones, devoluciones o bajas de equipos. </w:t>
-            </w:r>
-          </w:p>
-          <w:p>
-            <w:pPr>
-              <w:pStyle w:val="Prrafodelista"/>
-              <w:numPr>
-                <w:ilvl w:val="0"/>
-                <w:numId w:val="3"/>
-              </w:numPr>
-              <w:jc w:val="both"/>
-              <w:rPr>
-                <w:rFonts w:ascii="Calibri" w:hAnsi="Calibri" w:cs="Arial"/>
-                <w:color w:val="000000" w:themeColor="text1"/>
-                <w:sz w:val="20"/>
-                <w:szCs w:val="20"/>
-                <w:lang w:eastAsia="es-CL"/>
-              </w:rPr>
-            </w:pPr>
-            <w:r>
-              <w:rPr>
-                <w:rFonts w:ascii="Calibri" w:hAnsi="Calibri" w:cs="Arial"/>
-                <w:color w:val="000000" w:themeColor="text1"/>
-                <w:sz w:val="20"/>
-                <w:szCs w:val="20"/>
-                <w:lang w:eastAsia="es-CL"/>
-              </w:rPr>
-              <w:t xml:space="preserve">Ineficiencia crítica al desvincular funcionarios, al no saber con exactitud qué recursos recuperar. </w:t>
-            </w:r>
-          </w:p>
-          <w:p>
-            <w:pPr>
-              <w:pStyle w:val="Prrafodelista"/>
-              <w:numPr>
-                <w:ilvl w:val="0"/>
-                <w:numId w:val="3"/>
-              </w:numPr>
-              <w:jc w:val="both"/>
-              <w:rPr>
-                <w:rFonts w:ascii="Calibri" w:hAnsi="Calibri" w:cs="Arial"/>
-                <w:color w:val="000000" w:themeColor="text1"/>
-                <w:sz w:val="20"/>
-                <w:szCs w:val="20"/>
-                <w:lang w:eastAsia="es-CL"/>
-              </w:rPr>
-            </w:pPr>
-            <w:r>
-              <w:rPr>
-                <w:rFonts w:ascii="Calibri" w:hAnsi="Calibri" w:cs="Arial"/>
-                <w:color w:val="000000" w:themeColor="text1"/>
-                <w:sz w:val="20"/>
-                <w:szCs w:val="20"/>
-                <w:lang w:eastAsia="es-CL"/>
-              </w:rPr>
-              <w:t xml:space="preserve">Falta de vinculación entre las Órdenes de Compra (OC) y el stock físico real. </w:t>
-            </w:r>
-          </w:p>
-          <w:p>
-            <w:pPr>
-              <w:pStyle w:val="Prrafodelista"/>
-              <w:numPr>
-                <w:ilvl w:val="0"/>
-                <w:numId w:val="3"/>
-              </w:numPr>
-              <w:jc w:val="both"/>
-              <w:rPr>
-                <w:rFonts w:ascii="Calibri" w:hAnsi="Calibri" w:cs="Arial"/>
-                <w:color w:val="000000" w:themeColor="text1"/>
-                <w:sz w:val="20"/>
-                <w:szCs w:val="20"/>
-                <w:lang w:eastAsia="es-CL"/>
-              </w:rPr>
-            </w:pPr>
-            <w:r>
-              <w:rPr>
-                <w:rFonts w:ascii="Calibri" w:hAnsi="Calibri" w:cs="Arial"/>
-                <w:color w:val="000000" w:themeColor="text1"/>
-                <w:sz w:val="20"/>
-                <w:szCs w:val="20"/>
-                <w:lang w:eastAsia="es-CL"/>
-              </w:rPr>
-              <w:t>Riesgos de rechazo o inconsistencias en auditorías de la Contraloría General de la República (CGR) y en la justificación presupuestaria ante procesos de EVALTIC por no poder demostrar con datos confiables la obsolescencia técnica del parque informático.</w:t>
-            </w:r>
-          </w:p>
-          <w:p>
-            <w:pPr>
-              <w:jc w:val="both"/>
-              <w:rPr>
-                <w:rFonts w:ascii="Calibri" w:hAnsi="Calibri" w:cs="Arial"/>
-                <w:color w:val="000000" w:themeColor="text1"/>
+              <w:jc w:val="both"/>
+              <w:rPr>
+                <w:rFonts w:ascii="Calibri" w:hAnsi="Calibri" w:cs="Arial"/>
+                <w:i/>
+                <w:iCs/>
+                <w:color w:val="548DD4"/>
                 <w:sz w:val="20"/>
                 <w:szCs w:val="20"/>
                 <w:lang w:eastAsia="es-CL"/>
@@ -1788,220 +1821,70 @@
               <w:rPr>
                 <w:rFonts w:ascii="Calibri" w:hAnsi="Calibri" w:cs="Arial"/>
                 <w:i/>
-                <w:color w:val="548DD4"/>
-                <w:sz w:val="20"/>
-                <w:szCs w:val="20"/>
-                <w:lang w:eastAsia="es-CL"/>
-              </w:rPr>
-            </w:pPr>
-            <w:r>
-              <w:rPr>
-                <w:rFonts w:ascii="Calibri" w:hAnsi="Calibri" w:cs="Arial"/>
-                <w:i/>
-                <w:color w:val="548DD4"/>
-                <w:sz w:val="20"/>
-                <w:szCs w:val="20"/>
-                <w:lang w:eastAsia="es-CL"/>
-              </w:rPr>
-              <w:lastRenderedPageBreak/>
-              <w:t xml:space="preserve">¿A quiénes afecta </w:t>
-            </w:r>
-            <w:r>
-              <w:rPr>
-                <w:rFonts w:ascii="Calibri" w:hAnsi="Calibri" w:cs="Arial"/>
-                <w:i/>
-                <w:color w:val="548DD4"/>
-                <w:sz w:val="20"/>
-                <w:szCs w:val="20"/>
-                <w:lang w:eastAsia="es-CL"/>
-              </w:rPr>
-              <w:t xml:space="preserve">o impacta </w:t>
-            </w:r>
-            <w:r>
-              <w:rPr>
-                <w:rFonts w:ascii="Calibri" w:hAnsi="Calibri" w:cs="Arial"/>
-                <w:i/>
-                <w:color w:val="548DD4"/>
-                <w:sz w:val="20"/>
-                <w:szCs w:val="20"/>
-                <w:lang w:eastAsia="es-CL"/>
-              </w:rPr>
-              <w:t>la situación que vas a abordar? (Ej.: Grupo etario, usuarios de algún servicio, etc.)</w:t>
-            </w:r>
-            <w:r>
-              <w:rPr>
-                <w:rFonts w:ascii="Calibri" w:hAnsi="Calibri" w:cs="Arial"/>
-                <w:i/>
-                <w:color w:val="548DD4"/>
-                <w:sz w:val="20"/>
-                <w:szCs w:val="20"/>
-                <w:lang w:eastAsia="es-CL"/>
-              </w:rPr>
-              <w:t>.</w:t>
-            </w:r>
-          </w:p>
-          <w:p>
-            <w:pPr>
-              <w:jc w:val="both"/>
-              <w:rPr>
-                <w:rFonts w:ascii="Calibri" w:hAnsi="Calibri" w:cs="Arial"/>
                 <w:iCs/>
+                <w:color w:val="548DD4"/>
+                <w:sz w:val="20"/>
+                <w:szCs w:val="20"/>
+                <w:lang w:eastAsia="es-CL"/>
+              </w:rPr>
+            </w:pPr>
+            <w:r>
+              <w:rPr>
+                <w:rFonts w:ascii="Calibri" w:hAnsi="Calibri" w:cs="Arial"/>
+                <w:i/>
+                <w:iCs/>
+                <w:color w:val="548DD4"/>
+                <w:sz w:val="20"/>
+                <w:szCs w:val="20"/>
+                <w:lang w:eastAsia="es-CL"/>
+              </w:rPr>
+              <w:t xml:space="preserve">¿Cuál sería el aporte de valor </w:t>
+            </w:r>
+            <w:r>
+              <w:rPr>
+                <w:rFonts w:ascii="Calibri" w:hAnsi="Calibri" w:cs="Arial"/>
+                <w:i/>
+                <w:iCs/>
+                <w:color w:val="548DD4"/>
+                <w:sz w:val="20"/>
+                <w:szCs w:val="20"/>
+                <w:lang w:eastAsia="es-CL"/>
+              </w:rPr>
+              <w:t xml:space="preserve">(real o simulado) </w:t>
+            </w:r>
+            <w:r>
+              <w:rPr>
+                <w:rFonts w:ascii="Calibri" w:hAnsi="Calibri" w:cs="Arial"/>
+                <w:i/>
+                <w:iCs/>
+                <w:color w:val="548DD4"/>
+                <w:sz w:val="20"/>
+                <w:szCs w:val="20"/>
+                <w:lang w:eastAsia="es-CL"/>
+              </w:rPr>
+              <w:t>de tu Proyecto APT para el contexto laboral y/o social en que se situaría?</w:t>
+            </w:r>
+          </w:p>
+          <w:p>
+            <w:pPr>
+              <w:jc w:val="both"/>
+              <w:rPr>
+                <w:rFonts w:ascii="Calibri" w:hAnsi="Calibri" w:cs="Arial"/>
+                <w:color w:val="548DD4"/>
+                <w:sz w:val="20"/>
+                <w:szCs w:val="20"/>
+                <w:lang w:eastAsia="es-CL"/>
+              </w:rPr>
+            </w:pPr>
+            <w:r>
+              <w:rPr>
+                <w:rFonts w:ascii="Calibri" w:hAnsi="Calibri" w:cs="Arial"/>
                 <w:color w:val="000000" w:themeColor="text1"/>
                 <w:sz w:val="20"/>
                 <w:szCs w:val="20"/>
                 <w:lang w:eastAsia="es-CL"/>
               </w:rPr>
-            </w:pPr>
-            <w:r>
-              <w:rPr>
-                <w:rFonts w:ascii="Calibri" w:hAnsi="Calibri" w:cs="Arial"/>
-                <w:iCs/>
-                <w:color w:val="000000" w:themeColor="text1"/>
-                <w:sz w:val="20"/>
-                <w:szCs w:val="20"/>
-                <w:lang w:eastAsia="es-CL"/>
-              </w:rPr>
-              <w:t>La solución impacta directamente al equipo de Soporte Informático (optimizando sus tiempos de control operativos</w:t>
-            </w:r>
-            <w:r>
-              <w:rPr>
-                <w:rFonts w:ascii="Calibri" w:hAnsi="Calibri" w:cs="Arial"/>
-                <w:iCs/>
-                <w:color w:val="000000" w:themeColor="text1"/>
-                <w:sz w:val="20"/>
-                <w:szCs w:val="20"/>
-                <w:lang w:eastAsia="es-CL"/>
-              </w:rPr>
-              <w:t>),</w:t>
-            </w:r>
-            <w:r>
-              <w:rPr>
-                <w:rFonts w:ascii="Calibri" w:hAnsi="Calibri" w:cs="Arial"/>
-                <w:iCs/>
-                <w:color w:val="000000" w:themeColor="text1"/>
-                <w:sz w:val="20"/>
-                <w:szCs w:val="20"/>
-                <w:lang w:eastAsia="es-CL"/>
-              </w:rPr>
-              <w:t xml:space="preserve"> a las jefaturas de TI (entregando analítica para la toma de decisiones presupuestarias), y a la organización en general, mitigando riesgos legales y financieros ante entes fiscalizadores.</w:t>
-            </w:r>
-          </w:p>
-          <w:p>
-            <w:pPr>
-              <w:pStyle w:val="Prrafodelista"/>
-              <w:numPr>
-                <w:ilvl w:val="0"/>
-                <w:numId w:val="3"/>
-              </w:numPr>
-              <w:ind w:left="720"/>
-              <w:jc w:val="both"/>
-              <w:rPr>
-                <w:rFonts w:ascii="Calibri" w:hAnsi="Calibri" w:cs="Arial"/>
-                <w:i/>
-                <w:iCs/>
-                <w:color w:val="548DD4"/>
-                <w:sz w:val="20"/>
-                <w:szCs w:val="20"/>
-                <w:lang w:eastAsia="es-CL"/>
-              </w:rPr>
-            </w:pPr>
-            <w:r>
-              <w:rPr>
-                <w:rFonts w:ascii="Calibri" w:hAnsi="Calibri" w:cs="Arial"/>
-                <w:i/>
-                <w:iCs/>
-                <w:color w:val="548DD4"/>
-                <w:sz w:val="20"/>
-                <w:szCs w:val="20"/>
-                <w:lang w:eastAsia="es-CL"/>
-              </w:rPr>
-              <w:t xml:space="preserve">¿Cuál sería el aporte de valor </w:t>
-            </w:r>
-            <w:r>
-              <w:rPr>
-                <w:rFonts w:ascii="Calibri" w:hAnsi="Calibri" w:cs="Arial"/>
-                <w:i/>
-                <w:iCs/>
-                <w:color w:val="548DD4"/>
-                <w:sz w:val="20"/>
-                <w:szCs w:val="20"/>
-                <w:lang w:eastAsia="es-CL"/>
-              </w:rPr>
-              <w:t xml:space="preserve">(real o simulado) </w:t>
-            </w:r>
-            <w:r>
-              <w:rPr>
-                <w:rFonts w:ascii="Calibri" w:hAnsi="Calibri" w:cs="Arial"/>
-                <w:i/>
-                <w:iCs/>
-                <w:color w:val="548DD4"/>
-                <w:sz w:val="20"/>
-                <w:szCs w:val="20"/>
-                <w:lang w:eastAsia="es-CL"/>
-              </w:rPr>
-              <w:t>de tu Proyecto APT para el contexto laboral y/o social en que se situaría?</w:t>
-            </w:r>
-          </w:p>
-          <w:p>
-            <w:pPr>
-              <w:jc w:val="both"/>
-              <w:rPr>
-                <w:rFonts w:ascii="Calibri" w:hAnsi="Calibri" w:cs="Arial"/>
-                <w:color w:val="548DD4"/>
-                <w:sz w:val="20"/>
-                <w:szCs w:val="20"/>
-                <w:lang w:eastAsia="es-CL"/>
-              </w:rPr>
-            </w:pPr>
-            <w:r>
-              <w:rPr>
-                <w:rFonts w:ascii="Calibri" w:hAnsi="Calibri" w:cs="Arial"/>
-                <w:color w:val="000000" w:themeColor="text1"/>
-                <w:sz w:val="20"/>
-                <w:szCs w:val="20"/>
-                <w:lang w:eastAsia="es-CL"/>
-              </w:rPr>
-              <w:t>El proyecto aporta un valor real al automatizar y centralizar un proceso crítico</w:t>
-            </w:r>
-            <w:r>
-              <w:rPr>
-                <w:rFonts w:ascii="Calibri" w:hAnsi="Calibri" w:cs="Arial"/>
-                <w:color w:val="000000" w:themeColor="text1"/>
-                <w:sz w:val="20"/>
-                <w:szCs w:val="20"/>
-                <w:lang w:eastAsia="es-CL"/>
-              </w:rPr>
-              <w:t>, que esta</w:t>
-            </w:r>
-            <w:r>
-              <w:rPr>
-                <w:rFonts w:ascii="Calibri" w:hAnsi="Calibri" w:cs="Arial"/>
-                <w:color w:val="000000" w:themeColor="text1"/>
-                <w:sz w:val="20"/>
-                <w:szCs w:val="20"/>
-                <w:lang w:eastAsia="es-CL"/>
-              </w:rPr>
-              <w:t xml:space="preserve"> propens</w:t>
-            </w:r>
-            <w:r>
-              <w:rPr>
-                <w:rFonts w:ascii="Calibri" w:hAnsi="Calibri" w:cs="Arial"/>
-                <w:color w:val="000000" w:themeColor="text1"/>
-                <w:sz w:val="20"/>
-                <w:szCs w:val="20"/>
-                <w:lang w:eastAsia="es-CL"/>
-              </w:rPr>
-              <w:t>o</w:t>
-            </w:r>
-            <w:r>
-              <w:rPr>
-                <w:rFonts w:ascii="Calibri" w:hAnsi="Calibri" w:cs="Arial"/>
-                <w:color w:val="000000" w:themeColor="text1"/>
-                <w:sz w:val="20"/>
-                <w:szCs w:val="20"/>
-                <w:lang w:eastAsia="es-CL"/>
-              </w:rPr>
-              <w:t xml:space="preserve"> a errores basados en archivos locales corruptibles, a una plataforma web segura, íntegra y trazable</w:t>
+              <w:t>GATI aporta valor al transformar registros dispersos en información operacional y de gestión con trazabilidad. Disminuirá las búsquedas manuales, mantendrá registros consistentes y permitirá reconstruir el ciclo de vida de cada activo, respaldando cada movimiento con evidencia</w:t>
             </w:r>
             <w:r>
               <w:rPr>
@@ -2063,6 +1946,108 @@
                 <w:color w:val="548DD4"/>
                 <w:sz w:val="20"/>
                 <w:szCs w:val="20"/>
+                <w:lang w:eastAsia="es-CL"/>
+              </w:rPr>
+            </w:pPr>
+            <w:r>
+              <w:rPr>
+                <w:rFonts w:ascii="Calibri" w:hAnsi="Calibri" w:cs="Arial"/>
+                <w:i/>
+                <w:color w:val="548DD4"/>
+                <w:sz w:val="20"/>
+                <w:szCs w:val="20"/>
+                <w:lang w:eastAsia="es-CL"/>
+              </w:rPr>
+              <w:t>Señala qu</w:t>
+            </w:r>
+            <w:r>
+              <w:rPr>
+                <w:rFonts w:ascii="Calibri" w:hAnsi="Calibri" w:cs="Arial"/>
+                <w:i/>
+                <w:color w:val="548DD4"/>
+                <w:sz w:val="20"/>
+                <w:szCs w:val="20"/>
+                <w:lang w:eastAsia="es-CL"/>
+              </w:rPr>
+              <w:t>é</w:t>
+            </w:r>
+            <w:r>
+              <w:rPr>
+                <w:rFonts w:ascii="Calibri" w:hAnsi="Calibri" w:cs="Arial"/>
+                <w:i/>
+                <w:color w:val="548DD4"/>
+                <w:sz w:val="20"/>
+                <w:szCs w:val="20"/>
+                <w:lang w:eastAsia="es-CL"/>
+              </w:rPr>
+              <w:t xml:space="preserve"> se espera lograr con el proyecto </w:t>
+            </w:r>
+            <w:r>
+              <w:rPr>
+                <w:rFonts w:ascii="Calibri" w:hAnsi="Calibri" w:cs="Arial"/>
+                <w:i/>
+                <w:color w:val="548DD4"/>
+                <w:sz w:val="20"/>
+                <w:szCs w:val="20"/>
+                <w:lang w:eastAsia="es-CL"/>
+              </w:rPr>
+              <w:t xml:space="preserve">(objetivo) </w:t>
+            </w:r>
+            <w:r>
+              <w:rPr>
+                <w:rFonts w:ascii="Calibri" w:hAnsi="Calibri" w:cs="Arial"/>
+                <w:i/>
+                <w:color w:val="548DD4"/>
+                <w:sz w:val="20"/>
+                <w:szCs w:val="20"/>
+                <w:lang w:eastAsia="es-CL"/>
+              </w:rPr>
+              <w:t xml:space="preserve">y describe </w:t>
+            </w:r>
+            <w:r>
+              <w:rPr>
+                <w:rFonts w:ascii="Calibri" w:hAnsi="Calibri" w:cs="Arial"/>
+                <w:bCs/>
+                <w:i/>
+                <w:color w:val="548DD4"/>
+                <w:sz w:val="20"/>
+                <w:szCs w:val="20"/>
+                <w:lang w:eastAsia="es-CL"/>
+              </w:rPr>
+              <w:t>brevemente</w:t>
+            </w:r>
+            <w:r>
+              <w:rPr>
+                <w:rFonts w:ascii="Calibri" w:hAnsi="Calibri" w:cs="Arial"/>
+                <w:i/>
+                <w:color w:val="548DD4"/>
+                <w:sz w:val="20"/>
+                <w:szCs w:val="20"/>
+                <w:lang w:eastAsia="es-CL"/>
+              </w:rPr>
+              <w:t xml:space="preserve"> en qué consistiría, cómo planeas abordar la problemática presentada en el apartado</w:t>
+            </w:r>
+            <w:r>
+              <w:rPr>
+                <w:rFonts w:ascii="Calibri" w:hAnsi="Calibri" w:cs="Arial"/>
+                <w:i/>
+                <w:color w:val="548DD4"/>
+                <w:sz w:val="20"/>
+                <w:szCs w:val="20"/>
+                <w:lang w:eastAsia="es-CL"/>
+              </w:rPr>
+              <w:t xml:space="preserve"> anterior. </w:t>
+            </w:r>
+          </w:p>
+          <w:p>
+            <w:pPr>
+              <w:jc w:val="both"/>
+              <w:rPr>
+                <w:rFonts w:ascii="Calibri" w:hAnsi="Calibri" w:cs="Arial"/>
+                <w:i/>
+                <w:color w:val="548DD4"/>
+                <w:sz w:val="20"/>
+                <w:szCs w:val="20"/>
                 <w:highlight w:val="cyan"/>
                 <w:lang w:eastAsia="es-CL"/>
               </w:rPr>
@@ -2070,91 +2055,12 @@
             <w:r>
               <w:rPr>
                 <w:rFonts w:ascii="Calibri" w:hAnsi="Calibri" w:cs="Arial"/>
-                <w:i/>
-                <w:color w:val="548DD4"/>
-                <w:sz w:val="20"/>
-                <w:szCs w:val="20"/>
-                <w:lang w:eastAsia="es-CL"/>
-              </w:rPr>
-              <w:t>Señala qu</w:t>
-            </w:r>
-            <w:r>
-              <w:rPr>
-                <w:rFonts w:ascii="Calibri" w:hAnsi="Calibri" w:cs="Arial"/>
-                <w:i/>
-                <w:color w:val="548DD4"/>
-                <w:sz w:val="20"/>
-                <w:szCs w:val="20"/>
-                <w:lang w:eastAsia="es-CL"/>
-              </w:rPr>
-              <w:t>é</w:t>
-            </w:r>
-            <w:r>
-              <w:rPr>
-                <w:rFonts w:ascii="Calibri" w:hAnsi="Calibri" w:cs="Arial"/>
-                <w:i/>
-                <w:color w:val="548DD4"/>
-                <w:sz w:val="20"/>
-                <w:szCs w:val="20"/>
-                <w:lang w:eastAsia="es-CL"/>
-              </w:rPr>
-              <w:t xml:space="preserve"> se espera lograr con el proyecto </w:t>
-            </w:r>
-            <w:r>
-              <w:rPr>
-                <w:rFonts w:ascii="Calibri" w:hAnsi="Calibri" w:cs="Arial"/>
-                <w:i/>
-                <w:color w:val="548DD4"/>
-                <w:sz w:val="20"/>
-                <w:szCs w:val="20"/>
-                <w:lang w:eastAsia="es-CL"/>
-              </w:rPr>
-              <w:t xml:space="preserve">(objetivo) </w:t>
-            </w:r>
-            <w:r>
-              <w:rPr>
-                <w:rFonts w:ascii="Calibri" w:hAnsi="Calibri" w:cs="Arial"/>
-                <w:i/>
-                <w:color w:val="548DD4"/>
-                <w:sz w:val="20"/>
-                <w:szCs w:val="20"/>
-                <w:lang w:eastAsia="es-CL"/>
-              </w:rPr>
-              <w:t xml:space="preserve">y describe </w:t>
-            </w:r>
-            <w:r>
-              <w:rPr>
-                <w:rFonts w:ascii="Calibri" w:hAnsi="Calibri" w:cs="Arial"/>
-                <w:bCs/>
-                <w:i/>
-                <w:color w:val="548DD4"/>
-                <w:sz w:val="20"/>
-                <w:szCs w:val="20"/>
-                <w:lang w:eastAsia="es-CL"/>
-              </w:rPr>
-              <w:t>brevemente</w:t>
-            </w:r>
-            <w:r>
-              <w:rPr>
-                <w:rFonts w:ascii="Calibri" w:hAnsi="Calibri" w:cs="Arial"/>
-                <w:i/>
-                <w:color w:val="548DD4"/>
-                <w:sz w:val="20"/>
-                <w:szCs w:val="20"/>
-                <w:lang w:eastAsia="es-CL"/>
-              </w:rPr>
-              <w:t xml:space="preserve"> en qué consistiría, cómo planeas abordar la problemática presentada en el apartado</w:t>
-            </w:r>
-            <w:r>
-              <w:rPr>
-                <w:rFonts w:ascii="Calibri" w:hAnsi="Calibri" w:cs="Arial"/>
-                <w:i/>
-                <w:color w:val="548DD4"/>
-                <w:sz w:val="20"/>
-                <w:szCs w:val="20"/>
-                <w:lang w:eastAsia="es-CL"/>
-              </w:rPr>
-              <w:t xml:space="preserve"> anterior. </w:t>
+                <w:color w:val="000000" w:themeColor="text1"/>
+                <w:sz w:val="20"/>
+                <w:szCs w:val="20"/>
+                <w:lang w:eastAsia="es-CL"/>
+              </w:rPr>
+              <w:t>Se espera desarrollar GATI como un sistema web centralizado que permita registrar, consultar y controlar los activos tecnológicos y licencias de software. La solución conectará cada activo con su origen, responsable, documentación e historial, aplicando perfiles de acceso y conservando un historial auditable para la operación y gestión institucional.</w:t>
             </w:r>
           </w:p>
         </w:tc>
@@ -2295,6 +2201,30 @@
                 <w:color w:val="548DD4"/>
                 <w:sz w:val="20"/>
                 <w:szCs w:val="20"/>
+                <w:lang w:eastAsia="es-CL"/>
+              </w:rPr>
+            </w:pPr>
+            <w:r>
+              <w:rPr>
+                <w:rFonts w:ascii="Calibri" w:hAnsi="Calibri" w:cs="Arial"/>
+                <w:i/>
+                <w:color w:val="548DD4"/>
+                <w:sz w:val="20"/>
+                <w:szCs w:val="20"/>
+                <w:lang w:eastAsia="es-CL"/>
+              </w:rPr>
+              <w:t xml:space="preserve">¿De qué manera se relaciona el Proyecto APT con el perfil de egreso de tu carrera? ¿De qué manera son necesarias las competencias que seleccionaste para resolver la problemática a trabajar? </w:t>
+            </w:r>
+          </w:p>
+          <w:p>
+            <w:pPr>
+              <w:jc w:val="both"/>
+              <w:rPr>
+                <w:rFonts w:ascii="Calibri" w:hAnsi="Calibri" w:cs="Arial"/>
+                <w:i/>
+                <w:color w:val="548DD4"/>
+                <w:sz w:val="20"/>
+                <w:szCs w:val="20"/>
                 <w:highlight w:val="yellow"/>
                 <w:lang w:eastAsia="es-CL"/>
               </w:rPr>
@@ -2302,13 +2232,86 @@
             <w:r>
               <w:rPr>
                 <w:rFonts w:ascii="Calibri" w:hAnsi="Calibri" w:cs="Arial"/>
-                <w:i/>
-                <w:color w:val="548DD4"/>
-                <w:sz w:val="20"/>
-                <w:szCs w:val="20"/>
-                <w:lang w:eastAsia="es-CL"/>
-              </w:rPr>
-              <w:t xml:space="preserve">¿De qué manera se relaciona el Proyecto APT con el perfil de egreso de tu carrera? ¿De qué manera son necesarias las competencias que seleccionaste para resolver la problemática a trabajar? </w:t>
+                <w:color w:val="000000" w:themeColor="text1"/>
+                <w:sz w:val="20"/>
+                <w:szCs w:val="20"/>
+                <w:lang w:eastAsia="es-CL"/>
+              </w:rPr>
+              <w:t xml:space="preserve">El proyecto requiere aplicar directamente competencias de desarrollo y arquitectura de software para la construcción del </w:t>
+            </w:r>
+            <w:proofErr w:type="spellStart"/>
+            <w:r>
+              <w:rPr>
+                <w:rFonts w:ascii="Calibri" w:hAnsi="Calibri" w:cs="Arial"/>
+                <w:color w:val="000000" w:themeColor="text1"/>
+                <w:sz w:val="20"/>
+                <w:szCs w:val="20"/>
+                <w:lang w:eastAsia="es-CL"/>
+              </w:rPr>
+              <w:t>backend</w:t>
+            </w:r>
+            <w:proofErr w:type="spellEnd"/>
+            <w:r>
+              <w:rPr>
+                <w:rFonts w:ascii="Calibri" w:hAnsi="Calibri" w:cs="Arial"/>
+                <w:color w:val="000000" w:themeColor="text1"/>
+                <w:sz w:val="20"/>
+                <w:szCs w:val="20"/>
+                <w:lang w:eastAsia="es-CL"/>
+              </w:rPr>
+              <w:t xml:space="preserve"> y </w:t>
+            </w:r>
+            <w:proofErr w:type="spellStart"/>
+            <w:r>
+              <w:rPr>
+                <w:rFonts w:ascii="Calibri" w:hAnsi="Calibri" w:cs="Arial"/>
+                <w:color w:val="000000" w:themeColor="text1"/>
+                <w:sz w:val="20"/>
+                <w:szCs w:val="20"/>
+                <w:lang w:eastAsia="es-CL"/>
+              </w:rPr>
+              <w:t>frontend</w:t>
+            </w:r>
+            <w:proofErr w:type="spellEnd"/>
+            <w:r>
+              <w:rPr>
+                <w:rFonts w:ascii="Calibri" w:hAnsi="Calibri" w:cs="Arial"/>
+                <w:color w:val="000000" w:themeColor="text1"/>
+                <w:sz w:val="20"/>
+                <w:szCs w:val="20"/>
+                <w:lang w:eastAsia="es-CL"/>
+              </w:rPr>
+              <w:t xml:space="preserve"> de un sistema web modular. Además, exige poner en práctica la gestión de bases de datos mediante el modelado y administración de una base de datos centralizada y segura</w:t>
+            </w:r>
+            <w:r>
+              <w:rPr>
+                <w:rFonts w:ascii="Calibri" w:hAnsi="Calibri" w:cs="Arial"/>
+                <w:color w:val="000000" w:themeColor="text1"/>
+                <w:sz w:val="20"/>
+                <w:szCs w:val="20"/>
+                <w:lang w:eastAsia="es-CL"/>
+              </w:rPr>
+              <w:t xml:space="preserve">, </w:t>
+            </w:r>
+            <w:r>
+              <w:rPr>
+                <w:rFonts w:ascii="Calibri" w:hAnsi="Calibri" w:cs="Arial"/>
+                <w:color w:val="000000" w:themeColor="text1"/>
+                <w:sz w:val="20"/>
+                <w:szCs w:val="20"/>
+                <w:lang w:eastAsia="es-CL"/>
+              </w:rPr>
+              <w:t>garantizando la persistencia y trazabilidad de los activos</w:t>
+            </w:r>
+            <w:r>
+              <w:rPr>
+                <w:rFonts w:ascii="Calibri" w:hAnsi="Calibri" w:cs="Arial"/>
+                <w:color w:val="000000" w:themeColor="text1"/>
+                <w:sz w:val="20"/>
+                <w:szCs w:val="20"/>
+                <w:lang w:eastAsia="es-CL"/>
+              </w:rPr>
+              <w:t>.</w:t>
             </w:r>
           </w:p>
         </w:tc>
@@ -2398,6 +2401,52 @@
                 <w:color w:val="548DD4"/>
                 <w:sz w:val="20"/>
                 <w:szCs w:val="20"/>
+                <w:lang w:eastAsia="es-CL"/>
+              </w:rPr>
+            </w:pPr>
+            <w:r>
+              <w:rPr>
+                <w:rFonts w:ascii="Calibri" w:hAnsi="Calibri" w:cs="Arial"/>
+                <w:i/>
+                <w:color w:val="548DD4"/>
+                <w:sz w:val="20"/>
+                <w:szCs w:val="20"/>
+                <w:lang w:eastAsia="es-CL"/>
+              </w:rPr>
+              <w:t>¿Cuáles son tus intereses profesionales?  ¿Qué aspectos de tus intereses profesionales se ven reflejados en tu Proyecto APT? Realizar este Proyecto APT</w:t>
+            </w:r>
+            <w:r>
+              <w:rPr>
+                <w:rFonts w:ascii="Calibri" w:hAnsi="Calibri" w:cs="Arial"/>
+                <w:i/>
+                <w:color w:val="548DD4"/>
+                <w:sz w:val="20"/>
+                <w:szCs w:val="20"/>
+                <w:lang w:eastAsia="es-CL"/>
+              </w:rPr>
+              <w:t>,</w:t>
+            </w:r>
+            <w:r>
+              <w:rPr>
+                <w:rFonts w:ascii="Calibri" w:hAnsi="Calibri" w:cs="Arial"/>
+                <w:i/>
+                <w:color w:val="548DD4"/>
+                <w:sz w:val="20"/>
+                <w:szCs w:val="20"/>
+                <w:lang w:eastAsia="es-CL"/>
+              </w:rPr>
+              <w:t xml:space="preserve"> ¿de qué manera va a contribuir a tu desarrollo profesional? </w:t>
+            </w:r>
+          </w:p>
+          <w:p>
+            <w:pPr>
+              <w:jc w:val="both"/>
+              <w:rPr>
+                <w:rFonts w:ascii="Calibri" w:hAnsi="Calibri" w:cs="Arial"/>
+                <w:i/>
+                <w:color w:val="548DD4"/>
+                <w:sz w:val="20"/>
+                <w:szCs w:val="20"/>
                 <w:highlight w:val="yellow"/>
                 <w:lang w:eastAsia="es-CL"/>
               </w:rPr>
@@ -2405,35 +2454,12 @@
             <w:r>
               <w:rPr>
                 <w:rFonts w:ascii="Calibri" w:hAnsi="Calibri" w:cs="Arial"/>
-                <w:i/>
-                <w:color w:val="548DD4"/>
-                <w:sz w:val="20"/>
-                <w:szCs w:val="20"/>
-                <w:lang w:eastAsia="es-CL"/>
-              </w:rPr>
-              <w:t>¿Cuáles son tus intereses profesionales?  ¿Qué aspectos de tus intereses profesionales se ven reflejados en tu Proyecto APT? Realizar este Proyecto APT</w:t>
-            </w:r>
-            <w:r>
-              <w:rPr>
-                <w:rFonts w:ascii="Calibri" w:hAnsi="Calibri" w:cs="Arial"/>
-                <w:i/>
-                <w:color w:val="548DD4"/>
-                <w:sz w:val="20"/>
-                <w:szCs w:val="20"/>
-                <w:lang w:eastAsia="es-CL"/>
-              </w:rPr>
-              <w:t>,</w:t>
-            </w:r>
-            <w:r>
-              <w:rPr>
-                <w:rFonts w:ascii="Calibri" w:hAnsi="Calibri" w:cs="Arial"/>
-                <w:i/>
-                <w:color w:val="548DD4"/>
-                <w:sz w:val="20"/>
-                <w:szCs w:val="20"/>
-                <w:lang w:eastAsia="es-CL"/>
-              </w:rPr>
-              <w:t xml:space="preserve"> ¿de qué manera va a contribuir a tu desarrollo profesional? </w:t>
+                <w:color w:val="000000" w:themeColor="text1"/>
+                <w:sz w:val="20"/>
+                <w:szCs w:val="20"/>
+                <w:lang w:eastAsia="es-CL"/>
+              </w:rPr>
+              <w:t>El proyecto permite consolidar el interés por el desarrollo de soluciones de software integrales y la gestión de proyectos de TI. Participar en la creación de un sistema que automatiza procesos críticos y genera indicadores de inteligencia empresarial contribuye al crecimiento profesional en áreas de análisis de negocio, despliegue de sistemas y arquitectura de bases de datos.</w:t>
             </w:r>
           </w:p>
         </w:tc>
@@ -2860,6 +2886,7 @@
                 <w:szCs w:val="20"/>
                 <w:lang w:eastAsia="es-CL"/>
               </w:rPr>
+              <w:lastRenderedPageBreak/>
               <w:t>Materiales requeridos</w:t>
             </w:r>
           </w:p>
@@ -2961,6 +2988,51 @@
                 <w:lang w:eastAsia="es-CL"/>
               </w:rPr>
               <w:t>s</w:t>
+            </w:r>
+          </w:p>
+          <w:p>
+            <w:pPr>
+              <w:jc w:val="both"/>
+              <w:rPr>
+                <w:rFonts w:ascii="Calibri" w:hAnsi="Calibri" w:cs="Arial"/>
+                <w:i/>
+                <w:color w:val="548DD4"/>
+                <w:sz w:val="20"/>
+                <w:szCs w:val="20"/>
+                <w:lang w:eastAsia="es-CL"/>
+              </w:rPr>
+            </w:pPr>
+            <w:r>
+              <w:rPr>
+                <w:rFonts w:ascii="Calibri" w:hAnsi="Calibri" w:cs="Arial"/>
+                <w:color w:val="000000" w:themeColor="text1"/>
+                <w:sz w:val="20"/>
+                <w:szCs w:val="20"/>
+                <w:lang w:eastAsia="es-CL"/>
+              </w:rPr>
+              <w:t>El desarrollo es factible porque se utilizará una metodología tradicional en cascada que permite organizar secuencialmente las etapas de análisis, diseño, construcción, integración y validación durante el semestre. La arquitectura propuesta es modular y utilizará un modelo de datos no relacional (</w:t>
+            </w:r>
+            <w:proofErr w:type="spellStart"/>
+            <w:r>
+              <w:rPr>
+                <w:rFonts w:ascii="Calibri" w:hAnsi="Calibri" w:cs="Arial"/>
+                <w:color w:val="000000" w:themeColor="text1"/>
+                <w:sz w:val="20"/>
+                <w:szCs w:val="20"/>
+                <w:lang w:eastAsia="es-CL"/>
+              </w:rPr>
+              <w:t>FireStore</w:t>
+            </w:r>
+            <w:proofErr w:type="spellEnd"/>
+            <w:r>
+              <w:rPr>
+                <w:rFonts w:ascii="Calibri" w:hAnsi="Calibri" w:cs="Arial"/>
+                <w:color w:val="000000" w:themeColor="text1"/>
+                <w:sz w:val="20"/>
+                <w:szCs w:val="20"/>
+                <w:lang w:eastAsia="es-CL"/>
+              </w:rPr>
+              <w:t>) enfocado en el alcance funcional inicial (MVP), lo que hace controlable el tiempo de desarrollo. Contar con un equipo de cuatro integrantes (Ruben Mansilla, Eduardo Compan, Alejandro Gysling y Carlos Araya) facilita la distribución de responsabilidades y tareas.</w:t>
             </w:r>
           </w:p>
         </w:tc>
@@ -3093,15 +3165,7 @@
                 <w:rFonts w:ascii="Calibri" w:hAnsi="Calibri"/>
                 <w:color w:val="1F3864" w:themeColor="accent1" w:themeShade="80"/>
               </w:rPr>
-              <w:t xml:space="preserve">En este apartado debes definir objetivos generales y específicos del Proyecto APT. Es importante aclarar que los objetivos se deben plantear en forma clara, concisa y sin dar mayores explicaciones, es decir, </w:t>
-            </w:r>
-            <w:r>
-              <w:rPr>
-                <w:rFonts w:ascii="Calibri" w:hAnsi="Calibri"/>
-                <w:color w:val="1F3864" w:themeColor="accent1" w:themeShade="80"/>
-              </w:rPr>
-              <w:lastRenderedPageBreak/>
-              <w:t>deben entenderse por sí solos. Se sugiere redactarlos utilizando un verbo en infinitivo, pues ello obliga a precisar acciones concretas.</w:t>
+              <w:t>En este apartado debes definir objetivos generales y específicos del Proyecto APT. Es importante aclarar que los objetivos se deben plantear en forma clara, concisa y sin dar mayores explicaciones, es decir, deben entenderse por sí solos. Se sugiere redactarlos utilizando un verbo en infinitivo, pues ello obliga a precisar acciones concretas.</w:t>
             </w:r>
           </w:p>
         </w:tc>
@@ -3550,6 +3614,29 @@
               <w:t>rlo.</w:t>
             </w:r>
           </w:p>
+          <w:p>
+            <w:pPr>
+              <w:jc w:val="both"/>
+              <w:rPr>
+                <w:rFonts w:ascii="Calibri" w:hAnsi="Calibri" w:cs="Arial"/>
+                <w:i/>
+                <w:color w:val="548DD4"/>
+                <w:sz w:val="20"/>
+                <w:szCs w:val="20"/>
+                <w:lang w:eastAsia="es-CL"/>
+              </w:rPr>
+            </w:pPr>
+            <w:r>
+              <w:rPr>
+                <w:rFonts w:ascii="Calibri" w:hAnsi="Calibri" w:cs="Arial"/>
+                <w:color w:val="000000" w:themeColor="text1"/>
+                <w:sz w:val="20"/>
+                <w:szCs w:val="20"/>
+                <w:lang w:eastAsia="es-CL"/>
+              </w:rPr>
+              <w:t>Desarrollar una versión funcional inicial de GATI como sistema web modular y centralizado para gestionar la trazabilidad del ciclo de vida de los activos tecnológicos y las licencias de software, desde su adquisición hasta su devolución, reasignación o baja, integrando historial, evidencias, consultas e indicadores que apoyen el control operativo y la toma de decisiones.</w:t>
+            </w:r>
+          </w:p>
         </w:tc>
       </w:tr>
       <w:tr>
@@ -3706,6 +3793,284 @@
                 <w:lang w:eastAsia="es-CL"/>
               </w:rPr>
               <w:t xml:space="preserve">. </w:t>
+            </w:r>
+          </w:p>
+          <w:p>
+            <w:pPr>
+              <w:pStyle w:val="Prrafodelista"/>
+              <w:numPr>
+                <w:ilvl w:val="0"/>
+                <w:numId w:val="3"/>
+              </w:numPr>
+              <w:jc w:val="both"/>
+              <w:rPr>
+                <w:rFonts w:ascii="Calibri" w:hAnsi="Calibri" w:cs="Arial"/>
+                <w:i/>
+                <w:color w:val="548DD4"/>
+                <w:sz w:val="20"/>
+                <w:szCs w:val="20"/>
+                <w:lang w:eastAsia="es-CL"/>
+              </w:rPr>
+            </w:pPr>
+            <w:r>
+              <w:rPr>
+                <w:rFonts w:ascii="Calibri" w:hAnsi="Calibri" w:cs="Arial"/>
+                <w:color w:val="000000" w:themeColor="text1"/>
+                <w:sz w:val="20"/>
+                <w:szCs w:val="20"/>
+                <w:lang w:eastAsia="es-CL"/>
+              </w:rPr>
+              <w:t xml:space="preserve">OE1: Levantar y documentar el proceso actual de gestión de activos tecnológicos y licencias, identificando actores, fuentes de información, reglas de negocio, necesidades, requisitos funcionales y no funcionales, criterios de aceptación y una línea base para evaluar el resultado del proyecto.  </w:t>
+            </w:r>
+          </w:p>
+          <w:p>
+            <w:pPr>
+              <w:pStyle w:val="Prrafodelista"/>
+              <w:ind w:left="1080"/>
+              <w:jc w:val="both"/>
+              <w:rPr>
+                <w:rFonts w:ascii="Calibri" w:hAnsi="Calibri" w:cs="Arial"/>
+                <w:i/>
+                <w:color w:val="548DD4"/>
+                <w:sz w:val="20"/>
+                <w:szCs w:val="20"/>
+                <w:lang w:eastAsia="es-CL"/>
+              </w:rPr>
+            </w:pPr>
+          </w:p>
+          <w:p>
+            <w:pPr>
+              <w:pStyle w:val="Prrafodelista"/>
+              <w:numPr>
+                <w:ilvl w:val="0"/>
+                <w:numId w:val="3"/>
+              </w:numPr>
+              <w:jc w:val="both"/>
+              <w:rPr>
+                <w:rFonts w:ascii="Calibri" w:hAnsi="Calibri" w:cs="Arial"/>
+                <w:i/>
+                <w:color w:val="548DD4"/>
+                <w:sz w:val="20"/>
+                <w:szCs w:val="20"/>
+                <w:lang w:eastAsia="es-CL"/>
+              </w:rPr>
+            </w:pPr>
+            <w:r>
+              <w:rPr>
+                <w:rFonts w:ascii="Calibri" w:hAnsi="Calibri" w:cs="Arial"/>
+                <w:color w:val="000000" w:themeColor="text1"/>
+                <w:sz w:val="20"/>
+                <w:szCs w:val="20"/>
+                <w:lang w:eastAsia="es-CL"/>
+              </w:rPr>
+              <w:t xml:space="preserve">OE2: Diseñar una arquitectura modular, un modelo de datos no relacional en </w:t>
+            </w:r>
+            <w:proofErr w:type="spellStart"/>
+            <w:r>
+              <w:rPr>
+                <w:rFonts w:ascii="Calibri" w:hAnsi="Calibri" w:cs="Arial"/>
+                <w:color w:val="000000" w:themeColor="text1"/>
+                <w:sz w:val="20"/>
+                <w:szCs w:val="20"/>
+                <w:lang w:eastAsia="es-CL"/>
+              </w:rPr>
+              <w:t>FireStore</w:t>
+            </w:r>
+            <w:proofErr w:type="spellEnd"/>
+            <w:r>
+              <w:rPr>
+                <w:rFonts w:ascii="Calibri" w:hAnsi="Calibri" w:cs="Arial"/>
+                <w:color w:val="000000" w:themeColor="text1"/>
+                <w:sz w:val="20"/>
+                <w:szCs w:val="20"/>
+                <w:lang w:eastAsia="es-CL"/>
+              </w:rPr>
+              <w:t xml:space="preserve"> y un esquema de seguridad basado en roles que relacionen orden de compra, activo o licencia, inventario, usuario, acta, historial y movimiento, incorporando auditabilidad.  </w:t>
+            </w:r>
+          </w:p>
+          <w:p>
+            <w:pPr>
+              <w:pStyle w:val="Prrafodelista"/>
+              <w:ind w:left="1080"/>
+              <w:jc w:val="both"/>
+              <w:rPr>
+                <w:rFonts w:ascii="Calibri" w:hAnsi="Calibri" w:cs="Arial"/>
+                <w:i/>
+                <w:color w:val="548DD4"/>
+                <w:sz w:val="20"/>
+                <w:szCs w:val="20"/>
+                <w:lang w:eastAsia="es-CL"/>
+              </w:rPr>
+            </w:pPr>
+          </w:p>
+          <w:p>
+            <w:pPr>
+              <w:pStyle w:val="Prrafodelista"/>
+              <w:numPr>
+                <w:ilvl w:val="0"/>
+                <w:numId w:val="3"/>
+              </w:numPr>
+              <w:jc w:val="both"/>
+              <w:rPr>
+                <w:rFonts w:ascii="Calibri" w:hAnsi="Calibri" w:cs="Arial"/>
+                <w:i/>
+                <w:color w:val="548DD4"/>
+                <w:sz w:val="20"/>
+                <w:szCs w:val="20"/>
+                <w:lang w:eastAsia="es-CL"/>
+              </w:rPr>
+            </w:pPr>
+            <w:r>
+              <w:rPr>
+                <w:rFonts w:ascii="Calibri" w:hAnsi="Calibri" w:cs="Arial"/>
+                <w:color w:val="000000" w:themeColor="text1"/>
+                <w:sz w:val="20"/>
+                <w:szCs w:val="20"/>
+                <w:lang w:eastAsia="es-CL"/>
+              </w:rPr>
+              <w:t xml:space="preserve">OE3: Implementar los mantenedores de datos maestros y los procesos transaccionales de adquisición, inventario, asignación, </w:t>
+            </w:r>
+            <w:r>
+              <w:rPr>
+                <w:rFonts w:ascii="Calibri" w:hAnsi="Calibri" w:cs="Arial"/>
+                <w:color w:val="000000" w:themeColor="text1"/>
+                <w:sz w:val="20"/>
+                <w:szCs w:val="20"/>
+                <w:lang w:eastAsia="es-CL"/>
+              </w:rPr>
+              <w:lastRenderedPageBreak/>
+              <w:t xml:space="preserve">entrega, devolución, reasignación y baja, vinculando actas o evidencias y preservando el historial de responsables y cambios.  </w:t>
+            </w:r>
+          </w:p>
+          <w:p>
+            <w:pPr>
+              <w:pStyle w:val="Prrafodelista"/>
+              <w:rPr>
+                <w:rFonts w:ascii="Calibri" w:hAnsi="Calibri" w:cs="Arial"/>
+                <w:color w:val="000000" w:themeColor="text1"/>
+                <w:sz w:val="20"/>
+                <w:szCs w:val="20"/>
+                <w:lang w:eastAsia="es-CL"/>
+              </w:rPr>
+            </w:pPr>
+          </w:p>
+          <w:p>
+            <w:pPr>
+              <w:pStyle w:val="Prrafodelista"/>
+              <w:numPr>
+                <w:ilvl w:val="0"/>
+                <w:numId w:val="3"/>
+              </w:numPr>
+              <w:jc w:val="both"/>
+              <w:rPr>
+                <w:rFonts w:ascii="Calibri" w:hAnsi="Calibri" w:cs="Arial"/>
+                <w:i/>
+                <w:color w:val="548DD4"/>
+                <w:sz w:val="20"/>
+                <w:szCs w:val="20"/>
+                <w:lang w:eastAsia="es-CL"/>
+              </w:rPr>
+            </w:pPr>
+            <w:r>
+              <w:rPr>
+                <w:rFonts w:ascii="Calibri" w:hAnsi="Calibri" w:cs="Arial"/>
+                <w:color w:val="000000" w:themeColor="text1"/>
+                <w:sz w:val="20"/>
+                <w:szCs w:val="20"/>
+                <w:lang w:eastAsia="es-CL"/>
+              </w:rPr>
+              <w:t xml:space="preserve">OE4: Desarrollar consultas, reportes e indicadores de gestión sobre disponibilidad, asignación, estado, antigüedad y nivel de trazabilidad, facilitando la búsqueda de antecedentes y el apoyo a la planificación y a la toma de decisiones.  </w:t>
+            </w:r>
+          </w:p>
+          <w:p>
+            <w:pPr>
+              <w:pStyle w:val="Prrafodelista"/>
+              <w:rPr>
+                <w:rFonts w:ascii="Calibri" w:hAnsi="Calibri" w:cs="Arial"/>
+                <w:color w:val="000000" w:themeColor="text1"/>
+                <w:sz w:val="20"/>
+                <w:szCs w:val="20"/>
+                <w:lang w:eastAsia="es-CL"/>
+              </w:rPr>
+            </w:pPr>
+          </w:p>
+          <w:p>
+            <w:pPr>
+              <w:pStyle w:val="Prrafodelista"/>
+              <w:numPr>
+                <w:ilvl w:val="0"/>
+                <w:numId w:val="3"/>
+              </w:numPr>
+              <w:jc w:val="both"/>
+              <w:rPr>
+                <w:rFonts w:ascii="Calibri" w:hAnsi="Calibri" w:cs="Arial"/>
+                <w:i/>
+                <w:color w:val="548DD4"/>
+                <w:sz w:val="20"/>
+                <w:szCs w:val="20"/>
+                <w:lang w:eastAsia="es-CL"/>
+              </w:rPr>
+            </w:pPr>
+            <w:r>
+              <w:rPr>
+                <w:rFonts w:ascii="Calibri" w:hAnsi="Calibri" w:cs="Arial"/>
+                <w:color w:val="000000" w:themeColor="text1"/>
+                <w:sz w:val="20"/>
+                <w:szCs w:val="20"/>
+                <w:lang w:eastAsia="es-CL"/>
+              </w:rPr>
+              <w:t xml:space="preserve">OE5: Diseñar e implementar una capa de integración desacoplada con una API, utilizando un entorno real de prueba o un servicio simulado que permita verificar el intercambio, la validación y el manejo seguro de datos.  </w:t>
+            </w:r>
+          </w:p>
+          <w:p>
+            <w:pPr>
+              <w:pStyle w:val="Prrafodelista"/>
+              <w:rPr>
+                <w:rFonts w:ascii="Calibri" w:hAnsi="Calibri" w:cs="Arial"/>
+                <w:color w:val="000000" w:themeColor="text1"/>
+                <w:sz w:val="20"/>
+                <w:szCs w:val="20"/>
+                <w:lang w:eastAsia="es-CL"/>
+              </w:rPr>
+            </w:pPr>
+          </w:p>
+          <w:p>
+            <w:pPr>
+              <w:pStyle w:val="Prrafodelista"/>
+              <w:numPr>
+                <w:ilvl w:val="0"/>
+                <w:numId w:val="3"/>
+              </w:numPr>
+              <w:jc w:val="both"/>
+              <w:rPr>
+                <w:rFonts w:ascii="Calibri" w:hAnsi="Calibri" w:cs="Arial"/>
+                <w:i/>
+                <w:color w:val="548DD4"/>
+                <w:sz w:val="20"/>
+                <w:szCs w:val="20"/>
+                <w:lang w:eastAsia="es-CL"/>
+              </w:rPr>
+            </w:pPr>
+            <w:r>
+              <w:rPr>
+                <w:rFonts w:ascii="Calibri" w:hAnsi="Calibri" w:cs="Arial"/>
+                <w:color w:val="000000" w:themeColor="text1"/>
+                <w:sz w:val="20"/>
+                <w:szCs w:val="20"/>
+                <w:lang w:eastAsia="es-CL"/>
+              </w:rPr>
+              <w:t>OE6: Verificar el cumplimiento funcional, técnico y documental de GATI mediante una estrategia de pruebas, casos de prueba, matriz de trazabilidad, registro de defectos y evidencias de ejecución, evaluando los resultados frente a los requisitos y criterios de aceptación definidos</w:t>
+            </w:r>
+            <w:r>
+              <w:rPr>
+                <w:rFonts w:ascii="Calibri" w:hAnsi="Calibri" w:cs="Arial"/>
+                <w:i/>
+                <w:color w:val="548DD4"/>
+                <w:sz w:val="20"/>
+                <w:szCs w:val="20"/>
+                <w:lang w:eastAsia="es-CL"/>
+              </w:rPr>
+              <w:t>.</w:t>
             </w:r>
           </w:p>
         </w:tc>
@@ -4141,6 +4506,274 @@
               <w:rPr>
                 <w:rFonts w:ascii="Calibri" w:hAnsi="Calibri" w:cs="Arial"/>
                 <w:i/>
+                <w:color w:val="548DD4"/>
+                <w:sz w:val="20"/>
+                <w:szCs w:val="20"/>
+                <w:lang w:eastAsia="es-CL"/>
+              </w:rPr>
+            </w:pPr>
+            <w:r>
+              <w:rPr>
+                <w:rFonts w:ascii="Calibri" w:hAnsi="Calibri" w:cs="Arial"/>
+                <w:i/>
+                <w:color w:val="548DD4"/>
+                <w:sz w:val="20"/>
+                <w:szCs w:val="20"/>
+                <w:lang w:eastAsia="es-CL"/>
+              </w:rPr>
+              <w:t>Cuando el proyecto a desarrollar es grupal, es necesario incorporar la definición de las funciones, tareas y responsabilidades asociadas a cada integrante del equipo.</w:t>
+            </w:r>
+          </w:p>
+          <w:p>
+            <w:pPr>
+              <w:jc w:val="both"/>
+              <w:rPr>
+                <w:rFonts w:ascii="Calibri" w:hAnsi="Calibri" w:cs="Arial"/>
+                <w:color w:val="000000" w:themeColor="text1"/>
+                <w:sz w:val="20"/>
+                <w:szCs w:val="20"/>
+                <w:lang w:eastAsia="es-CL"/>
+              </w:rPr>
+            </w:pPr>
+            <w:r>
+              <w:rPr>
+                <w:rFonts w:ascii="Calibri" w:hAnsi="Calibri" w:cs="Arial"/>
+                <w:color w:val="000000" w:themeColor="text1"/>
+                <w:sz w:val="20"/>
+                <w:szCs w:val="20"/>
+                <w:lang w:eastAsia="es-CL"/>
+              </w:rPr>
+              <w:t>Para abordar la problemática y cumplir con los objetivos trazados, el equipo utilizará la metodología tradicional en cascada. Esta metodología fue seleccionada porque permite seguir una secuencia lógica y estructurada alineada con los objetivos específicos del proyecto:</w:t>
+            </w:r>
+          </w:p>
+          <w:p>
+            <w:pPr>
+              <w:pStyle w:val="Prrafodelista"/>
+              <w:numPr>
+                <w:ilvl w:val="0"/>
+                <w:numId w:val="3"/>
+              </w:numPr>
+              <w:jc w:val="both"/>
+              <w:rPr>
+                <w:rFonts w:ascii="Calibri" w:hAnsi="Calibri" w:cs="Arial"/>
+                <w:color w:val="000000" w:themeColor="text1"/>
+                <w:sz w:val="20"/>
+                <w:szCs w:val="20"/>
+                <w:lang w:eastAsia="es-CL"/>
+              </w:rPr>
+            </w:pPr>
+            <w:r>
+              <w:rPr>
+                <w:rFonts w:ascii="Calibri" w:hAnsi="Calibri" w:cs="Arial"/>
+                <w:color w:val="000000" w:themeColor="text1"/>
+                <w:sz w:val="20"/>
+                <w:szCs w:val="20"/>
+                <w:lang w:eastAsia="es-CL"/>
+              </w:rPr>
+              <w:t xml:space="preserve">Análisis (OE1): Se levantará la línea base, los requisitos funcionales y no funcionales, y los criterios de aceptación.  </w:t>
+            </w:r>
+          </w:p>
+          <w:p>
+            <w:pPr>
+              <w:pStyle w:val="Prrafodelista"/>
+              <w:ind w:left="1080"/>
+              <w:jc w:val="both"/>
+              <w:rPr>
+                <w:rFonts w:ascii="Calibri" w:hAnsi="Calibri" w:cs="Arial"/>
+                <w:color w:val="000000" w:themeColor="text1"/>
+                <w:sz w:val="20"/>
+                <w:szCs w:val="20"/>
+                <w:lang w:eastAsia="es-CL"/>
+              </w:rPr>
+            </w:pPr>
+          </w:p>
+          <w:p>
+            <w:pPr>
+              <w:pStyle w:val="Prrafodelista"/>
+              <w:numPr>
+                <w:ilvl w:val="0"/>
+                <w:numId w:val="3"/>
+              </w:numPr>
+              <w:jc w:val="both"/>
+              <w:rPr>
+                <w:rFonts w:ascii="Calibri" w:hAnsi="Calibri" w:cs="Arial"/>
+                <w:color w:val="000000" w:themeColor="text1"/>
+                <w:sz w:val="20"/>
+                <w:szCs w:val="20"/>
+                <w:lang w:eastAsia="es-CL"/>
+              </w:rPr>
+            </w:pPr>
+            <w:r>
+              <w:rPr>
+                <w:rFonts w:ascii="Calibri" w:hAnsi="Calibri" w:cs="Arial"/>
+                <w:color w:val="000000" w:themeColor="text1"/>
+                <w:sz w:val="20"/>
+                <w:szCs w:val="20"/>
+                <w:lang w:eastAsia="es-CL"/>
+              </w:rPr>
+              <w:t xml:space="preserve">Diseño (OE2): Se estructurará la arquitectura modular, el modelo de datos no relacional en </w:t>
+            </w:r>
+            <w:proofErr w:type="spellStart"/>
+            <w:r>
+              <w:rPr>
+                <w:rFonts w:ascii="Calibri" w:hAnsi="Calibri" w:cs="Arial"/>
+                <w:color w:val="000000" w:themeColor="text1"/>
+                <w:sz w:val="20"/>
+                <w:szCs w:val="20"/>
+                <w:lang w:eastAsia="es-CL"/>
+              </w:rPr>
+              <w:t>FireStore</w:t>
+            </w:r>
+            <w:proofErr w:type="spellEnd"/>
+            <w:r>
+              <w:rPr>
+                <w:rFonts w:ascii="Calibri" w:hAnsi="Calibri" w:cs="Arial"/>
+                <w:color w:val="000000" w:themeColor="text1"/>
+                <w:sz w:val="20"/>
+                <w:szCs w:val="20"/>
+                <w:lang w:eastAsia="es-CL"/>
+              </w:rPr>
+              <w:t xml:space="preserve"> y la matriz de seguridad.  </w:t>
+            </w:r>
+          </w:p>
+          <w:p>
+            <w:pPr>
+              <w:pStyle w:val="Prrafodelista"/>
+              <w:rPr>
+                <w:rFonts w:ascii="Calibri" w:hAnsi="Calibri" w:cs="Arial"/>
+                <w:color w:val="000000" w:themeColor="text1"/>
+                <w:sz w:val="20"/>
+                <w:szCs w:val="20"/>
+                <w:lang w:eastAsia="es-CL"/>
+              </w:rPr>
+            </w:pPr>
+          </w:p>
+          <w:p>
+            <w:pPr>
+              <w:pStyle w:val="Prrafodelista"/>
+              <w:numPr>
+                <w:ilvl w:val="0"/>
+                <w:numId w:val="3"/>
+              </w:numPr>
+              <w:jc w:val="both"/>
+              <w:rPr>
+                <w:rFonts w:ascii="Calibri" w:hAnsi="Calibri" w:cs="Arial"/>
+                <w:color w:val="000000" w:themeColor="text1"/>
+                <w:sz w:val="20"/>
+                <w:szCs w:val="20"/>
+                <w:lang w:eastAsia="es-CL"/>
+              </w:rPr>
+            </w:pPr>
+            <w:r>
+              <w:rPr>
+                <w:rFonts w:ascii="Calibri" w:hAnsi="Calibri" w:cs="Arial"/>
+                <w:color w:val="000000" w:themeColor="text1"/>
+                <w:sz w:val="20"/>
+                <w:szCs w:val="20"/>
+                <w:lang w:eastAsia="es-CL"/>
+              </w:rPr>
+              <w:t xml:space="preserve">Construcción (OE3 y OE4): Se desarrollarán los módulos transaccionales, mantenedores, consultas e indicadores de gestión.  </w:t>
+            </w:r>
+          </w:p>
+          <w:p>
+            <w:pPr>
+              <w:pStyle w:val="Prrafodelista"/>
+              <w:rPr>
+                <w:rFonts w:ascii="Calibri" w:hAnsi="Calibri" w:cs="Arial"/>
+                <w:color w:val="000000" w:themeColor="text1"/>
+                <w:sz w:val="20"/>
+                <w:szCs w:val="20"/>
+                <w:lang w:eastAsia="es-CL"/>
+              </w:rPr>
+            </w:pPr>
+          </w:p>
+          <w:p>
+            <w:pPr>
+              <w:pStyle w:val="Prrafodelista"/>
+              <w:numPr>
+                <w:ilvl w:val="0"/>
+                <w:numId w:val="3"/>
+              </w:numPr>
+              <w:jc w:val="both"/>
+              <w:rPr>
+                <w:rFonts w:ascii="Calibri" w:hAnsi="Calibri" w:cs="Arial"/>
+                <w:color w:val="000000" w:themeColor="text1"/>
+                <w:sz w:val="20"/>
+                <w:szCs w:val="20"/>
+                <w:lang w:eastAsia="es-CL"/>
+              </w:rPr>
+            </w:pPr>
+            <w:r>
+              <w:rPr>
+                <w:rFonts w:ascii="Calibri" w:hAnsi="Calibri" w:cs="Arial"/>
+                <w:color w:val="000000" w:themeColor="text1"/>
+                <w:sz w:val="20"/>
+                <w:szCs w:val="20"/>
+                <w:lang w:eastAsia="es-CL"/>
+              </w:rPr>
+              <w:t xml:space="preserve">Integración (OE5): Se acoplará la API externa (en entorno de pruebas o simulado) para consolidar el intercambio de datos.  Validación y Pruebas </w:t>
+            </w:r>
+          </w:p>
+          <w:p>
+            <w:pPr>
+              <w:pStyle w:val="Prrafodelista"/>
+              <w:rPr>
+                <w:rFonts w:ascii="Calibri" w:hAnsi="Calibri" w:cs="Arial"/>
+                <w:color w:val="000000" w:themeColor="text1"/>
+                <w:sz w:val="20"/>
+                <w:szCs w:val="20"/>
+                <w:lang w:eastAsia="es-CL"/>
+              </w:rPr>
+            </w:pPr>
+          </w:p>
+          <w:p>
+            <w:pPr>
+              <w:pStyle w:val="Prrafodelista"/>
+              <w:numPr>
+                <w:ilvl w:val="0"/>
+                <w:numId w:val="3"/>
+              </w:numPr>
+              <w:rPr>
+                <w:rFonts w:ascii="Calibri" w:hAnsi="Calibri" w:cs="Arial"/>
+                <w:color w:val="000000" w:themeColor="text1"/>
+                <w:sz w:val="20"/>
+                <w:szCs w:val="20"/>
+                <w:lang w:eastAsia="es-CL"/>
+              </w:rPr>
+            </w:pPr>
+            <w:r>
+              <w:rPr>
+                <w:rFonts w:ascii="Calibri" w:hAnsi="Calibri" w:cs="Arial"/>
+                <w:color w:val="000000" w:themeColor="text1"/>
+                <w:sz w:val="20"/>
+                <w:szCs w:val="20"/>
+                <w:lang w:eastAsia="es-CL"/>
+              </w:rPr>
+              <w:lastRenderedPageBreak/>
+              <w:t xml:space="preserve">(OE6): Se ejecutarán los casos de prueba y se documentará la matriz de trazabilidad para asegurar la calidad final.  </w:t>
+            </w:r>
+            <w:r>
+              <w:rPr>
+                <w:rFonts w:ascii="Calibri" w:hAnsi="Calibri" w:cs="Arial"/>
+                <w:color w:val="000000" w:themeColor="text1"/>
+                <w:sz w:val="20"/>
+                <w:szCs w:val="20"/>
+                <w:lang w:eastAsia="es-CL"/>
+              </w:rPr>
+              <w:br/>
+            </w:r>
+          </w:p>
+          <w:p>
+            <w:pPr>
+              <w:pStyle w:val="Prrafodelista"/>
+              <w:numPr>
+                <w:ilvl w:val="0"/>
+                <w:numId w:val="3"/>
+              </w:numPr>
+              <w:jc w:val="both"/>
+              <w:rPr>
+                <w:rFonts w:ascii="Calibri" w:hAnsi="Calibri" w:cs="Arial"/>
+                <w:i/>
                 <w:color w:val="FF0000"/>
                 <w:sz w:val="18"/>
                 <w:szCs w:val="20"/>
@@ -4150,29 +4783,17 @@
             <w:r>
               <w:rPr>
                 <w:rFonts w:ascii="Calibri" w:hAnsi="Calibri" w:cs="Arial"/>
-                <w:i/>
-                <w:color w:val="548DD4"/>
-                <w:sz w:val="20"/>
-                <w:szCs w:val="20"/>
-                <w:lang w:eastAsia="es-CL"/>
-              </w:rPr>
-              <w:t>Cuando el proyecto a desarrollar es grupal, es necesario incorporar la definición de las funciones, tareas y responsabilidades asociadas a cada integrante del equipo.</w:t>
+                <w:color w:val="000000" w:themeColor="text1"/>
+                <w:sz w:val="20"/>
+                <w:szCs w:val="20"/>
+                <w:lang w:eastAsia="es-CL"/>
+              </w:rPr>
+              <w:t>El proyecto será abordado de manera grupal por los integrantes Ruben Mansilla, Eduardo Compan, Alejandro Gysling y Carlos Araya.</w:t>
             </w:r>
           </w:p>
         </w:tc>
       </w:tr>
     </w:tbl>
-    <w:p>
-      <w:pPr>
-        <w:spacing w:after="0" w:line="360" w:lineRule="auto"/>
-        <w:jc w:val="both"/>
-        <w:rPr>
-          <w:b/>
-          <w:sz w:val="24"/>
-          <w:szCs w:val="24"/>
-        </w:rPr>
-      </w:pPr>
-    </w:p>
     <w:p>
       <w:pPr>
         <w:spacing w:after="0" w:line="240" w:lineRule="auto"/>
@@ -4182,14 +4803,6 @@
           <w:szCs w:val="24"/>
         </w:rPr>
       </w:pPr>
-      <w:r>
-        <w:rPr>
-          <w:b/>
-          <w:sz w:val="24"/>
-          <w:szCs w:val="24"/>
-        </w:rPr>
-        <w:br w:type="page"/>
-      </w:r>
     </w:p>
     <w:tbl>
       <w:tblPr>
@@ -4234,7 +4847,6 @@
                 <w:sz w:val="28"/>
                 <w:szCs w:val="28"/>
               </w:rPr>
-              <w:lastRenderedPageBreak/>
               <w:t>6</w:t>
             </w:r>
             <w:r>
@@ -5245,7 +5857,19 @@
                 <w:szCs w:val="20"/>
                 <w:lang w:eastAsia="es-CL"/>
               </w:rPr>
-              <w:t>requeridas para el desarrollo de la actividad.</w:t>
+              <w:t xml:space="preserve">requeridas para el </w:t>
+            </w:r>
+            <w:r>
+              <w:rPr>
+                <w:rFonts w:ascii="Calibri" w:hAnsi="Calibri" w:cs="Arial"/>
+                <w:i/>
+                <w:color w:val="548DD4"/>
+                <w:sz w:val="18"/>
+                <w:szCs w:val="20"/>
+                <w:lang w:eastAsia="es-CL"/>
+              </w:rPr>
+              <w:lastRenderedPageBreak/>
+              <w:t>desarrollo de la actividad.</w:t>
             </w:r>
           </w:p>
         </w:tc>
@@ -5271,6 +5895,7 @@
                 <w:szCs w:val="20"/>
                 <w:lang w:eastAsia="es-CL"/>
               </w:rPr>
+              <w:lastRenderedPageBreak/>
               <w:t>Señale el nombre de la tarea o actividad.</w:t>
             </w:r>
           </w:p>
@@ -5625,7 +6250,19 @@
                 <w:szCs w:val="20"/>
                 <w:lang w:eastAsia="es-CL"/>
               </w:rPr>
-              <w:t>presentar durante la ejecución de cada una de las actividades propuestas para llevar a cabo el plan de trabajo</w:t>
+              <w:t xml:space="preserve">presentar durante la ejecución de cada una de las actividades </w:t>
+            </w:r>
+            <w:r>
+              <w:rPr>
+                <w:rFonts w:ascii="Calibri" w:hAnsi="Calibri" w:cs="Arial"/>
+                <w:i/>
+                <w:color w:val="548DD4"/>
+                <w:sz w:val="18"/>
+                <w:szCs w:val="20"/>
+                <w:lang w:eastAsia="es-CL"/>
+              </w:rPr>
+              <w:lastRenderedPageBreak/>
+              <w:t>propuestas para llevar a cabo el plan de trabajo</w:t>
             </w:r>
             <w:r>
               <w:rPr>
@@ -5972,7 +6609,6 @@
                 <w:sz w:val="28"/>
                 <w:szCs w:val="28"/>
               </w:rPr>
-              <w:lastRenderedPageBreak/>
               <w:t>8</w:t>
             </w:r>
             <w:r>
@@ -7957,8 +8593,8 @@
   <w:abstractNum w:abstractNumId="0" w15:restartNumberingAfterBreak="0">
     <w:nsid w:val="129E5F86"/>
     <w:multiLevelType w:val="hybridMultilevel"/>
-    <w:tmpl w:val="0CC64708"/>
-    <w:lvl w:ilvl="0" w:tplc="340A0001">
+    <w:tmpl w:val="E6CA8024"/>
+    <w:lvl w:ilvl="0" w:tplc="444EDF34">
       <w:start w:val="1"/>
       <w:numFmt w:val="bullet"/>
       <w:lvlText w:val=""/>
@@ -7968,6 +8604,7 @@
       </w:pPr>
       <w:rPr>
         <w:rFonts w:ascii="Symbol" w:hAnsi="Symbol" w:hint="default"/>
+        <w:color w:val="000000" w:themeColor="text1"/>
       </w:rPr>
     </w:lvl>
     <w:lvl w:ilvl="1" w:tplc="340A0019" w:tentative="1">
@@ -9368,21 +10005,6 @@
 </file>
 
 <file path=customXml/item1.xml><?xml version="1.0" encoding="utf-8"?>
-<p:properties xmlns:p="http://schemas.microsoft.com/office/2006/metadata/properties" xmlns:xsi="http://www.w3.org/2001/XMLSchema-instance" xmlns:pc="http://schemas.microsoft.com/office/infopath/2007/PartnerControls">
-  <documentManagement/>
-</p:properties>
-</file>
-
-<file path=customXml/item2.xml><?xml version="1.0" encoding="utf-8"?>
-<?mso-contentType ?>
-<FormTemplates xmlns="http://schemas.microsoft.com/sharepoint/v3/contenttype/forms">
-  <Display>DocumentLibraryForm</Display>
-  <Edit>DocumentLibraryForm</Edit>
-  <New>DocumentLibraryForm</New>
-</FormTemplates>
-</file>
-
-<file path=customXml/item3.xml><?xml version="1.0" encoding="utf-8"?>
 <ct:contentTypeSchema xmlns:ct="http://schemas.microsoft.com/office/2006/metadata/contentType" xmlns:ma="http://schemas.microsoft.com/office/2006/metadata/properties/metaAttributes" ct:_="" ma:_="" ma:contentTypeName="Documento" ma:contentTypeID="0x010100E96778489EE7714D8BD12CC105EB918B" ma:contentTypeVersion="2" ma:contentTypeDescription="Crear nuevo documento." ma:contentTypeScope="" ma:versionID="416c5c7ae9b5d54d83875cd3c65194e3">
   <xsd:schema xmlns:xsd="http://www.w3.org/2001/XMLSchema" xmlns:xs="http://www.w3.org/2001/XMLSchema" xmlns:p="http://schemas.microsoft.com/office/2006/metadata/properties" xmlns:ns2="126e8a1c-9ea9-435a-ac89-d06c80d62e30" targetNamespace="http://schemas.microsoft.com/office/2006/metadata/properties" ma:root="true" ma:fieldsID="70a237c842677bd850644f8595079f5e" ns2:_="">
     <xsd:import namespace="126e8a1c-9ea9-435a-ac89-d06c80d62e30"/>
@@ -9514,24 +10136,22 @@
 </ct:contentTypeSchema>
 </file>
 
-<file path=customXml/itemProps1.xml><?xml version="1.0" encoding="utf-8"?>
-<ds:datastoreItem xmlns:ds="http://schemas.openxmlformats.org/officeDocument/2006/customXml" ds:itemID="{38174882-579A-45DC-A704-C035A9357F73}">
-  <ds:schemaRefs>
-    <ds:schemaRef ds:uri="http://schemas.microsoft.com/office/2006/metadata/properties"/>
-    <ds:schemaRef ds:uri="http://schemas.microsoft.com/office/infopath/2007/PartnerControls"/>
-  </ds:schemaRefs>
-</ds:datastoreItem>
+<file path=customXml/item2.xml><?xml version="1.0" encoding="utf-8"?>
+<?mso-contentType ?>
+<FormTemplates xmlns="http://schemas.microsoft.com/sharepoint/v3/contenttype/forms">
+  <Display>DocumentLibraryForm</Display>
+  <Edit>DocumentLibraryForm</Edit>
+  <New>DocumentLibraryForm</New>
+</FormTemplates>
 </file>
 
-<file path=customXml/itemProps2.xml><?xml version="1.0" encoding="utf-8"?>
-<ds:datastoreItem xmlns:ds="http://schemas.openxmlformats.org/officeDocument/2006/customXml" ds:itemID="{F3E3E2F7-59E7-4722-B872-D023DC9D1CC1}">
-  <ds:schemaRefs>
-    <ds:schemaRef ds:uri="http://schemas.microsoft.com/sharepoint/v3/contenttype/forms"/>
-  </ds:schemaRefs>
-</ds:datastoreItem>
+<file path=customXml/item3.xml><?xml version="1.0" encoding="utf-8"?>
+<p:properties xmlns:p="http://schemas.microsoft.com/office/2006/metadata/properties" xmlns:xsi="http://www.w3.org/2001/XMLSchema-instance" xmlns:pc="http://schemas.microsoft.com/office/infopath/2007/PartnerControls">
+  <documentManagement/>
+</p:properties>
 </file>
 
-<file path=customXml/itemProps3.xml><?xml version="1.0" encoding="utf-8"?>
+<file path=customXml/itemProps1.xml><?xml version="1.0" encoding="utf-8"?>
 <ds:datastoreItem xmlns:ds="http://schemas.openxmlformats.org/officeDocument/2006/customXml" ds:itemID="{7C9B9CFF-B258-43B4-948A-968A031773F5}">
   <ds:schemaRefs>
     <ds:schemaRef ds:uri="http://schemas.microsoft.com/office/2006/metadata/contentType"/>
@@ -9547,4 +10167,21 @@
     <ds:schemaRef ds:uri="http://schemas.microsoft.com/internal/obd"/>
   </ds:schemaRefs>
 </ds:datastoreItem>
+</file>
+
+<file path=customXml/itemProps2.xml><?xml version="1.0" encoding="utf-8"?>
+<ds:datastoreItem xmlns:ds="http://schemas.openxmlformats.org/officeDocument/2006/customXml" ds:itemID="{F3E3E2F7-59E7-4722-B872-D023DC9D1CC1}">
+  <ds:schemaRefs>
+    <ds:schemaRef ds:uri="http://schemas.microsoft.com/sharepoint/v3/contenttype/forms"/>
+  </ds:schemaRefs>
+</ds:datastoreItem>
+</file>
+
+<file path=customXml/itemProps3.xml><?xml version="1.0" encoding="utf-8"?>
+<ds:datastoreItem xmlns:ds="http://schemas.openxmlformats.org/officeDocument/2006/customXml" ds:itemID="{38174882-579A-45DC-A704-C035A9357F73}">
+  <ds:schemaRefs>
+    <ds:schemaRef ds:uri="http://schemas.microsoft.com/office/2006/metadata/properties"/>
+    <ds:schemaRef ds:uri="http://schemas.microsoft.com/office/infopath/2007/PartnerControls"/>
+  </ds:schemaRefs>
+</ds:datastoreItem>
 </file>
--- a/Fase 1/Evidencias Grupales/1.5_GuiaEstudiante_Fase 1_Definicion Proyecto APT.docx
+++ b/Fase 1/Evidencias Grupales/1.5_GuiaEstudiante_Fase 1_Definicion Proyecto APT.docx
@@ -570,6 +570,18 @@
               <w:rPr>
                 <w:b/>
               </w:rPr>
+              <w:t xml:space="preserve"> </w:t>
+            </w:r>
+            <w:r>
+              <w:rPr>
+                <w:b/>
+              </w:rPr>
+              <w:t>21.233.277-1</w:t>
+            </w:r>
+            <w:r>
+              <w:rPr>
+                <w:b/>
+              </w:rPr>
               <w:br/>
               <w:t>Eduardo Compan</w:t>
             </w:r>
@@ -577,6 +589,42 @@
               <w:rPr>
                 <w:b/>
               </w:rPr>
+              <w:t xml:space="preserve"> </w:t>
+            </w:r>
+            <w:r>
+              <w:rPr>
+                <w:b/>
+              </w:rPr>
+              <w:t>17</w:t>
+            </w:r>
+            <w:r>
+              <w:rPr>
+                <w:b/>
+              </w:rPr>
+              <w:t>.</w:t>
+            </w:r>
+            <w:r>
+              <w:rPr>
+                <w:b/>
+              </w:rPr>
+              <w:t>082</w:t>
+            </w:r>
+            <w:r>
+              <w:rPr>
+                <w:b/>
+              </w:rPr>
+              <w:t>.</w:t>
+            </w:r>
+            <w:r>
+              <w:rPr>
+                <w:b/>
+              </w:rPr>
+              <w:t>874-7</w:t>
+            </w:r>
+            <w:r>
+              <w:rPr>
+                <w:b/>
+              </w:rPr>
               <w:br/>
               <w:t>Carlos Araya</w:t>
             </w:r>
@@ -586,6 +634,48 @@
               </w:rPr>
               <w:br/>
               <w:t>Alejandro Gysling</w:t>
+            </w:r>
+            <w:r>
+              <w:rPr>
+                <w:b/>
+              </w:rPr>
+              <w:t xml:space="preserve"> </w:t>
+            </w:r>
+            <w:r>
+              <w:rPr>
+                <w:b/>
+              </w:rPr>
+              <w:t>19</w:t>
+            </w:r>
+            <w:r>
+              <w:rPr>
+                <w:b/>
+              </w:rPr>
+              <w:t>.</w:t>
+            </w:r>
+            <w:r>
+              <w:rPr>
+                <w:b/>
+              </w:rPr>
+              <w:t>056</w:t>
+            </w:r>
+            <w:r>
+              <w:rPr>
+                <w:b/>
+              </w:rPr>
+              <w:t>.</w:t>
+            </w:r>
+            <w:r>
+              <w:rPr>
+                <w:b/>
+              </w:rPr>
+              <w:t>749</w:t>
+            </w:r>
+            <w:r>
+              <w:rPr>
+                <w:b/>
+              </w:rPr>
+              <w:t>-4</w:t>
             </w:r>
           </w:p>
         </w:tc>
@@ -626,6 +716,97 @@
                 <w:b/>
               </w:rPr>
             </w:pPr>
+            <w:r>
+              <w:rPr>
+                <w:b/>
+              </w:rPr>
+              <w:t>21.233.277-1</w:t>
+            </w:r>
+            <w:r>
+              <w:rPr>
+                <w:b/>
+              </w:rPr>
+              <w:br/>
+            </w:r>
+            <w:r>
+              <w:rPr>
+                <w:b/>
+              </w:rPr>
+              <w:t>17</w:t>
+            </w:r>
+            <w:r>
+              <w:rPr>
+                <w:b/>
+              </w:rPr>
+              <w:t>.</w:t>
+            </w:r>
+            <w:r>
+              <w:rPr>
+                <w:b/>
+              </w:rPr>
+              <w:t>082</w:t>
+            </w:r>
+            <w:r>
+              <w:rPr>
+                <w:b/>
+              </w:rPr>
+              <w:t>.</w:t>
+            </w:r>
+            <w:r>
+              <w:rPr>
+                <w:b/>
+              </w:rPr>
+              <w:t>874-7</w:t>
+            </w:r>
+            <w:r>
+              <w:rPr>
+                <w:b/>
+              </w:rPr>
+              <w:br/>
+            </w:r>
+          </w:p>
+          <w:p>
+            <w:pPr>
+              <w:rPr>
+                <w:b/>
+              </w:rPr>
+            </w:pPr>
+            <w:r>
+              <w:rPr>
+                <w:b/>
+              </w:rPr>
+              <w:t>19</w:t>
+            </w:r>
+            <w:r>
+              <w:rPr>
+                <w:b/>
+              </w:rPr>
+              <w:t>.</w:t>
+            </w:r>
+            <w:r>
+              <w:rPr>
+                <w:b/>
+              </w:rPr>
+              <w:t>056</w:t>
+            </w:r>
+            <w:r>
+              <w:rPr>
+                <w:b/>
+              </w:rPr>
+              <w:t>.</w:t>
+            </w:r>
+            <w:r>
+              <w:rPr>
+                <w:b/>
+              </w:rPr>
+              <w:t>749</w:t>
+            </w:r>
+            <w:r>
+              <w:rPr>
+                <w:b/>
+              </w:rPr>
+              <w:t>-4</w:t>
+            </w:r>
           </w:p>
         </w:tc>
       </w:tr>
@@ -1124,6 +1305,7 @@
                 <w:szCs w:val="20"/>
                 <w:lang w:eastAsia="es-CL"/>
               </w:rPr>
+              <w:lastRenderedPageBreak/>
               <w:t>Gestión de proyectos de TI e inteligencia empresarial:</w:t>
             </w:r>
             <w:r>
@@ -1561,17 +1743,7 @@
                 <w:szCs w:val="20"/>
                 <w:lang w:eastAsia="es-CL"/>
               </w:rPr>
-              <w:t>El problema central radica en la ausencia de un sistema centralizado para la gestión y trazabilidad del ciclo de vida de los activos tecnológicos y de las licencias de software de la institución. Actualmente, el control se realiza mediante planillas Excel, correos electrónicos y consultas manuales, lo que genera búsquedas lentas y dificultad para validar cuál registro está vigente. Esto dificulta responder con rapidez y respaldo documental ante auditorías, procesos de baja o planificación de nuevas adquisiciones. Es altamente relevante para la carrera porque aborda la necesidad empresarial crítica de digitalizar y asegurar la integridad de la información.</w:t>
-            </w:r>
-            <w:r>
-              <w:rPr>
-                <w:rFonts w:ascii="Calibri" w:hAnsi="Calibri" w:cs="Arial"/>
-                <w:color w:val="000000" w:themeColor="text1"/>
-                <w:sz w:val="20"/>
-                <w:szCs w:val="20"/>
-                <w:lang w:eastAsia="es-CL"/>
-              </w:rPr>
-              <w:t xml:space="preserve"> </w:t>
+              <w:t xml:space="preserve">El problema central radica en la ausencia de un sistema centralizado para la gestión y trazabilidad del ciclo de vida de los activos tecnológicos y de las licencias de software de la institución. Actualmente, el control se realiza mediante planillas Excel, correos electrónicos y consultas manuales, lo que genera búsquedas lentas y dificultad para validar cuál registro está vigente. Esto dificulta responder con rapidez y respaldo documental ante auditorías, procesos de baja o planificación de nuevas adquisiciones. Es altamente relevante para la carrera porque aborda la necesidad empresarial crítica de digitalizar y asegurar la integridad de la información. </w:t>
             </w:r>
           </w:p>
           <w:p>
@@ -1721,6 +1893,7 @@
                 <w:szCs w:val="20"/>
                 <w:lang w:eastAsia="es-CL"/>
               </w:rPr>
+              <w:lastRenderedPageBreak/>
               <w:t xml:space="preserve">¿A quiénes afecta </w:t>
             </w:r>
             <w:r>
@@ -1779,19 +1952,7 @@
                 <w:szCs w:val="20"/>
                 <w:lang w:eastAsia="es-CL"/>
               </w:rPr>
-              <w:t xml:space="preserve">Impacta directamente al área de Soporte Informático, que actualmente debe reconstruir información mediante cruces manuales que consumen tiempo y pueden producir diferencias entre registros. También afecta a las jefaturas </w:t>
-            </w:r>
-            <w:r>
-              <w:rPr>
-                <w:rFonts w:ascii="Calibri" w:hAnsi="Calibri" w:cs="Arial"/>
-                <w:iCs/>
-                <w:color w:val="000000" w:themeColor="text1"/>
-                <w:sz w:val="20"/>
-                <w:szCs w:val="20"/>
-                <w:lang w:eastAsia="es-CL"/>
-              </w:rPr>
-              <w:lastRenderedPageBreak/>
-              <w:t>que requieren información consolidada sobre la disponibilidad y estado de los equipos para tomar decisiones.</w:t>
+              <w:t>Impacta directamente al área de Soporte Informático, que actualmente debe reconstruir información mediante cruces manuales que consumen tiempo y pueden producir diferencias entre registros. También afecta a las jefaturas que requieren información consolidada sobre la disponibilidad y estado de los equipos para tomar decisiones.</w:t>
             </w:r>
           </w:p>
           <w:p>
@@ -2659,6 +2820,7 @@
                 <w:szCs w:val="20"/>
                 <w:lang w:eastAsia="es-CL"/>
               </w:rPr>
+              <w:lastRenderedPageBreak/>
               <w:t>¿</w:t>
             </w:r>
             <w:r>
@@ -2886,7 +3048,6 @@
                 <w:szCs w:val="20"/>
                 <w:lang w:eastAsia="es-CL"/>
               </w:rPr>
-              <w:lastRenderedPageBreak/>
               <w:t>Materiales requeridos</w:t>
             </w:r>
           </w:p>
@@ -3885,7 +4046,18 @@
                 <w:szCs w:val="20"/>
                 <w:lang w:eastAsia="es-CL"/>
               </w:rPr>
-              <w:t xml:space="preserve"> y un esquema de seguridad basado en roles que relacionen orden de compra, activo o licencia, inventario, usuario, acta, historial y movimiento, incorporando auditabilidad.  </w:t>
+              <w:t xml:space="preserve"> y un esquema de seguridad basado en roles </w:t>
+            </w:r>
+            <w:r>
+              <w:rPr>
+                <w:rFonts w:ascii="Calibri" w:hAnsi="Calibri" w:cs="Arial"/>
+                <w:color w:val="000000" w:themeColor="text1"/>
+                <w:sz w:val="20"/>
+                <w:szCs w:val="20"/>
+                <w:lang w:eastAsia="es-CL"/>
+              </w:rPr>
+              <w:lastRenderedPageBreak/>
+              <w:t xml:space="preserve">que relacionen orden de compra, activo o licencia, inventario, usuario, acta, historial y movimiento, incorporando auditabilidad.  </w:t>
             </w:r>
           </w:p>
           <w:p>
@@ -3928,18 +4100,7 @@
                 <w:szCs w:val="20"/>
                 <w:lang w:eastAsia="es-CL"/>
               </w:rPr>
-              <w:t xml:space="preserve">OE3: Implementar los mantenedores de datos maestros y los procesos transaccionales de adquisición, inventario, asignación, </w:t>
-            </w:r>
-            <w:r>
-              <w:rPr>
-                <w:rFonts w:ascii="Calibri" w:hAnsi="Calibri" w:cs="Arial"/>
-                <w:color w:val="000000" w:themeColor="text1"/>
-                <w:sz w:val="20"/>
-                <w:szCs w:val="20"/>
-                <w:lang w:eastAsia="es-CL"/>
-              </w:rPr>
-              <w:lastRenderedPageBreak/>
-              <w:t xml:space="preserve">entrega, devolución, reasignación y baja, vinculando actas o evidencias y preservando el historial de responsables y cambios.  </w:t>
+              <w:t xml:space="preserve">OE3: Implementar los mantenedores de datos maestros y los procesos transaccionales de adquisición, inventario, asignación, entrega, devolución, reasignación y baja, vinculando actas o evidencias y preservando el historial de responsables y cambios.  </w:t>
             </w:r>
           </w:p>
           <w:p>
@@ -4672,6 +4833,7 @@
                 <w:szCs w:val="20"/>
                 <w:lang w:eastAsia="es-CL"/>
               </w:rPr>
+              <w:lastRenderedPageBreak/>
               <w:t xml:space="preserve">Construcción (OE3 y OE4): Se desarrollarán los módulos transaccionales, mantenedores, consultas e indicadores de gestión.  </w:t>
             </w:r>
           </w:p>
@@ -4749,7 +4911,6 @@
                 <w:szCs w:val="20"/>
                 <w:lang w:eastAsia="es-CL"/>
               </w:rPr>
-              <w:lastRenderedPageBreak/>
               <w:t xml:space="preserve">(OE6): Se ejecutarán los casos de prueba y se documentará la matriz de trazabilidad para asegurar la calidad final.  </w:t>
             </w:r>
             <w:r>
@@ -5835,7 +5996,7 @@
                 <w:szCs w:val="20"/>
                 <w:lang w:eastAsia="es-CL"/>
               </w:rPr>
-              <w:t xml:space="preserve">Nombra las competencias o unidades de competencias </w:t>
+              <w:t xml:space="preserve">Nombra las competencias o unidades de </w:t>
             </w:r>
             <w:r>
               <w:rPr>
@@ -5846,6 +6007,18 @@
                 <w:szCs w:val="20"/>
                 <w:lang w:eastAsia="es-CL"/>
               </w:rPr>
+              <w:lastRenderedPageBreak/>
+              <w:t xml:space="preserve">competencias </w:t>
+            </w:r>
+            <w:r>
+              <w:rPr>
+                <w:rFonts w:ascii="Calibri" w:hAnsi="Calibri" w:cs="Arial"/>
+                <w:i/>
+                <w:color w:val="548DD4"/>
+                <w:sz w:val="18"/>
+                <w:szCs w:val="20"/>
+                <w:lang w:eastAsia="es-CL"/>
+              </w:rPr>
               <w:t xml:space="preserve">que se relacionan con las diferentes actividades </w:t>
             </w:r>
             <w:r>
@@ -5857,19 +6030,7 @@
                 <w:szCs w:val="20"/>
                 <w:lang w:eastAsia="es-CL"/>
               </w:rPr>
-              <w:t xml:space="preserve">requeridas para el </w:t>
-            </w:r>
-            <w:r>
-              <w:rPr>
-                <w:rFonts w:ascii="Calibri" w:hAnsi="Calibri" w:cs="Arial"/>
-                <w:i/>
-                <w:color w:val="548DD4"/>
-                <w:sz w:val="18"/>
-                <w:szCs w:val="20"/>
-                <w:lang w:eastAsia="es-CL"/>
-              </w:rPr>
-              <w:lastRenderedPageBreak/>
-              <w:t>desarrollo de la actividad.</w:t>
+              <w:t>requeridas para el desarrollo de la actividad.</w:t>
             </w:r>
           </w:p>
         </w:tc>
@@ -5984,7 +6145,19 @@
                 <w:szCs w:val="20"/>
                 <w:lang w:eastAsia="es-CL"/>
               </w:rPr>
-              <w:t>Nombra los recursos necesarios para llevar a cabo las actividades definidas</w:t>
+              <w:t xml:space="preserve">Nombra los recursos necesarios para </w:t>
+            </w:r>
+            <w:r>
+              <w:rPr>
+                <w:rFonts w:ascii="Calibri" w:hAnsi="Calibri" w:cs="Arial"/>
+                <w:i/>
+                <w:color w:val="548DD4"/>
+                <w:sz w:val="18"/>
+                <w:szCs w:val="20"/>
+                <w:lang w:eastAsia="es-CL"/>
+              </w:rPr>
+              <w:lastRenderedPageBreak/>
+              <w:t>llevar a cabo las actividades definidas</w:t>
             </w:r>
             <w:r>
               <w:rPr>
@@ -6027,6 +6200,7 @@
                 <w:szCs w:val="20"/>
                 <w:lang w:eastAsia="es-CL"/>
               </w:rPr>
+              <w:lastRenderedPageBreak/>
               <w:t>Escrib</w:t>
             </w:r>
             <w:r>
@@ -6114,6 +6288,7 @@
                 <w:szCs w:val="20"/>
                 <w:lang w:eastAsia="es-CL"/>
               </w:rPr>
+              <w:lastRenderedPageBreak/>
               <w:t>Escrib</w:t>
             </w:r>
             <w:r>
@@ -6180,7 +6355,19 @@
                 <w:szCs w:val="20"/>
                 <w:lang w:eastAsia="es-CL"/>
               </w:rPr>
-              <w:t xml:space="preserve"> integrante del equipo responsable de la actividad y tareas asociadas.</w:t>
+              <w:t xml:space="preserve"> integrante del equipo </w:t>
+            </w:r>
+            <w:r>
+              <w:rPr>
+                <w:rFonts w:ascii="Calibri" w:hAnsi="Calibri" w:cs="Arial"/>
+                <w:i/>
+                <w:color w:val="548DD4"/>
+                <w:sz w:val="18"/>
+                <w:szCs w:val="20"/>
+                <w:lang w:eastAsia="es-CL"/>
+              </w:rPr>
+              <w:lastRenderedPageBreak/>
+              <w:t>responsable de la actividad y tareas asociadas.</w:t>
             </w:r>
           </w:p>
         </w:tc>
@@ -6206,6 +6393,7 @@
                 <w:szCs w:val="20"/>
                 <w:lang w:eastAsia="es-CL"/>
               </w:rPr>
+              <w:lastRenderedPageBreak/>
               <w:t>Escrib</w:t>
             </w:r>
             <w:r>
@@ -6228,7 +6416,7 @@
                 <w:szCs w:val="20"/>
                 <w:lang w:eastAsia="es-CL"/>
               </w:rPr>
-              <w:t xml:space="preserve"> las dificultades o facilitadores que se </w:t>
+              <w:t xml:space="preserve"> las dificultades o facilitadores que </w:t>
             </w:r>
             <w:r>
               <w:rPr>
@@ -6239,6 +6427,18 @@
                 <w:szCs w:val="20"/>
                 <w:lang w:eastAsia="es-CL"/>
               </w:rPr>
+              <w:lastRenderedPageBreak/>
+              <w:t xml:space="preserve">se </w:t>
+            </w:r>
+            <w:r>
+              <w:rPr>
+                <w:rFonts w:ascii="Calibri" w:hAnsi="Calibri" w:cs="Arial"/>
+                <w:i/>
+                <w:color w:val="548DD4"/>
+                <w:sz w:val="18"/>
+                <w:szCs w:val="20"/>
+                <w:lang w:eastAsia="es-CL"/>
+              </w:rPr>
               <w:t xml:space="preserve">podrían </w:t>
             </w:r>
             <w:r>
@@ -6250,19 +6450,7 @@
                 <w:szCs w:val="20"/>
                 <w:lang w:eastAsia="es-CL"/>
               </w:rPr>
-              <w:t xml:space="preserve">presentar durante la ejecución de cada una de las actividades </w:t>
-            </w:r>
-            <w:r>
-              <w:rPr>
-                <w:rFonts w:ascii="Calibri" w:hAnsi="Calibri" w:cs="Arial"/>
-                <w:i/>
-                <w:color w:val="548DD4"/>
-                <w:sz w:val="18"/>
-                <w:szCs w:val="20"/>
-                <w:lang w:eastAsia="es-CL"/>
-              </w:rPr>
-              <w:lastRenderedPageBreak/>
-              <w:t>propuestas para llevar a cabo el plan de trabajo</w:t>
+              <w:t>presentar durante la ejecución de cada una de las actividades propuestas para llevar a cabo el plan de trabajo</w:t>
             </w:r>
             <w:r>
               <w:rPr>
@@ -9422,6 +9610,7 @@
   <w:style w:type="character" w:default="1" w:styleId="Fuentedeprrafopredeter">
     <w:name w:val="Default Paragraph Font"/>
     <w:uiPriority w:val="1"/>
+    <w:semiHidden/>
     <w:unhideWhenUsed/>
   </w:style>
   <w:style w:type="table" w:default="1" w:styleId="Tablanormal">
@@ -10005,6 +10194,21 @@
 </file>
 
 <file path=customXml/item1.xml><?xml version="1.0" encoding="utf-8"?>
+<?mso-contentType ?>
+<FormTemplates xmlns="http://schemas.microsoft.com/sharepoint/v3/contenttype/forms">
+  <Display>DocumentLibraryForm</Display>
+  <Edit>DocumentLibraryForm</Edit>
+  <New>DocumentLibraryForm</New>
+</FormTemplates>
+</file>
+
+<file path=customXml/item2.xml><?xml version="1.0" encoding="utf-8"?>
+<p:properties xmlns:p="http://schemas.microsoft.com/office/2006/metadata/properties" xmlns:xsi="http://www.w3.org/2001/XMLSchema-instance" xmlns:pc="http://schemas.microsoft.com/office/infopath/2007/PartnerControls">
+  <documentManagement/>
+</p:properties>
+</file>
+
+<file path=customXml/item3.xml><?xml version="1.0" encoding="utf-8"?>
 <ct:contentTypeSchema xmlns:ct="http://schemas.microsoft.com/office/2006/metadata/contentType" xmlns:ma="http://schemas.microsoft.com/office/2006/metadata/properties/metaAttributes" ct:_="" ma:_="" ma:contentTypeName="Documento" ma:contentTypeID="0x010100E96778489EE7714D8BD12CC105EB918B" ma:contentTypeVersion="2" ma:contentTypeDescription="Crear nuevo documento." ma:contentTypeScope="" ma:versionID="416c5c7ae9b5d54d83875cd3c65194e3">
   <xsd:schema xmlns:xsd="http://www.w3.org/2001/XMLSchema" xmlns:xs="http://www.w3.org/2001/XMLSchema" xmlns:p="http://schemas.microsoft.com/office/2006/metadata/properties" xmlns:ns2="126e8a1c-9ea9-435a-ac89-d06c80d62e30" targetNamespace="http://schemas.microsoft.com/office/2006/metadata/properties" ma:root="true" ma:fieldsID="70a237c842677bd850644f8595079f5e" ns2:_="">
     <xsd:import namespace="126e8a1c-9ea9-435a-ac89-d06c80d62e30"/>
@@ -10136,22 +10340,24 @@
 </ct:contentTypeSchema>
 </file>
 
-<file path=customXml/item2.xml><?xml version="1.0" encoding="utf-8"?>
-<?mso-contentType ?>
-<FormTemplates xmlns="http://schemas.microsoft.com/sharepoint/v3/contenttype/forms">
-  <Display>DocumentLibraryForm</Display>
-  <Edit>DocumentLibraryForm</Edit>
-  <New>DocumentLibraryForm</New>
-</FormTemplates>
+<file path=customXml/itemProps1.xml><?xml version="1.0" encoding="utf-8"?>
+<ds:datastoreItem xmlns:ds="http://schemas.openxmlformats.org/officeDocument/2006/customXml" ds:itemID="{F3E3E2F7-59E7-4722-B872-D023DC9D1CC1}">
+  <ds:schemaRefs>
+    <ds:schemaRef ds:uri="http://schemas.microsoft.com/sharepoint/v3/contenttype/forms"/>
+  </ds:schemaRefs>
+</ds:datastoreItem>
 </file>
 
-<file path=customXml/item3.xml><?xml version="1.0" encoding="utf-8"?>
-<p:properties xmlns:p="http://schemas.microsoft.com/office/2006/metadata/properties" xmlns:xsi="http://www.w3.org/2001/XMLSchema-instance" xmlns:pc="http://schemas.microsoft.com/office/infopath/2007/PartnerControls">
-  <documentManagement/>
-</p:properties>
+<file path=customXml/itemProps2.xml><?xml version="1.0" encoding="utf-8"?>
+<ds:datastoreItem xmlns:ds="http://schemas.openxmlformats.org/officeDocument/2006/customXml" ds:itemID="{38174882-579A-45DC-A704-C035A9357F73}">
+  <ds:schemaRefs>
+    <ds:schemaRef ds:uri="http://schemas.microsoft.com/office/2006/metadata/properties"/>
+    <ds:schemaRef ds:uri="http://schemas.microsoft.com/office/infopath/2007/PartnerControls"/>
+  </ds:schemaRefs>
+</ds:datastoreItem>
 </file>
 
-<file path=customXml/itemProps1.xml><?xml version="1.0" encoding="utf-8"?>
+<file path=customXml/itemProps3.xml><?xml version="1.0" encoding="utf-8"?>
 <ds:datastoreItem xmlns:ds="http://schemas.openxmlformats.org/officeDocument/2006/customXml" ds:itemID="{7C9B9CFF-B258-43B4-948A-968A031773F5}">
   <ds:schemaRefs>
     <ds:schemaRef ds:uri="http://schemas.microsoft.com/office/2006/metadata/contentType"/>
@@ -10167,21 +10373,4 @@
     <ds:schemaRef ds:uri="http://schemas.microsoft.com/internal/obd"/>
   </ds:schemaRefs>
 </ds:datastoreItem>
-</file>
-
-<file path=customXml/itemProps2.xml><?xml version="1.0" encoding="utf-8"?>
-<ds:datastoreItem xmlns:ds="http://schemas.openxmlformats.org/officeDocument/2006/customXml" ds:itemID="{F3E3E2F7-59E7-4722-B872-D023DC9D1CC1}">
-  <ds:schemaRefs>
-    <ds:schemaRef ds:uri="http://schemas.microsoft.com/sharepoint/v3/contenttype/forms"/>
-  </ds:schemaRefs>
-</ds:datastoreItem>
-</file>
-
-<file path=customXml/itemProps3.xml><?xml version="1.0" encoding="utf-8"?>
-<ds:datastoreItem xmlns:ds="http://schemas.openxmlformats.org/officeDocument/2006/customXml" ds:itemID="{38174882-579A-45DC-A704-C035A9357F73}">
-  <ds:schemaRefs>
-    <ds:schemaRef ds:uri="http://schemas.microsoft.com/office/2006/metadata/properties"/>
-    <ds:schemaRef ds:uri="http://schemas.microsoft.com/office/infopath/2007/PartnerControls"/>
-  </ds:schemaRefs>
-</ds:datastoreItem>
 </file>
--- a/Fase 1/Evidencias Grupales/1.5_GuiaEstudiante_Fase 1_Definicion Proyecto APT.docx
+++ b/Fase 1/Evidencias Grupales/1.5_GuiaEstudiante_Fase 1_Definicion Proyecto APT.docx
@@ -1,6 +1,6 @@
 
 <file path=word/document.xml><?xml version="1.0" encoding="utf-8"?>
-<w:document xmlns:wpc="http://schemas.microsoft.com/office/word/2010/wordprocessingCanvas" xmlns:cx="http://schemas.microsoft.com/office/drawing/2014/chartex" xmlns:cx1="http://schemas.microsoft.com/office/drawing/2015/9/8/chartex" xmlns:cx2="http://schemas.microsoft.com/office/drawing/2015/10/21/chartex" xmlns:cx3="http://schemas.microsoft.com/office/drawing/2016/5/9/chartex" xmlns:cx4="http://schemas.microsoft.com/office/drawing/2016/5/10/chartex" xmlns:cx5="http://schemas.microsoft.com/office/drawing/2016/5/11/chartex" xmlns:cx6="http://schemas.microsoft.com/office/drawing/2016/5/12/chartex" xmlns:cx7="http://schemas.microsoft.com/office/drawing/2016/5/13/chartex" xmlns:cx8="http://schemas.microsoft.com/office/drawing/2016/5/14/chartex" xmlns:mc="http://schemas.openxmlformats.org/markup-compatibility/2006" xmlns:aink="http://schemas.microsoft.com/office/drawing/2016/ink" xmlns:am3d="http://schemas.microsoft.com/office/drawing/2017/model3d" xmlns:o="urn:schemas-microsoft-com:office:office" xmlns:oel="http://schemas.microsoft.com/office/2019/extlst" xmlns:r="http://schemas.openxmlformats.org/officeDocument/2006/relationships" xmlns:m="http://schemas.openxmlformats.org/officeDocument/2006/math" xmlns:v="urn:schemas-microsoft-com:vml" xmlns:wp14="http://schemas.microsoft.com/office/word/2010/wordprocessingDrawing" xmlns:wp="http://schemas.openxmlformats.org/drawingml/2006/wordprocessingDrawing" xmlns:w10="urn:schemas-microsoft-com:office:word" xmlns:w="http://schemas.openxmlformats.org/wordprocessingml/2006/main" xmlns:w14="http://schemas.microsoft.com/office/word/2010/wordml" xmlns:w15="http://schemas.microsoft.com/office/word/2012/wordml" xmlns:w16cei="http://schemas.microsoft.com/office/word/2026/wordml/cei" xmlns:w16cex="http://schemas.microsoft.com/office/word/2018/wordml/cex" xmlns:w16cid="http://schemas.microsoft.com/office/word/2016/wordml/cid" xmlns:w16="http://schemas.microsoft.com/office/word/2018/wordml" xmlns:w16du="http://schemas.microsoft.com/office/word/2023/wordml/word16du" xmlns:w16sdtdh="http://schemas.microsoft.com/office/word/2020/wordml/sdtdatahash" xmlns:w16sdtfl="http://schemas.microsoft.com/office/word/2024/wordml/sdtformatlock" xmlns:w16se="http://schemas.microsoft.com/office/word/2015/wordml/symex" xmlns:wpg="http://schemas.microsoft.com/office/word/2010/wordprocessingGroup" xmlns:wpi="http://schemas.microsoft.com/office/word/2010/wordprocessingInk" xmlns:wne="http://schemas.microsoft.com/office/word/2006/wordml" xmlns:wps="http://schemas.microsoft.com/office/word/2010/wordprocessingShape" mc:Ignorable="w14 w15 w16se w16cid w16 w16cex w16sdtdh w16sdtfl w16du wp14">
+<w:document xmlns:wpc="http://schemas.microsoft.com/office/word/2010/wordprocessingCanvas" xmlns:cx="http://schemas.microsoft.com/office/drawing/2014/chartex" xmlns:cx1="http://schemas.microsoft.com/office/drawing/2015/9/8/chartex" xmlns:cx2="http://schemas.microsoft.com/office/drawing/2015/10/21/chartex" xmlns:cx3="http://schemas.microsoft.com/office/drawing/2016/5/9/chartex" xmlns:cx4="http://schemas.microsoft.com/office/drawing/2016/5/10/chartex" xmlns:cx5="http://schemas.microsoft.com/office/drawing/2016/5/11/chartex" xmlns:cx6="http://schemas.microsoft.com/office/drawing/2016/5/12/chartex" xmlns:cx7="http://schemas.microsoft.com/office/drawing/2016/5/13/chartex" xmlns:cx8="http://schemas.microsoft.com/office/drawing/2016/5/14/chartex" xmlns:mc="http://schemas.openxmlformats.org/markup-compatibility/2006" xmlns:aink="http://schemas.microsoft.com/office/drawing/2016/ink" xmlns:am3d="http://schemas.microsoft.com/office/drawing/2017/model3d" xmlns:o="urn:schemas-microsoft-com:office:office" xmlns:oel="http://schemas.microsoft.com/office/2019/extlst" xmlns:r="http://schemas.openxmlformats.org/officeDocument/2006/relationships" xmlns:m="http://schemas.openxmlformats.org/officeDocument/2006/math" xmlns:v="urn:schemas-microsoft-com:vml" xmlns:wp14="http://schemas.microsoft.com/office/word/2010/wordprocessingDrawing" xmlns:wp="http://schemas.openxmlformats.org/drawingml/2006/wordprocessingDrawing" xmlns:w10="urn:schemas-microsoft-com:office:word" xmlns:w="http://schemas.openxmlformats.org/wordprocessingml/2006/main" xmlns:w14="http://schemas.microsoft.com/office/word/2010/wordml" xmlns:w15="http://schemas.microsoft.com/office/word/2012/wordml" xmlns:w16cex="http://schemas.microsoft.com/office/word/2018/wordml/cex" xmlns:w16cid="http://schemas.microsoft.com/office/word/2016/wordml/cid" xmlns:w16="http://schemas.microsoft.com/office/word/2018/wordml" xmlns:w16du="http://schemas.microsoft.com/office/word/2023/wordml/word16du" xmlns:w16sdtdh="http://schemas.microsoft.com/office/word/2020/wordml/sdtdatahash" xmlns:w16sdtfl="http://schemas.microsoft.com/office/word/2024/wordml/sdtformatlock" xmlns:w16se="http://schemas.microsoft.com/office/word/2015/wordml/symex" xmlns:wpg="http://schemas.microsoft.com/office/word/2010/wordprocessingGroup" xmlns:wpi="http://schemas.microsoft.com/office/word/2010/wordprocessingInk" xmlns:wne="http://schemas.microsoft.com/office/word/2006/wordml" xmlns:wps="http://schemas.microsoft.com/office/word/2010/wordprocessingShape" mc:Ignorable="w14 w15 w16se w16cid w16 w16cex w16sdtdh w16sdtfl w16du wp14">
   <w:body>
     <w:p>
       <w:r>
@@ -570,13 +570,7 @@
               <w:rPr>
                 <w:b/>
               </w:rPr>
-              <w:t xml:space="preserve"> </w:t>
-            </w:r>
-            <w:r>
-              <w:rPr>
-                <w:b/>
-              </w:rPr>
-              <w:t>21.233.277-1</w:t>
+              <w:t xml:space="preserve"> 21.233.277-1</w:t>
             </w:r>
             <w:r>
               <w:rPr>
@@ -7548,14 +7542,11 @@
             </w:pPr>
             <w:r>
               <w:rPr>
-                <w:rFonts w:ascii="Calibri" w:hAnsi="Calibri" w:cs="Arial"/>
-                <w:i/>
-                <w:color w:val="548DD4"/>
-                <w:sz w:val="16"/>
-                <w:szCs w:val="16"/>
-                <w:lang w:eastAsia="es-CL"/>
-              </w:rPr>
-              <w:t>Describe actividades del punto anterior</w:t>
+                <w:b/>
+                <w:sz w:val="16"/>
+                <w:szCs w:val="16"/>
+              </w:rPr>
+              <w:t>Propuesta del proyecto</w:t>
             </w:r>
           </w:p>
         </w:tc>
@@ -7573,6 +7564,14 @@
                 <w:szCs w:val="16"/>
               </w:rPr>
             </w:pPr>
+            <w:r>
+              <w:rPr>
+                <w:b/>
+                <w:sz w:val="16"/>
+                <w:szCs w:val="16"/>
+              </w:rPr>
+              <w:t>X</w:t>
+            </w:r>
           </w:p>
         </w:tc>
         <w:tc>
@@ -7589,6 +7588,14 @@
                 <w:szCs w:val="16"/>
               </w:rPr>
             </w:pPr>
+            <w:r>
+              <w:rPr>
+                <w:b/>
+                <w:sz w:val="16"/>
+                <w:szCs w:val="16"/>
+              </w:rPr>
+              <w:t>X</w:t>
+            </w:r>
           </w:p>
         </w:tc>
         <w:tc>
@@ -7605,6 +7612,14 @@
                 <w:szCs w:val="16"/>
               </w:rPr>
             </w:pPr>
+            <w:r>
+              <w:rPr>
+                <w:b/>
+                <w:sz w:val="16"/>
+                <w:szCs w:val="16"/>
+              </w:rPr>
+              <w:t>X</w:t>
+            </w:r>
           </w:p>
         </w:tc>
         <w:tc>
@@ -7621,6 +7636,14 @@
                 <w:szCs w:val="16"/>
               </w:rPr>
             </w:pPr>
+            <w:r>
+              <w:rPr>
+                <w:b/>
+                <w:sz w:val="16"/>
+                <w:szCs w:val="16"/>
+              </w:rPr>
+              <w:t>X</w:t>
+            </w:r>
           </w:p>
         </w:tc>
         <w:tc>
@@ -7869,6 +7892,14 @@
                 <w:szCs w:val="16"/>
               </w:rPr>
             </w:pPr>
+            <w:r>
+              <w:rPr>
+                <w:b/>
+                <w:sz w:val="16"/>
+                <w:szCs w:val="16"/>
+              </w:rPr>
+              <w:t>Diseño y arquitectura</w:t>
+            </w:r>
           </w:p>
         </w:tc>
         <w:tc>
@@ -7949,6 +7980,14 @@
                 <w:szCs w:val="16"/>
               </w:rPr>
             </w:pPr>
+            <w:r>
+              <w:rPr>
+                <w:b/>
+                <w:sz w:val="16"/>
+                <w:szCs w:val="16"/>
+              </w:rPr>
+              <w:t>X</w:t>
+            </w:r>
           </w:p>
         </w:tc>
         <w:tc>
@@ -7965,6 +8004,14 @@
                 <w:szCs w:val="16"/>
               </w:rPr>
             </w:pPr>
+            <w:r>
+              <w:rPr>
+                <w:b/>
+                <w:sz w:val="16"/>
+                <w:szCs w:val="16"/>
+              </w:rPr>
+              <w:t>X</w:t>
+            </w:r>
           </w:p>
         </w:tc>
         <w:tc>
@@ -7981,6 +8028,14 @@
                 <w:szCs w:val="16"/>
               </w:rPr>
             </w:pPr>
+            <w:r>
+              <w:rPr>
+                <w:b/>
+                <w:sz w:val="16"/>
+                <w:szCs w:val="16"/>
+              </w:rPr>
+              <w:t>X</w:t>
+            </w:r>
           </w:p>
         </w:tc>
         <w:tc>
@@ -8181,6 +8236,14 @@
                 <w:szCs w:val="16"/>
               </w:rPr>
             </w:pPr>
+            <w:r>
+              <w:rPr>
+                <w:b/>
+                <w:sz w:val="16"/>
+                <w:szCs w:val="16"/>
+              </w:rPr>
+              <w:t>Desarrollo inicial</w:t>
+            </w:r>
           </w:p>
         </w:tc>
         <w:tc>
@@ -8309,6 +8372,14 @@
                 <w:szCs w:val="16"/>
               </w:rPr>
             </w:pPr>
+            <w:r>
+              <w:rPr>
+                <w:b/>
+                <w:sz w:val="16"/>
+                <w:szCs w:val="16"/>
+              </w:rPr>
+              <w:t>X</w:t>
+            </w:r>
           </w:p>
         </w:tc>
         <w:tc>
@@ -8325,6 +8396,14 @@
                 <w:szCs w:val="16"/>
               </w:rPr>
             </w:pPr>
+            <w:r>
+              <w:rPr>
+                <w:b/>
+                <w:sz w:val="16"/>
+                <w:szCs w:val="16"/>
+              </w:rPr>
+              <w:t>X</w:t>
+            </w:r>
           </w:p>
         </w:tc>
         <w:tc>
@@ -8341,6 +8420,14 @@
                 <w:szCs w:val="16"/>
               </w:rPr>
             </w:pPr>
+            <w:r>
+              <w:rPr>
+                <w:b/>
+                <w:sz w:val="16"/>
+                <w:szCs w:val="16"/>
+              </w:rPr>
+              <w:t>X</w:t>
+            </w:r>
           </w:p>
         </w:tc>
         <w:tc>
@@ -8438,6 +8525,694 @@
                 <w:szCs w:val="16"/>
               </w:rPr>
             </w:pPr>
+          </w:p>
+        </w:tc>
+        <w:tc>
+          <w:tcPr>
+            <w:tcW w:w="525" w:type="dxa"/>
+          </w:tcPr>
+          <w:p>
+            <w:pPr>
+              <w:spacing w:line="360" w:lineRule="auto"/>
+              <w:jc w:val="both"/>
+              <w:rPr>
+                <w:b/>
+                <w:sz w:val="16"/>
+                <w:szCs w:val="16"/>
+              </w:rPr>
+            </w:pPr>
+          </w:p>
+        </w:tc>
+        <w:tc>
+          <w:tcPr>
+            <w:tcW w:w="525" w:type="dxa"/>
+          </w:tcPr>
+          <w:p>
+            <w:pPr>
+              <w:spacing w:line="360" w:lineRule="auto"/>
+              <w:jc w:val="both"/>
+              <w:rPr>
+                <w:b/>
+                <w:sz w:val="16"/>
+                <w:szCs w:val="16"/>
+              </w:rPr>
+            </w:pPr>
+          </w:p>
+        </w:tc>
+      </w:tr>
+      <w:tr>
+        <w:trPr>
+          <w:gridAfter w:val="1"/>
+          <w:wAfter w:w="10" w:type="dxa"/>
+          <w:trHeight w:val="294"/>
+        </w:trPr>
+        <w:tc>
+          <w:tcPr>
+            <w:tcW w:w="1351" w:type="dxa"/>
+          </w:tcPr>
+          <w:p>
+            <w:pPr>
+              <w:spacing w:line="360" w:lineRule="auto"/>
+              <w:jc w:val="both"/>
+              <w:rPr>
+                <w:b/>
+                <w:sz w:val="16"/>
+                <w:szCs w:val="16"/>
+              </w:rPr>
+            </w:pPr>
+            <w:r>
+              <w:rPr>
+                <w:b/>
+                <w:sz w:val="16"/>
+                <w:szCs w:val="16"/>
+              </w:rPr>
+              <w:t>Desarrollo final</w:t>
+            </w:r>
+          </w:p>
+        </w:tc>
+        <w:tc>
+          <w:tcPr>
+            <w:tcW w:w="536" w:type="dxa"/>
+          </w:tcPr>
+          <w:p>
+            <w:pPr>
+              <w:spacing w:line="360" w:lineRule="auto"/>
+              <w:jc w:val="both"/>
+              <w:rPr>
+                <w:b/>
+                <w:sz w:val="16"/>
+                <w:szCs w:val="16"/>
+              </w:rPr>
+            </w:pPr>
+          </w:p>
+        </w:tc>
+        <w:tc>
+          <w:tcPr>
+            <w:tcW w:w="522" w:type="dxa"/>
+          </w:tcPr>
+          <w:p>
+            <w:pPr>
+              <w:spacing w:line="360" w:lineRule="auto"/>
+              <w:jc w:val="both"/>
+              <w:rPr>
+                <w:b/>
+                <w:sz w:val="16"/>
+                <w:szCs w:val="16"/>
+              </w:rPr>
+            </w:pPr>
+          </w:p>
+        </w:tc>
+        <w:tc>
+          <w:tcPr>
+            <w:tcW w:w="523" w:type="dxa"/>
+          </w:tcPr>
+          <w:p>
+            <w:pPr>
+              <w:spacing w:line="360" w:lineRule="auto"/>
+              <w:jc w:val="both"/>
+              <w:rPr>
+                <w:b/>
+                <w:sz w:val="16"/>
+                <w:szCs w:val="16"/>
+              </w:rPr>
+            </w:pPr>
+          </w:p>
+        </w:tc>
+        <w:tc>
+          <w:tcPr>
+            <w:tcW w:w="526" w:type="dxa"/>
+          </w:tcPr>
+          <w:p>
+            <w:pPr>
+              <w:spacing w:line="360" w:lineRule="auto"/>
+              <w:jc w:val="both"/>
+              <w:rPr>
+                <w:b/>
+                <w:sz w:val="16"/>
+                <w:szCs w:val="16"/>
+              </w:rPr>
+            </w:pPr>
+          </w:p>
+        </w:tc>
+        <w:tc>
+          <w:tcPr>
+            <w:tcW w:w="523" w:type="dxa"/>
+          </w:tcPr>
+          <w:p>
+            <w:pPr>
+              <w:spacing w:line="360" w:lineRule="auto"/>
+              <w:jc w:val="both"/>
+              <w:rPr>
+                <w:b/>
+                <w:sz w:val="16"/>
+                <w:szCs w:val="16"/>
+              </w:rPr>
+            </w:pPr>
+          </w:p>
+        </w:tc>
+        <w:tc>
+          <w:tcPr>
+            <w:tcW w:w="523" w:type="dxa"/>
+          </w:tcPr>
+          <w:p>
+            <w:pPr>
+              <w:spacing w:line="360" w:lineRule="auto"/>
+              <w:jc w:val="both"/>
+              <w:rPr>
+                <w:b/>
+                <w:sz w:val="16"/>
+                <w:szCs w:val="16"/>
+              </w:rPr>
+            </w:pPr>
+          </w:p>
+        </w:tc>
+        <w:tc>
+          <w:tcPr>
+            <w:tcW w:w="523" w:type="dxa"/>
+          </w:tcPr>
+          <w:p>
+            <w:pPr>
+              <w:spacing w:line="360" w:lineRule="auto"/>
+              <w:jc w:val="both"/>
+              <w:rPr>
+                <w:b/>
+                <w:sz w:val="16"/>
+                <w:szCs w:val="16"/>
+              </w:rPr>
+            </w:pPr>
+          </w:p>
+        </w:tc>
+        <w:tc>
+          <w:tcPr>
+            <w:tcW w:w="523" w:type="dxa"/>
+          </w:tcPr>
+          <w:p>
+            <w:pPr>
+              <w:spacing w:line="360" w:lineRule="auto"/>
+              <w:jc w:val="both"/>
+              <w:rPr>
+                <w:b/>
+                <w:sz w:val="16"/>
+                <w:szCs w:val="16"/>
+              </w:rPr>
+            </w:pPr>
+          </w:p>
+        </w:tc>
+        <w:tc>
+          <w:tcPr>
+            <w:tcW w:w="523" w:type="dxa"/>
+          </w:tcPr>
+          <w:p>
+            <w:pPr>
+              <w:spacing w:line="360" w:lineRule="auto"/>
+              <w:jc w:val="both"/>
+              <w:rPr>
+                <w:b/>
+                <w:sz w:val="16"/>
+                <w:szCs w:val="16"/>
+              </w:rPr>
+            </w:pPr>
+          </w:p>
+        </w:tc>
+        <w:tc>
+          <w:tcPr>
+            <w:tcW w:w="523" w:type="dxa"/>
+          </w:tcPr>
+          <w:p>
+            <w:pPr>
+              <w:spacing w:line="360" w:lineRule="auto"/>
+              <w:jc w:val="both"/>
+              <w:rPr>
+                <w:b/>
+                <w:sz w:val="16"/>
+                <w:szCs w:val="16"/>
+              </w:rPr>
+            </w:pPr>
+          </w:p>
+        </w:tc>
+        <w:tc>
+          <w:tcPr>
+            <w:tcW w:w="523" w:type="dxa"/>
+          </w:tcPr>
+          <w:p>
+            <w:pPr>
+              <w:spacing w:line="360" w:lineRule="auto"/>
+              <w:jc w:val="both"/>
+              <w:rPr>
+                <w:b/>
+                <w:sz w:val="16"/>
+                <w:szCs w:val="16"/>
+              </w:rPr>
+            </w:pPr>
+            <w:r>
+              <w:rPr>
+                <w:b/>
+                <w:sz w:val="16"/>
+                <w:szCs w:val="16"/>
+              </w:rPr>
+              <w:t>X</w:t>
+            </w:r>
+          </w:p>
+        </w:tc>
+        <w:tc>
+          <w:tcPr>
+            <w:tcW w:w="523" w:type="dxa"/>
+          </w:tcPr>
+          <w:p>
+            <w:pPr>
+              <w:spacing w:line="360" w:lineRule="auto"/>
+              <w:jc w:val="both"/>
+              <w:rPr>
+                <w:b/>
+                <w:sz w:val="16"/>
+                <w:szCs w:val="16"/>
+              </w:rPr>
+            </w:pPr>
+            <w:r>
+              <w:rPr>
+                <w:b/>
+                <w:sz w:val="16"/>
+                <w:szCs w:val="16"/>
+              </w:rPr>
+              <w:t>X</w:t>
+            </w:r>
+          </w:p>
+        </w:tc>
+        <w:tc>
+          <w:tcPr>
+            <w:tcW w:w="525" w:type="dxa"/>
+          </w:tcPr>
+          <w:p>
+            <w:pPr>
+              <w:spacing w:line="360" w:lineRule="auto"/>
+              <w:jc w:val="both"/>
+              <w:rPr>
+                <w:b/>
+                <w:sz w:val="16"/>
+                <w:szCs w:val="16"/>
+              </w:rPr>
+            </w:pPr>
+            <w:r>
+              <w:rPr>
+                <w:b/>
+                <w:sz w:val="16"/>
+                <w:szCs w:val="16"/>
+              </w:rPr>
+              <w:t>X</w:t>
+            </w:r>
+          </w:p>
+        </w:tc>
+        <w:tc>
+          <w:tcPr>
+            <w:tcW w:w="525" w:type="dxa"/>
+          </w:tcPr>
+          <w:p>
+            <w:pPr>
+              <w:spacing w:line="360" w:lineRule="auto"/>
+              <w:jc w:val="both"/>
+              <w:rPr>
+                <w:b/>
+                <w:sz w:val="16"/>
+                <w:szCs w:val="16"/>
+              </w:rPr>
+            </w:pPr>
+          </w:p>
+        </w:tc>
+        <w:tc>
+          <w:tcPr>
+            <w:tcW w:w="525" w:type="dxa"/>
+          </w:tcPr>
+          <w:p>
+            <w:pPr>
+              <w:spacing w:line="360" w:lineRule="auto"/>
+              <w:jc w:val="both"/>
+              <w:rPr>
+                <w:b/>
+                <w:sz w:val="16"/>
+                <w:szCs w:val="16"/>
+              </w:rPr>
+            </w:pPr>
+          </w:p>
+        </w:tc>
+        <w:tc>
+          <w:tcPr>
+            <w:tcW w:w="525" w:type="dxa"/>
+            <w:gridSpan w:val="2"/>
+          </w:tcPr>
+          <w:p>
+            <w:pPr>
+              <w:spacing w:line="360" w:lineRule="auto"/>
+              <w:jc w:val="both"/>
+              <w:rPr>
+                <w:b/>
+                <w:sz w:val="16"/>
+                <w:szCs w:val="16"/>
+              </w:rPr>
+            </w:pPr>
+          </w:p>
+        </w:tc>
+        <w:tc>
+          <w:tcPr>
+            <w:tcW w:w="525" w:type="dxa"/>
+          </w:tcPr>
+          <w:p>
+            <w:pPr>
+              <w:spacing w:line="360" w:lineRule="auto"/>
+              <w:jc w:val="both"/>
+              <w:rPr>
+                <w:b/>
+                <w:sz w:val="16"/>
+                <w:szCs w:val="16"/>
+              </w:rPr>
+            </w:pPr>
+          </w:p>
+        </w:tc>
+        <w:tc>
+          <w:tcPr>
+            <w:tcW w:w="525" w:type="dxa"/>
+          </w:tcPr>
+          <w:p>
+            <w:pPr>
+              <w:spacing w:line="360" w:lineRule="auto"/>
+              <w:jc w:val="both"/>
+              <w:rPr>
+                <w:b/>
+                <w:sz w:val="16"/>
+                <w:szCs w:val="16"/>
+              </w:rPr>
+            </w:pPr>
+          </w:p>
+        </w:tc>
+      </w:tr>
+      <w:tr>
+        <w:trPr>
+          <w:gridAfter w:val="1"/>
+          <w:wAfter w:w="10" w:type="dxa"/>
+          <w:trHeight w:val="294"/>
+        </w:trPr>
+        <w:tc>
+          <w:tcPr>
+            <w:tcW w:w="1351" w:type="dxa"/>
+          </w:tcPr>
+          <w:p>
+            <w:pPr>
+              <w:spacing w:line="360" w:lineRule="auto"/>
+              <w:jc w:val="both"/>
+              <w:rPr>
+                <w:b/>
+                <w:sz w:val="16"/>
+                <w:szCs w:val="16"/>
+              </w:rPr>
+            </w:pPr>
+            <w:r>
+              <w:rPr>
+                <w:b/>
+                <w:sz w:val="16"/>
+                <w:szCs w:val="16"/>
+              </w:rPr>
+              <w:t>Entrega final</w:t>
+            </w:r>
+          </w:p>
+        </w:tc>
+        <w:tc>
+          <w:tcPr>
+            <w:tcW w:w="536" w:type="dxa"/>
+          </w:tcPr>
+          <w:p>
+            <w:pPr>
+              <w:spacing w:line="360" w:lineRule="auto"/>
+              <w:jc w:val="both"/>
+              <w:rPr>
+                <w:b/>
+                <w:sz w:val="16"/>
+                <w:szCs w:val="16"/>
+              </w:rPr>
+            </w:pPr>
+          </w:p>
+        </w:tc>
+        <w:tc>
+          <w:tcPr>
+            <w:tcW w:w="522" w:type="dxa"/>
+          </w:tcPr>
+          <w:p>
+            <w:pPr>
+              <w:spacing w:line="360" w:lineRule="auto"/>
+              <w:jc w:val="both"/>
+              <w:rPr>
+                <w:b/>
+                <w:sz w:val="16"/>
+                <w:szCs w:val="16"/>
+              </w:rPr>
+            </w:pPr>
+          </w:p>
+        </w:tc>
+        <w:tc>
+          <w:tcPr>
+            <w:tcW w:w="523" w:type="dxa"/>
+          </w:tcPr>
+          <w:p>
+            <w:pPr>
+              <w:spacing w:line="360" w:lineRule="auto"/>
+              <w:jc w:val="both"/>
+              <w:rPr>
+                <w:b/>
+                <w:sz w:val="16"/>
+                <w:szCs w:val="16"/>
+              </w:rPr>
+            </w:pPr>
+          </w:p>
+        </w:tc>
+        <w:tc>
+          <w:tcPr>
+            <w:tcW w:w="526" w:type="dxa"/>
+          </w:tcPr>
+          <w:p>
+            <w:pPr>
+              <w:spacing w:line="360" w:lineRule="auto"/>
+              <w:jc w:val="both"/>
+              <w:rPr>
+                <w:b/>
+                <w:sz w:val="16"/>
+                <w:szCs w:val="16"/>
+              </w:rPr>
+            </w:pPr>
+          </w:p>
+        </w:tc>
+        <w:tc>
+          <w:tcPr>
+            <w:tcW w:w="523" w:type="dxa"/>
+          </w:tcPr>
+          <w:p>
+            <w:pPr>
+              <w:spacing w:line="360" w:lineRule="auto"/>
+              <w:jc w:val="both"/>
+              <w:rPr>
+                <w:b/>
+                <w:sz w:val="16"/>
+                <w:szCs w:val="16"/>
+              </w:rPr>
+            </w:pPr>
+          </w:p>
+        </w:tc>
+        <w:tc>
+          <w:tcPr>
+            <w:tcW w:w="523" w:type="dxa"/>
+          </w:tcPr>
+          <w:p>
+            <w:pPr>
+              <w:spacing w:line="360" w:lineRule="auto"/>
+              <w:jc w:val="both"/>
+              <w:rPr>
+                <w:b/>
+                <w:sz w:val="16"/>
+                <w:szCs w:val="16"/>
+              </w:rPr>
+            </w:pPr>
+          </w:p>
+        </w:tc>
+        <w:tc>
+          <w:tcPr>
+            <w:tcW w:w="523" w:type="dxa"/>
+          </w:tcPr>
+          <w:p>
+            <w:pPr>
+              <w:spacing w:line="360" w:lineRule="auto"/>
+              <w:jc w:val="both"/>
+              <w:rPr>
+                <w:b/>
+                <w:sz w:val="16"/>
+                <w:szCs w:val="16"/>
+              </w:rPr>
+            </w:pPr>
+          </w:p>
+        </w:tc>
+        <w:tc>
+          <w:tcPr>
+            <w:tcW w:w="523" w:type="dxa"/>
+          </w:tcPr>
+          <w:p>
+            <w:pPr>
+              <w:spacing w:line="360" w:lineRule="auto"/>
+              <w:jc w:val="both"/>
+              <w:rPr>
+                <w:b/>
+                <w:sz w:val="16"/>
+                <w:szCs w:val="16"/>
+              </w:rPr>
+            </w:pPr>
+          </w:p>
+        </w:tc>
+        <w:tc>
+          <w:tcPr>
+            <w:tcW w:w="523" w:type="dxa"/>
+          </w:tcPr>
+          <w:p>
+            <w:pPr>
+              <w:spacing w:line="360" w:lineRule="auto"/>
+              <w:jc w:val="both"/>
+              <w:rPr>
+                <w:b/>
+                <w:sz w:val="16"/>
+                <w:szCs w:val="16"/>
+              </w:rPr>
+            </w:pPr>
+          </w:p>
+        </w:tc>
+        <w:tc>
+          <w:tcPr>
+            <w:tcW w:w="523" w:type="dxa"/>
+          </w:tcPr>
+          <w:p>
+            <w:pPr>
+              <w:spacing w:line="360" w:lineRule="auto"/>
+              <w:jc w:val="both"/>
+              <w:rPr>
+                <w:b/>
+                <w:sz w:val="16"/>
+                <w:szCs w:val="16"/>
+              </w:rPr>
+            </w:pPr>
+          </w:p>
+        </w:tc>
+        <w:tc>
+          <w:tcPr>
+            <w:tcW w:w="523" w:type="dxa"/>
+          </w:tcPr>
+          <w:p>
+            <w:pPr>
+              <w:spacing w:line="360" w:lineRule="auto"/>
+              <w:jc w:val="both"/>
+              <w:rPr>
+                <w:b/>
+                <w:sz w:val="16"/>
+                <w:szCs w:val="16"/>
+              </w:rPr>
+            </w:pPr>
+          </w:p>
+        </w:tc>
+        <w:tc>
+          <w:tcPr>
+            <w:tcW w:w="523" w:type="dxa"/>
+          </w:tcPr>
+          <w:p>
+            <w:pPr>
+              <w:spacing w:line="360" w:lineRule="auto"/>
+              <w:jc w:val="both"/>
+              <w:rPr>
+                <w:b/>
+                <w:sz w:val="16"/>
+                <w:szCs w:val="16"/>
+              </w:rPr>
+            </w:pPr>
+          </w:p>
+        </w:tc>
+        <w:tc>
+          <w:tcPr>
+            <w:tcW w:w="525" w:type="dxa"/>
+          </w:tcPr>
+          <w:p>
+            <w:pPr>
+              <w:spacing w:line="360" w:lineRule="auto"/>
+              <w:jc w:val="both"/>
+              <w:rPr>
+                <w:b/>
+                <w:sz w:val="16"/>
+                <w:szCs w:val="16"/>
+              </w:rPr>
+            </w:pPr>
+          </w:p>
+        </w:tc>
+        <w:tc>
+          <w:tcPr>
+            <w:tcW w:w="525" w:type="dxa"/>
+          </w:tcPr>
+          <w:p>
+            <w:pPr>
+              <w:spacing w:line="360" w:lineRule="auto"/>
+              <w:jc w:val="both"/>
+              <w:rPr>
+                <w:b/>
+                <w:sz w:val="16"/>
+                <w:szCs w:val="16"/>
+              </w:rPr>
+            </w:pPr>
+            <w:r>
+              <w:rPr>
+                <w:b/>
+                <w:sz w:val="16"/>
+                <w:szCs w:val="16"/>
+              </w:rPr>
+              <w:t>X</w:t>
+            </w:r>
+          </w:p>
+        </w:tc>
+        <w:tc>
+          <w:tcPr>
+            <w:tcW w:w="525" w:type="dxa"/>
+          </w:tcPr>
+          <w:p>
+            <w:pPr>
+              <w:spacing w:line="360" w:lineRule="auto"/>
+              <w:jc w:val="both"/>
+              <w:rPr>
+                <w:b/>
+                <w:sz w:val="16"/>
+                <w:szCs w:val="16"/>
+              </w:rPr>
+            </w:pPr>
+            <w:r>
+              <w:rPr>
+                <w:b/>
+                <w:sz w:val="16"/>
+                <w:szCs w:val="16"/>
+              </w:rPr>
+              <w:t>X</w:t>
+            </w:r>
+          </w:p>
+        </w:tc>
+        <w:tc>
+          <w:tcPr>
+            <w:tcW w:w="525" w:type="dxa"/>
+            <w:gridSpan w:val="2"/>
+          </w:tcPr>
+          <w:p>
+            <w:pPr>
+              <w:spacing w:line="360" w:lineRule="auto"/>
+              <w:jc w:val="both"/>
+              <w:rPr>
+                <w:b/>
+                <w:sz w:val="16"/>
+                <w:szCs w:val="16"/>
+              </w:rPr>
+            </w:pPr>
+            <w:r>
+              <w:rPr>
+                <w:b/>
+                <w:sz w:val="16"/>
+                <w:szCs w:val="16"/>
+              </w:rPr>
+              <w:t>X</w:t>
+            </w:r>
           </w:p>
         </w:tc>
         <w:tc>
@@ -8487,7 +9262,7 @@
 </file>
 
 <file path=word/endnotes.xml><?xml version="1.0" encoding="utf-8"?>
-<w:endnotes xmlns:wpc="http://schemas.microsoft.com/office/word/2010/wordprocessingCanvas" xmlns:cx="http://schemas.microsoft.com/office/drawing/2014/chartex" xmlns:cx1="http://schemas.microsoft.com/office/drawing/2015/9/8/chartex" xmlns:cx2="http://schemas.microsoft.com/office/drawing/2015/10/21/chartex" xmlns:cx3="http://schemas.microsoft.com/office/drawing/2016/5/9/chartex" xmlns:cx4="http://schemas.microsoft.com/office/drawing/2016/5/10/chartex" xmlns:cx5="http://schemas.microsoft.com/office/drawing/2016/5/11/chartex" xmlns:cx6="http://schemas.microsoft.com/office/drawing/2016/5/12/chartex" xmlns:cx7="http://schemas.microsoft.com/office/drawing/2016/5/13/chartex" xmlns:cx8="http://schemas.microsoft.com/office/drawing/2016/5/14/chartex" xmlns:mc="http://schemas.openxmlformats.org/markup-compatibility/2006" xmlns:aink="http://schemas.microsoft.com/office/drawing/2016/ink" xmlns:am3d="http://schemas.microsoft.com/office/drawing/2017/model3d" xmlns:o="urn:schemas-microsoft-com:office:office" xmlns:oel="http://schemas.microsoft.com/office/2019/extlst" xmlns:r="http://schemas.openxmlformats.org/officeDocument/2006/relationships" xmlns:m="http://schemas.openxmlformats.org/officeDocument/2006/math" xmlns:v="urn:schemas-microsoft-com:vml" xmlns:wp14="http://schemas.microsoft.com/office/word/2010/wordprocessingDrawing" xmlns:wp="http://schemas.openxmlformats.org/drawingml/2006/wordprocessingDrawing" xmlns:w10="urn:schemas-microsoft-com:office:word" xmlns:w="http://schemas.openxmlformats.org/wordprocessingml/2006/main" xmlns:w14="http://schemas.microsoft.com/office/word/2010/wordml" xmlns:w15="http://schemas.microsoft.com/office/word/2012/wordml" xmlns:w16cei="http://schemas.microsoft.com/office/word/2026/wordml/cei" xmlns:w16cex="http://schemas.microsoft.com/office/word/2018/wordml/cex" xmlns:w16cid="http://schemas.microsoft.com/office/word/2016/wordml/cid" xmlns:w16="http://schemas.microsoft.com/office/word/2018/wordml" xmlns:w16du="http://schemas.microsoft.com/office/word/2023/wordml/word16du" xmlns:w16sdtdh="http://schemas.microsoft.com/office/word/2020/wordml/sdtdatahash" xmlns:w16sdtfl="http://schemas.microsoft.com/office/word/2024/wordml/sdtformatlock" xmlns:w16se="http://schemas.microsoft.com/office/word/2015/wordml/symex" xmlns:wpg="http://schemas.microsoft.com/office/word/2010/wordprocessingGroup" xmlns:wpi="http://schemas.microsoft.com/office/word/2010/wordprocessingInk" xmlns:wne="http://schemas.microsoft.com/office/word/2006/wordml" xmlns:wps="http://schemas.microsoft.com/office/word/2010/wordprocessingShape" mc:Ignorable="w14 w15 w16se w16cid w16 w16cex w16sdtdh w16sdtfl w16du wp14">
+<w:endnotes xmlns:wpc="http://schemas.microsoft.com/office/word/2010/wordprocessingCanvas" xmlns:cx="http://schemas.microsoft.com/office/drawing/2014/chartex" xmlns:cx1="http://schemas.microsoft.com/office/drawing/2015/9/8/chartex" xmlns:cx2="http://schemas.microsoft.com/office/drawing/2015/10/21/chartex" xmlns:cx3="http://schemas.microsoft.com/office/drawing/2016/5/9/chartex" xmlns:cx4="http://schemas.microsoft.com/office/drawing/2016/5/10/chartex" xmlns:cx5="http://schemas.microsoft.com/office/drawing/2016/5/11/chartex" xmlns:cx6="http://schemas.microsoft.com/office/drawing/2016/5/12/chartex" xmlns:cx7="http://schemas.microsoft.com/office/drawing/2016/5/13/chartex" xmlns:cx8="http://schemas.microsoft.com/office/drawing/2016/5/14/chartex" xmlns:mc="http://schemas.openxmlformats.org/markup-compatibility/2006" xmlns:aink="http://schemas.microsoft.com/office/drawing/2016/ink" xmlns:am3d="http://schemas.microsoft.com/office/drawing/2017/model3d" xmlns:o="urn:schemas-microsoft-com:office:office" xmlns:oel="http://schemas.microsoft.com/office/2019/extlst" xmlns:r="http://schemas.openxmlformats.org/officeDocument/2006/relationships" xmlns:m="http://schemas.openxmlformats.org/officeDocument/2006/math" xmlns:v="urn:schemas-microsoft-com:vml" xmlns:wp14="http://schemas.microsoft.com/office/word/2010/wordprocessingDrawing" xmlns:wp="http://schemas.openxmlformats.org/drawingml/2006/wordprocessingDrawing" xmlns:w10="urn:schemas-microsoft-com:office:word" xmlns:w="http://schemas.openxmlformats.org/wordprocessingml/2006/main" xmlns:w14="http://schemas.microsoft.com/office/word/2010/wordml" xmlns:w15="http://schemas.microsoft.com/office/word/2012/wordml" xmlns:w16cex="http://schemas.microsoft.com/office/word/2018/wordml/cex" xmlns:w16cid="http://schemas.microsoft.com/office/word/2016/wordml/cid" xmlns:w16="http://schemas.microsoft.com/office/word/2018/wordml" xmlns:w16du="http://schemas.microsoft.com/office/word/2023/wordml/word16du" xmlns:w16sdtdh="http://schemas.microsoft.com/office/word/2020/wordml/sdtdatahash" xmlns:w16sdtfl="http://schemas.microsoft.com/office/word/2024/wordml/sdtformatlock" xmlns:w16se="http://schemas.microsoft.com/office/word/2015/wordml/symex" xmlns:wpg="http://schemas.microsoft.com/office/word/2010/wordprocessingGroup" xmlns:wpi="http://schemas.microsoft.com/office/word/2010/wordprocessingInk" xmlns:wne="http://schemas.microsoft.com/office/word/2006/wordml" xmlns:wps="http://schemas.microsoft.com/office/word/2010/wordprocessingShape" mc:Ignorable="w14 w15 w16se w16cid w16 w16cex w16sdtdh w16sdtfl w16du wp14">
   <w:endnote w:type="separator" w:id="-1">
     <w:p>
       <w:pPr>
@@ -8512,7 +9287,7 @@
 </file>
 
 <file path=word/footnotes.xml><?xml version="1.0" encoding="utf-8"?>
-<w:footnotes xmlns:wpc="http://schemas.microsoft.com/office/word/2010/wordprocessingCanvas" xmlns:cx="http://schemas.microsoft.com/office/drawing/2014/chartex" xmlns:cx1="http://schemas.microsoft.com/office/drawing/2015/9/8/chartex" xmlns:cx2="http://schemas.microsoft.com/office/drawing/2015/10/21/chartex" xmlns:cx3="http://schemas.microsoft.com/office/drawing/2016/5/9/chartex" xmlns:cx4="http://schemas.microsoft.com/office/drawing/2016/5/10/chartex" xmlns:cx5="http://schemas.microsoft.com/office/drawing/2016/5/11/chartex" xmlns:cx6="http://schemas.microsoft.com/office/drawing/2016/5/12/chartex" xmlns:cx7="http://schemas.microsoft.com/office/drawing/2016/5/13/chartex" xmlns:cx8="http://schemas.microsoft.com/office/drawing/2016/5/14/chartex" xmlns:mc="http://schemas.openxmlformats.org/markup-compatibility/2006" xmlns:aink="http://schemas.microsoft.com/office/drawing/2016/ink" xmlns:am3d="http://schemas.microsoft.com/office/drawing/2017/model3d" xmlns:o="urn:schemas-microsoft-com:office:office" xmlns:oel="http://schemas.microsoft.com/office/2019/extlst" xmlns:r="http://schemas.openxmlformats.org/officeDocument/2006/relationships" xmlns:m="http://schemas.openxmlformats.org/officeDocument/2006/math" xmlns:v="urn:schemas-microsoft-com:vml" xmlns:wp14="http://schemas.microsoft.com/office/word/2010/wordprocessingDrawing" xmlns:wp="http://schemas.openxmlformats.org/drawingml/2006/wordprocessingDrawing" xmlns:w10="urn:schemas-microsoft-com:office:word" xmlns:w="http://schemas.openxmlformats.org/wordprocessingml/2006/main" xmlns:w14="http://schemas.microsoft.com/office/word/2010/wordml" xmlns:w15="http://schemas.microsoft.com/office/word/2012/wordml" xmlns:w16cei="http://schemas.microsoft.com/office/word/2026/wordml/cei" xmlns:w16cex="http://schemas.microsoft.com/office/word/2018/wordml/cex" xmlns:w16cid="http://schemas.microsoft.com/office/word/2016/wordml/cid" xmlns:w16="http://schemas.microsoft.com/office/word/2018/wordml" xmlns:w16du="http://schemas.microsoft.com/office/word/2023/wordml/word16du" xmlns:w16sdtdh="http://schemas.microsoft.com/office/word/2020/wordml/sdtdatahash" xmlns:w16sdtfl="http://schemas.microsoft.com/office/word/2024/wordml/sdtformatlock" xmlns:w16se="http://schemas.microsoft.com/office/word/2015/wordml/symex" xmlns:wpg="http://schemas.microsoft.com/office/word/2010/wordprocessingGroup" xmlns:wpi="http://schemas.microsoft.com/office/word/2010/wordprocessingInk" xmlns:wne="http://schemas.microsoft.com/office/word/2006/wordml" xmlns:wps="http://schemas.microsoft.com/office/word/2010/wordprocessingShape" mc:Ignorable="w14 w15 w16se w16cid w16 w16cex w16sdtdh w16sdtfl w16du wp14">
+<w:footnotes xmlns:wpc="http://schemas.microsoft.com/office/word/2010/wordprocessingCanvas" xmlns:cx="http://schemas.microsoft.com/office/drawing/2014/chartex" xmlns:cx1="http://schemas.microsoft.com/office/drawing/2015/9/8/chartex" xmlns:cx2="http://schemas.microsoft.com/office/drawing/2015/10/21/chartex" xmlns:cx3="http://schemas.microsoft.com/office/drawing/2016/5/9/chartex" xmlns:cx4="http://schemas.microsoft.com/office/drawing/2016/5/10/chartex" xmlns:cx5="http://schemas.microsoft.com/office/drawing/2016/5/11/chartex" xmlns:cx6="http://schemas.microsoft.com/office/drawing/2016/5/12/chartex" xmlns:cx7="http://schemas.microsoft.com/office/drawing/2016/5/13/chartex" xmlns:cx8="http://schemas.microsoft.com/office/drawing/2016/5/14/chartex" xmlns:mc="http://schemas.openxmlformats.org/markup-compatibility/2006" xmlns:aink="http://schemas.microsoft.com/office/drawing/2016/ink" xmlns:am3d="http://schemas.microsoft.com/office/drawing/2017/model3d" xmlns:o="urn:schemas-microsoft-com:office:office" xmlns:oel="http://schemas.microsoft.com/office/2019/extlst" xmlns:r="http://schemas.openxmlformats.org/officeDocument/2006/relationships" xmlns:m="http://schemas.openxmlformats.org/officeDocument/2006/math" xmlns:v="urn:schemas-microsoft-com:vml" xmlns:wp14="http://schemas.microsoft.com/office/word/2010/wordprocessingDrawing" xmlns:wp="http://schemas.openxmlformats.org/drawingml/2006/wordprocessingDrawing" xmlns:w10="urn:schemas-microsoft-com:office:word" xmlns:w="http://schemas.openxmlformats.org/wordprocessingml/2006/main" xmlns:w14="http://schemas.microsoft.com/office/word/2010/wordml" xmlns:w15="http://schemas.microsoft.com/office/word/2012/wordml" xmlns:w16cex="http://schemas.microsoft.com/office/word/2018/wordml/cex" xmlns:w16cid="http://schemas.microsoft.com/office/word/2016/wordml/cid" xmlns:w16="http://schemas.microsoft.com/office/word/2018/wordml" xmlns:w16du="http://schemas.microsoft.com/office/word/2023/wordml/word16du" xmlns:w16sdtdh="http://schemas.microsoft.com/office/word/2020/wordml/sdtdatahash" xmlns:w16sdtfl="http://schemas.microsoft.com/office/word/2024/wordml/sdtformatlock" xmlns:w16se="http://schemas.microsoft.com/office/word/2015/wordml/symex" xmlns:wpg="http://schemas.microsoft.com/office/word/2010/wordprocessingGroup" xmlns:wpi="http://schemas.microsoft.com/office/word/2010/wordprocessingInk" xmlns:wne="http://schemas.microsoft.com/office/word/2006/wordml" xmlns:wps="http://schemas.microsoft.com/office/word/2010/wordprocessingShape" mc:Ignorable="w14 w15 w16se w16cid w16 w16cex w16sdtdh w16sdtfl w16du wp14">
   <w:footnote w:type="separator" w:id="-1">
     <w:p>
       <w:pPr>
@@ -8592,7 +9367,7 @@
 </file>
 
 <file path=word/header1.xml><?xml version="1.0" encoding="utf-8"?>
-<w:hdr xmlns:wpc="http://schemas.microsoft.com/office/word/2010/wordprocessingCanvas" xmlns:cx="http://schemas.microsoft.com/office/drawing/2014/chartex" xmlns:cx1="http://schemas.microsoft.com/office/drawing/2015/9/8/chartex" xmlns:cx2="http://schemas.microsoft.com/office/drawing/2015/10/21/chartex" xmlns:cx3="http://schemas.microsoft.com/office/drawing/2016/5/9/chartex" xmlns:cx4="http://schemas.microsoft.com/office/drawing/2016/5/10/chartex" xmlns:cx5="http://schemas.microsoft.com/office/drawing/2016/5/11/chartex" xmlns:cx6="http://schemas.microsoft.com/office/drawing/2016/5/12/chartex" xmlns:cx7="http://schemas.microsoft.com/office/drawing/2016/5/13/chartex" xmlns:cx8="http://schemas.microsoft.com/office/drawing/2016/5/14/chartex" xmlns:mc="http://schemas.openxmlformats.org/markup-compatibility/2006" xmlns:aink="http://schemas.microsoft.com/office/drawing/2016/ink" xmlns:am3d="http://schemas.microsoft.com/office/drawing/2017/model3d" xmlns:o="urn:schemas-microsoft-com:office:office" xmlns:oel="http://schemas.microsoft.com/office/2019/extlst" xmlns:r="http://schemas.openxmlformats.org/officeDocument/2006/relationships" xmlns:m="http://schemas.openxmlformats.org/officeDocument/2006/math" xmlns:v="urn:schemas-microsoft-com:vml" xmlns:wp14="http://schemas.microsoft.com/office/word/2010/wordprocessingDrawing" xmlns:wp="http://schemas.openxmlformats.org/drawingml/2006/wordprocessingDrawing" xmlns:w10="urn:schemas-microsoft-com:office:word" xmlns:w="http://schemas.openxmlformats.org/wordprocessingml/2006/main" xmlns:w14="http://schemas.microsoft.com/office/word/2010/wordml" xmlns:w15="http://schemas.microsoft.com/office/word/2012/wordml" xmlns:w16cei="http://schemas.microsoft.com/office/word/2026/wordml/cei" xmlns:w16cex="http://schemas.microsoft.com/office/word/2018/wordml/cex" xmlns:w16cid="http://schemas.microsoft.com/office/word/2016/wordml/cid" xmlns:w16="http://schemas.microsoft.com/office/word/2018/wordml" xmlns:w16du="http://schemas.microsoft.com/office/word/2023/wordml/word16du" xmlns:w16sdtdh="http://schemas.microsoft.com/office/word/2020/wordml/sdtdatahash" xmlns:w16sdtfl="http://schemas.microsoft.com/office/word/2024/wordml/sdtformatlock" xmlns:w16se="http://schemas.microsoft.com/office/word/2015/wordml/symex" xmlns:wpg="http://schemas.microsoft.com/office/word/2010/wordprocessingGroup" xmlns:wpi="http://schemas.microsoft.com/office/word/2010/wordprocessingInk" xmlns:wne="http://schemas.microsoft.com/office/word/2006/wordml" xmlns:wps="http://schemas.microsoft.com/office/word/2010/wordprocessingShape" mc:Ignorable="w14 w15 w16se w16cid w16 w16cex w16sdtdh w16sdtfl w16du wp14">
+<w:hdr xmlns:wpc="http://schemas.microsoft.com/office/word/2010/wordprocessingCanvas" xmlns:cx="http://schemas.microsoft.com/office/drawing/2014/chartex" xmlns:cx1="http://schemas.microsoft.com/office/drawing/2015/9/8/chartex" xmlns:cx2="http://schemas.microsoft.com/office/drawing/2015/10/21/chartex" xmlns:cx3="http://schemas.microsoft.com/office/drawing/2016/5/9/chartex" xmlns:cx4="http://schemas.microsoft.com/office/drawing/2016/5/10/chartex" xmlns:cx5="http://schemas.microsoft.com/office/drawing/2016/5/11/chartex" xmlns:cx6="http://schemas.microsoft.com/office/drawing/2016/5/12/chartex" xmlns:cx7="http://schemas.microsoft.com/office/drawing/2016/5/13/chartex" xmlns:cx8="http://schemas.microsoft.com/office/drawing/2016/5/14/chartex" xmlns:mc="http://schemas.openxmlformats.org/markup-compatibility/2006" xmlns:aink="http://schemas.microsoft.com/office/drawing/2016/ink" xmlns:am3d="http://schemas.microsoft.com/office/drawing/2017/model3d" xmlns:o="urn:schemas-microsoft-com:office:office" xmlns:oel="http://schemas.microsoft.com/office/2019/extlst" xmlns:r="http://schemas.openxmlformats.org/officeDocument/2006/relationships" xmlns:m="http://schemas.openxmlformats.org/officeDocument/2006/math" xmlns:v="urn:schemas-microsoft-com:vml" xmlns:wp14="http://schemas.microsoft.com/office/word/2010/wordprocessingDrawing" xmlns:wp="http://schemas.openxmlformats.org/drawingml/2006/wordprocessingDrawing" xmlns:w10="urn:schemas-microsoft-com:office:word" xmlns:w="http://schemas.openxmlformats.org/wordprocessingml/2006/main" xmlns:w14="http://schemas.microsoft.com/office/word/2010/wordml" xmlns:w15="http://schemas.microsoft.com/office/word/2012/wordml" xmlns:w16cex="http://schemas.microsoft.com/office/word/2018/wordml/cex" xmlns:w16cid="http://schemas.microsoft.com/office/word/2016/wordml/cid" xmlns:w16="http://schemas.microsoft.com/office/word/2018/wordml" xmlns:w16du="http://schemas.microsoft.com/office/word/2023/wordml/word16du" xmlns:w16sdtdh="http://schemas.microsoft.com/office/word/2020/wordml/sdtdatahash" xmlns:w16sdtfl="http://schemas.microsoft.com/office/word/2024/wordml/sdtformatlock" xmlns:w16se="http://schemas.microsoft.com/office/word/2015/wordml/symex" xmlns:wpg="http://schemas.microsoft.com/office/word/2010/wordprocessingGroup" xmlns:wpi="http://schemas.microsoft.com/office/word/2010/wordprocessingInk" xmlns:wne="http://schemas.microsoft.com/office/word/2006/wordml" xmlns:wps="http://schemas.microsoft.com/office/word/2010/wordprocessingShape" mc:Ignorable="w14 w15 w16se w16cid w16 w16cex w16sdtdh w16sdtfl w16du wp14">
   <w:tbl>
     <w:tblPr>
       <w:tblStyle w:val="Tablaconcuadrcula1"/>
@@ -8777,7 +9552,7 @@
 </file>
 
 <file path=word/numbering.xml><?xml version="1.0" encoding="utf-8"?>
-<w:numbering xmlns:wpc="http://schemas.microsoft.com/office/word/2010/wordprocessingCanvas" xmlns:cx="http://schemas.microsoft.com/office/drawing/2014/chartex" xmlns:cx1="http://schemas.microsoft.com/office/drawing/2015/9/8/chartex" xmlns:cx2="http://schemas.microsoft.com/office/drawing/2015/10/21/chartex" xmlns:cx3="http://schemas.microsoft.com/office/drawing/2016/5/9/chartex" xmlns:cx4="http://schemas.microsoft.com/office/drawing/2016/5/10/chartex" xmlns:cx5="http://schemas.microsoft.com/office/drawing/2016/5/11/chartex" xmlns:cx6="http://schemas.microsoft.com/office/drawing/2016/5/12/chartex" xmlns:cx7="http://schemas.microsoft.com/office/drawing/2016/5/13/chartex" xmlns:cx8="http://schemas.microsoft.com/office/drawing/2016/5/14/chartex" xmlns:mc="http://schemas.openxmlformats.org/markup-compatibility/2006" xmlns:aink="http://schemas.microsoft.com/office/drawing/2016/ink" xmlns:am3d="http://schemas.microsoft.com/office/drawing/2017/model3d" xmlns:o="urn:schemas-microsoft-com:office:office" xmlns:oel="http://schemas.microsoft.com/office/2019/extlst" xmlns:r="http://schemas.openxmlformats.org/officeDocument/2006/relationships" xmlns:m="http://schemas.openxmlformats.org/officeDocument/2006/math" xmlns:v="urn:schemas-microsoft-com:vml" xmlns:wp14="http://schemas.microsoft.com/office/word/2010/wordprocessingDrawing" xmlns:wp="http://schemas.openxmlformats.org/drawingml/2006/wordprocessingDrawing" xmlns:w10="urn:schemas-microsoft-com:office:word" xmlns:w="http://schemas.openxmlformats.org/wordprocessingml/2006/main" xmlns:w14="http://schemas.microsoft.com/office/word/2010/wordml" xmlns:w15="http://schemas.microsoft.com/office/word/2012/wordml" xmlns:w16cei="http://schemas.microsoft.com/office/word/2026/wordml/cei" xmlns:w16cex="http://schemas.microsoft.com/office/word/2018/wordml/cex" xmlns:w16cid="http://schemas.microsoft.com/office/word/2016/wordml/cid" xmlns:w16="http://schemas.microsoft.com/office/word/2018/wordml" xmlns:w16du="http://schemas.microsoft.com/office/word/2023/wordml/word16du" xmlns:w16sdtdh="http://schemas.microsoft.com/office/word/2020/wordml/sdtdatahash" xmlns:w16sdtfl="http://schemas.microsoft.com/office/word/2024/wordml/sdtformatlock" xmlns:w16se="http://schemas.microsoft.com/office/word/2015/wordml/symex" xmlns:wpg="http://schemas.microsoft.com/office/word/2010/wordprocessingGroup" xmlns:wpi="http://schemas.microsoft.com/office/word/2010/wordprocessingInk" xmlns:wne="http://schemas.microsoft.com/office/word/2006/wordml" xmlns:wps="http://schemas.microsoft.com/office/word/2010/wordprocessingShape" mc:Ignorable="w14 w15 w16se w16cid w16 w16cex w16sdtdh w16sdtfl w16du wp14">
+<w:numbering xmlns:wpc="http://schemas.microsoft.com/office/word/2010/wordprocessingCanvas" xmlns:cx="http://schemas.microsoft.com/office/drawing/2014/chartex" xmlns:cx1="http://schemas.microsoft.com/office/drawing/2015/9/8/chartex" xmlns:cx2="http://schemas.microsoft.com/office/drawing/2015/10/21/chartex" xmlns:cx3="http://schemas.microsoft.com/office/drawing/2016/5/9/chartex" xmlns:cx4="http://schemas.microsoft.com/office/drawing/2016/5/10/chartex" xmlns:cx5="http://schemas.microsoft.com/office/drawing/2016/5/11/chartex" xmlns:cx6="http://schemas.microsoft.com/office/drawing/2016/5/12/chartex" xmlns:cx7="http://schemas.microsoft.com/office/drawing/2016/5/13/chartex" xmlns:cx8="http://schemas.microsoft.com/office/drawing/2016/5/14/chartex" xmlns:mc="http://schemas.openxmlformats.org/markup-compatibility/2006" xmlns:aink="http://schemas.microsoft.com/office/drawing/2016/ink" xmlns:am3d="http://schemas.microsoft.com/office/drawing/2017/model3d" xmlns:o="urn:schemas-microsoft-com:office:office" xmlns:oel="http://schemas.microsoft.com/office/2019/extlst" xmlns:r="http://schemas.openxmlformats.org/officeDocument/2006/relationships" xmlns:m="http://schemas.openxmlformats.org/officeDocument/2006/math" xmlns:v="urn:schemas-microsoft-com:vml" xmlns:wp14="http://schemas.microsoft.com/office/word/2010/wordprocessingDrawing" xmlns:wp="http://schemas.openxmlformats.org/drawingml/2006/wordprocessingDrawing" xmlns:w10="urn:schemas-microsoft-com:office:word" xmlns:w="http://schemas.openxmlformats.org/wordprocessingml/2006/main" xmlns:w14="http://schemas.microsoft.com/office/word/2010/wordml" xmlns:w15="http://schemas.microsoft.com/office/word/2012/wordml" xmlns:w16cex="http://schemas.microsoft.com/office/word/2018/wordml/cex" xmlns:w16cid="http://schemas.microsoft.com/office/word/2016/wordml/cid" xmlns:w16="http://schemas.microsoft.com/office/word/2018/wordml" xmlns:w16du="http://schemas.microsoft.com/office/word/2023/wordml/word16du" xmlns:w16sdtdh="http://schemas.microsoft.com/office/word/2020/wordml/sdtdatahash" xmlns:w16sdtfl="http://schemas.microsoft.com/office/word/2024/wordml/sdtformatlock" xmlns:w16se="http://schemas.microsoft.com/office/word/2015/wordml/symex" xmlns:wpg="http://schemas.microsoft.com/office/word/2010/wordprocessingGroup" xmlns:wpi="http://schemas.microsoft.com/office/word/2010/wordprocessingInk" xmlns:wne="http://schemas.microsoft.com/office/word/2006/wordml" xmlns:wps="http://schemas.microsoft.com/office/word/2010/wordprocessingShape" mc:Ignorable="w14 w15 w16se w16cid w16 w16cex w16sdtdh w16sdtfl w16du wp14">
   <w:abstractNum w:abstractNumId="0" w15:restartNumberingAfterBreak="0">
     <w:nsid w:val="129E5F86"/>
     <w:multiLevelType w:val="hybridMultilevel"/>
@@ -10203,12 +10978,6 @@
 </file>
 
 <file path=customXml/item2.xml><?xml version="1.0" encoding="utf-8"?>
-<p:properties xmlns:p="http://schemas.microsoft.com/office/2006/metadata/properties" xmlns:xsi="http://www.w3.org/2001/XMLSchema-instance" xmlns:pc="http://schemas.microsoft.com/office/infopath/2007/PartnerControls">
-  <documentManagement/>
-</p:properties>
-</file>
-
-<file path=customXml/item3.xml><?xml version="1.0" encoding="utf-8"?>
 <ct:contentTypeSchema xmlns:ct="http://schemas.microsoft.com/office/2006/metadata/contentType" xmlns:ma="http://schemas.microsoft.com/office/2006/metadata/properties/metaAttributes" ct:_="" ma:_="" ma:contentTypeName="Documento" ma:contentTypeID="0x010100E96778489EE7714D8BD12CC105EB918B" ma:contentTypeVersion="2" ma:contentTypeDescription="Crear nuevo documento." ma:contentTypeScope="" ma:versionID="416c5c7ae9b5d54d83875cd3c65194e3">
   <xsd:schema xmlns:xsd="http://www.w3.org/2001/XMLSchema" xmlns:xs="http://www.w3.org/2001/XMLSchema" xmlns:p="http://schemas.microsoft.com/office/2006/metadata/properties" xmlns:ns2="126e8a1c-9ea9-435a-ac89-d06c80d62e30" targetNamespace="http://schemas.microsoft.com/office/2006/metadata/properties" ma:root="true" ma:fieldsID="70a237c842677bd850644f8595079f5e" ns2:_="">
     <xsd:import namespace="126e8a1c-9ea9-435a-ac89-d06c80d62e30"/>
@@ -10340,6 +11109,12 @@
 </ct:contentTypeSchema>
 </file>
 
+<file path=customXml/item3.xml><?xml version="1.0" encoding="utf-8"?>
+<p:properties xmlns:p="http://schemas.microsoft.com/office/2006/metadata/properties" xmlns:xsi="http://www.w3.org/2001/XMLSchema-instance" xmlns:pc="http://schemas.microsoft.com/office/infopath/2007/PartnerControls">
+  <documentManagement/>
+</p:properties>
+</file>
+
 <file path=customXml/itemProps1.xml><?xml version="1.0" encoding="utf-8"?>
 <ds:datastoreItem xmlns:ds="http://schemas.openxmlformats.org/officeDocument/2006/customXml" ds:itemID="{F3E3E2F7-59E7-4722-B872-D023DC9D1CC1}">
   <ds:schemaRefs>
@@ -10349,15 +11124,6 @@
 </file>
 
 <file path=customXml/itemProps2.xml><?xml version="1.0" encoding="utf-8"?>
-<ds:datastoreItem xmlns:ds="http://schemas.openxmlformats.org/officeDocument/2006/customXml" ds:itemID="{38174882-579A-45DC-A704-C035A9357F73}">
-  <ds:schemaRefs>
-    <ds:schemaRef ds:uri="http://schemas.microsoft.com/office/2006/metadata/properties"/>
-    <ds:schemaRef ds:uri="http://schemas.microsoft.com/office/infopath/2007/PartnerControls"/>
-  </ds:schemaRefs>
-</ds:datastoreItem>
-</file>
-
-<file path=customXml/itemProps3.xml><?xml version="1.0" encoding="utf-8"?>
 <ds:datastoreItem xmlns:ds="http://schemas.openxmlformats.org/officeDocument/2006/customXml" ds:itemID="{7C9B9CFF-B258-43B4-948A-968A031773F5}">
   <ds:schemaRefs>
     <ds:schemaRef ds:uri="http://schemas.microsoft.com/office/2006/metadata/contentType"/>
@@ -10373,4 +11139,13 @@
     <ds:schemaRef ds:uri="http://schemas.microsoft.com/internal/obd"/>
   </ds:schemaRefs>
 </ds:datastoreItem>
+</file>
+
+<file path=customXml/itemProps3.xml><?xml version="1.0" encoding="utf-8"?>
+<ds:datastoreItem xmlns:ds="http://schemas.openxmlformats.org/officeDocument/2006/customXml" ds:itemID="{38174882-579A-45DC-A704-C035A9357F73}">
+  <ds:schemaRefs>
+    <ds:schemaRef ds:uri="http://schemas.microsoft.com/office/2006/metadata/properties"/>
+    <ds:schemaRef ds:uri="http://schemas.microsoft.com/office/infopath/2007/PartnerControls"/>
+  </ds:schemaRefs>
+</ds:datastoreItem>
 </file>
--- a/Fase 1/Evidencias Grupales/1.5_GuiaEstudiante_Fase 1_Definicion Proyecto APT.docx
+++ b/Fase 1/Evidencias Grupales/1.5_GuiaEstudiante_Fase 1_Definicion Proyecto APT.docx
@@ -156,7 +156,6 @@
                                 </w:rPr>
                                 <w:t xml:space="preserve">Asignatura </w:t>
                               </w:r>
-                              <w:proofErr w:type="spellStart"/>
                               <w:r>
                                 <w:rPr>
                                   <w:b/>
@@ -166,7 +165,6 @@
                                 </w:rPr>
                                 <w:t>Capstone</w:t>
                               </w:r>
-                              <w:proofErr w:type="spellEnd"/>
                             </w:p>
                           </w:txbxContent>
                         </wps:txbx>
@@ -331,7 +329,6 @@
                           </w:rPr>
                           <w:t xml:space="preserve">Asignatura </w:t>
                         </w:r>
-                        <w:proofErr w:type="spellStart"/>
                         <w:r>
                           <w:rPr>
                             <w:b/>
@@ -341,7 +338,6 @@
                           </w:rPr>
                           <w:t>Capstone</w:t>
                         </w:r>
-                        <w:proofErr w:type="spellEnd"/>
                       </w:p>
                     </w:txbxContent>
                   </v:textbox>
@@ -5243,89 +5239,128 @@
         <w:tc>
           <w:tcPr>
             <w:tcW w:w="1843" w:type="dxa"/>
+            <w:vAlign w:val="center"/>
           </w:tcPr>
           <w:p>
             <w:pPr>
               <w:pStyle w:val="Piedepgina"/>
               <w:jc w:val="both"/>
               <w:rPr>
-                <w:rFonts w:ascii="Calibri" w:hAnsi="Calibri"/>
-                <w:b/>
-                <w:color w:val="1F3864" w:themeColor="accent1" w:themeShade="80"/>
-              </w:rPr>
-            </w:pPr>
+                <w:rFonts w:ascii="Calibri" w:hAnsi="Calibri" w:cs="Arial"/>
+                <w:color w:val="000000" w:themeColor="text1"/>
+                <w:sz w:val="20"/>
+                <w:szCs w:val="20"/>
+                <w:lang w:eastAsia="es-CL"/>
+              </w:rPr>
+            </w:pPr>
+            <w:r>
+              <w:rPr>
+                <w:rFonts w:ascii="Calibri" w:hAnsi="Calibri" w:cs="Arial"/>
+                <w:color w:val="000000" w:themeColor="text1"/>
+                <w:sz w:val="20"/>
+                <w:szCs w:val="20"/>
+                <w:lang w:eastAsia="es-CL"/>
+              </w:rPr>
+              <w:t>Avance (Fase 1)</w:t>
+            </w:r>
           </w:p>
         </w:tc>
         <w:tc>
           <w:tcPr>
             <w:tcW w:w="1843" w:type="dxa"/>
+            <w:vAlign w:val="center"/>
           </w:tcPr>
           <w:p>
             <w:pPr>
               <w:pStyle w:val="Piedepgina"/>
               <w:jc w:val="both"/>
               <w:rPr>
-                <w:rFonts w:ascii="Calibri" w:hAnsi="Calibri"/>
-                <w:b/>
-                <w:color w:val="1F3864" w:themeColor="accent1" w:themeShade="80"/>
-              </w:rPr>
-            </w:pPr>
+                <w:rFonts w:ascii="Calibri" w:hAnsi="Calibri" w:cs="Arial"/>
+                <w:color w:val="000000" w:themeColor="text1"/>
+                <w:sz w:val="20"/>
+                <w:szCs w:val="20"/>
+                <w:lang w:eastAsia="es-CL"/>
+              </w:rPr>
+            </w:pPr>
+            <w:r>
+              <w:rPr>
+                <w:rFonts w:ascii="Calibri" w:hAnsi="Calibri" w:cs="Arial"/>
+                <w:color w:val="000000" w:themeColor="text1"/>
+                <w:sz w:val="20"/>
+                <w:szCs w:val="20"/>
+                <w:lang w:eastAsia="es-CL"/>
+              </w:rPr>
+              <w:t>Especificación de Requisitos de Software (ERS) y Línea Base</w:t>
+            </w:r>
           </w:p>
         </w:tc>
         <w:tc>
           <w:tcPr>
             <w:tcW w:w="3825" w:type="dxa"/>
-          </w:tcPr>
-          <w:p>
-            <w:pPr>
-              <w:jc w:val="both"/>
-              <w:rPr>
-                <w:rFonts w:ascii="Calibri" w:hAnsi="Calibri" w:cs="Arial"/>
-                <w:i/>
-                <w:color w:val="4472C4" w:themeColor="accent1"/>
-                <w:sz w:val="18"/>
-                <w:szCs w:val="20"/>
-                <w:lang w:eastAsia="es-CL"/>
-              </w:rPr>
-            </w:pPr>
-            <w:r>
-              <w:rPr>
-                <w:rFonts w:ascii="Calibri" w:hAnsi="Calibri" w:cs="Arial"/>
-                <w:i/>
-                <w:color w:val="4472C4" w:themeColor="accent1"/>
-                <w:sz w:val="18"/>
-                <w:szCs w:val="20"/>
-                <w:lang w:eastAsia="es-CL"/>
-              </w:rPr>
-              <w:t>Describe las evidencias acordadas con tu docente, siempre teniendo en mente que estas deben dar cuenta del desarrollo de tu Proyecto APT</w:t>
-            </w:r>
-            <w:r>
-              <w:rPr>
-                <w:rFonts w:ascii="Calibri" w:hAnsi="Calibri" w:cs="Arial"/>
-                <w:i/>
-                <w:color w:val="4472C4" w:themeColor="accent1"/>
-                <w:sz w:val="18"/>
-                <w:szCs w:val="20"/>
-                <w:lang w:eastAsia="es-CL"/>
-              </w:rPr>
-              <w:t>.</w:t>
+            <w:vAlign w:val="center"/>
+          </w:tcPr>
+          <w:p>
+            <w:pPr>
+              <w:jc w:val="both"/>
+              <w:rPr>
+                <w:rFonts w:ascii="Calibri" w:hAnsi="Calibri" w:cs="Arial"/>
+                <w:color w:val="000000" w:themeColor="text1"/>
+                <w:sz w:val="20"/>
+                <w:szCs w:val="20"/>
+                <w:lang w:eastAsia="es-CL"/>
+              </w:rPr>
+            </w:pPr>
+            <w:r>
+              <w:rPr>
+                <w:rFonts w:ascii="Calibri" w:hAnsi="Calibri" w:cs="Arial"/>
+                <w:color w:val="000000" w:themeColor="text1"/>
+                <w:sz w:val="20"/>
+                <w:szCs w:val="20"/>
+                <w:lang w:eastAsia="es-CL"/>
+              </w:rPr>
+              <w:t>Documento que detalla el levantamiento del proceso actual y propuesto, catálogo de requisitos funcionales y no funcionales (incluyendo la seguridad basada en roles), reglas de negocio y criterios de aceptación iniciales.</w:t>
             </w:r>
           </w:p>
         </w:tc>
         <w:tc>
           <w:tcPr>
             <w:tcW w:w="2551" w:type="dxa"/>
+            <w:vAlign w:val="center"/>
           </w:tcPr>
           <w:p>
             <w:pPr>
               <w:pStyle w:val="Piedepgina"/>
               <w:jc w:val="both"/>
               <w:rPr>
-                <w:rFonts w:ascii="Calibri" w:hAnsi="Calibri"/>
-                <w:b/>
-                <w:color w:val="1F3864" w:themeColor="accent1" w:themeShade="80"/>
-              </w:rPr>
-            </w:pPr>
+                <w:rFonts w:ascii="Calibri" w:hAnsi="Calibri" w:cs="Arial"/>
+                <w:color w:val="000000" w:themeColor="text1"/>
+                <w:sz w:val="20"/>
+                <w:szCs w:val="20"/>
+                <w:lang w:eastAsia="es-CL"/>
+              </w:rPr>
+            </w:pPr>
+            <w:r>
+              <w:rPr>
+                <w:rFonts w:ascii="Calibri" w:hAnsi="Calibri" w:cs="Arial"/>
+                <w:i/>
+                <w:iCs/>
+                <w:color w:val="000000" w:themeColor="text1"/>
+                <w:sz w:val="20"/>
+                <w:szCs w:val="20"/>
+                <w:lang w:eastAsia="es-CL"/>
+              </w:rPr>
+              <w:t>(Responde al OE1)</w:t>
+            </w:r>
+            <w:r>
+              <w:rPr>
+                <w:rFonts w:ascii="Calibri" w:hAnsi="Calibri" w:cs="Arial"/>
+                <w:color w:val="000000" w:themeColor="text1"/>
+                <w:sz w:val="20"/>
+                <w:szCs w:val="20"/>
+                <w:lang w:eastAsia="es-CL"/>
+              </w:rPr>
+              <w:t>. Es la base ineludible de la metodología en cascada; justifica el alcance funcional de GATI y establece los criterios contra los cuales se validará el software al finalizar.</w:t>
+            </w:r>
           </w:p>
         </w:tc>
       </w:tr>
@@ -5336,65 +5371,151 @@
         <w:tc>
           <w:tcPr>
             <w:tcW w:w="1843" w:type="dxa"/>
+            <w:vAlign w:val="center"/>
           </w:tcPr>
           <w:p>
             <w:pPr>
               <w:pStyle w:val="Piedepgina"/>
               <w:jc w:val="both"/>
               <w:rPr>
-                <w:rFonts w:ascii="Calibri" w:hAnsi="Calibri"/>
-                <w:b/>
-                <w:color w:val="1F3864" w:themeColor="accent1" w:themeShade="80"/>
-              </w:rPr>
-            </w:pPr>
+                <w:rFonts w:ascii="Calibri" w:hAnsi="Calibri" w:cs="Arial"/>
+                <w:color w:val="000000" w:themeColor="text1"/>
+                <w:sz w:val="20"/>
+                <w:szCs w:val="20"/>
+                <w:lang w:eastAsia="es-CL"/>
+              </w:rPr>
+            </w:pPr>
+            <w:r>
+              <w:rPr>
+                <w:rFonts w:ascii="Calibri" w:hAnsi="Calibri" w:cs="Arial"/>
+                <w:color w:val="000000" w:themeColor="text1"/>
+                <w:sz w:val="20"/>
+                <w:szCs w:val="20"/>
+                <w:lang w:eastAsia="es-CL"/>
+              </w:rPr>
+              <w:t>Avance (Fase 2)</w:t>
+            </w:r>
           </w:p>
         </w:tc>
         <w:tc>
           <w:tcPr>
             <w:tcW w:w="1843" w:type="dxa"/>
+            <w:vAlign w:val="center"/>
           </w:tcPr>
           <w:p>
             <w:pPr>
               <w:pStyle w:val="Piedepgina"/>
               <w:jc w:val="both"/>
               <w:rPr>
-                <w:rFonts w:ascii="Calibri" w:hAnsi="Calibri"/>
-                <w:b/>
-                <w:color w:val="1F3864" w:themeColor="accent1" w:themeShade="80"/>
-              </w:rPr>
-            </w:pPr>
+                <w:rFonts w:ascii="Calibri" w:hAnsi="Calibri" w:cs="Arial"/>
+                <w:color w:val="000000" w:themeColor="text1"/>
+                <w:sz w:val="20"/>
+                <w:szCs w:val="20"/>
+                <w:lang w:eastAsia="es-CL"/>
+              </w:rPr>
+            </w:pPr>
+            <w:r>
+              <w:rPr>
+                <w:rFonts w:ascii="Calibri" w:hAnsi="Calibri" w:cs="Arial"/>
+                <w:color w:val="000000" w:themeColor="text1"/>
+                <w:sz w:val="20"/>
+                <w:szCs w:val="20"/>
+                <w:lang w:eastAsia="es-CL"/>
+              </w:rPr>
+              <w:t>Documento de Arquitectura y Modelo de Datos</w:t>
+            </w:r>
           </w:p>
         </w:tc>
         <w:tc>
           <w:tcPr>
             <w:tcW w:w="3825" w:type="dxa"/>
+            <w:vAlign w:val="center"/>
           </w:tcPr>
           <w:p>
             <w:pPr>
               <w:pStyle w:val="Piedepgina"/>
               <w:jc w:val="both"/>
               <w:rPr>
-                <w:rFonts w:ascii="Calibri" w:hAnsi="Calibri"/>
-                <w:b/>
-                <w:color w:val="1F3864" w:themeColor="accent1" w:themeShade="80"/>
-              </w:rPr>
-            </w:pPr>
+                <w:rFonts w:ascii="Calibri" w:hAnsi="Calibri" w:cs="Arial"/>
+                <w:color w:val="000000" w:themeColor="text1"/>
+                <w:sz w:val="20"/>
+                <w:szCs w:val="20"/>
+                <w:lang w:eastAsia="es-CL"/>
+              </w:rPr>
+            </w:pPr>
+            <w:r>
+              <w:rPr>
+                <w:rFonts w:ascii="Calibri" w:hAnsi="Calibri" w:cs="Arial"/>
+                <w:color w:val="000000" w:themeColor="text1"/>
+                <w:sz w:val="20"/>
+                <w:szCs w:val="20"/>
+                <w:lang w:eastAsia="es-CL"/>
+              </w:rPr>
+              <w:t>Entregable técnico que incluye el diseño de la arquitectura modular, el modelo de datos no relacional (</w:t>
+            </w:r>
+            <w:proofErr w:type="spellStart"/>
+            <w:r>
+              <w:rPr>
+                <w:rFonts w:ascii="Calibri" w:hAnsi="Calibri" w:cs="Arial"/>
+                <w:color w:val="000000" w:themeColor="text1"/>
+                <w:sz w:val="20"/>
+                <w:szCs w:val="20"/>
+                <w:lang w:eastAsia="es-CL"/>
+              </w:rPr>
+              <w:t>FireStore</w:t>
+            </w:r>
+            <w:proofErr w:type="spellEnd"/>
+            <w:r>
+              <w:rPr>
+                <w:rFonts w:ascii="Calibri" w:hAnsi="Calibri" w:cs="Arial"/>
+                <w:color w:val="000000" w:themeColor="text1"/>
+                <w:sz w:val="20"/>
+                <w:szCs w:val="20"/>
+                <w:lang w:eastAsia="es-CL"/>
+              </w:rPr>
+              <w:t>), el diccionario de datos y el esquema de seguridad (matriz de permisos).</w:t>
+            </w:r>
           </w:p>
         </w:tc>
         <w:tc>
           <w:tcPr>
             <w:tcW w:w="2551" w:type="dxa"/>
+            <w:vAlign w:val="center"/>
           </w:tcPr>
           <w:p>
             <w:pPr>
               <w:pStyle w:val="Piedepgina"/>
               <w:jc w:val="both"/>
               <w:rPr>
-                <w:rFonts w:ascii="Calibri" w:hAnsi="Calibri"/>
-                <w:b/>
-                <w:color w:val="1F3864" w:themeColor="accent1" w:themeShade="80"/>
-              </w:rPr>
-            </w:pPr>
+                <w:rFonts w:ascii="Calibri" w:hAnsi="Calibri" w:cs="Arial"/>
+                <w:color w:val="000000" w:themeColor="text1"/>
+                <w:sz w:val="20"/>
+                <w:szCs w:val="20"/>
+                <w:lang w:eastAsia="es-CL"/>
+              </w:rPr>
+            </w:pPr>
+            <w:r>
+              <w:rPr>
+                <w:rFonts w:ascii="Calibri" w:hAnsi="Calibri" w:cs="Arial"/>
+                <w:i/>
+                <w:iCs/>
+                <w:color w:val="000000" w:themeColor="text1"/>
+                <w:sz w:val="20"/>
+                <w:szCs w:val="20"/>
+                <w:lang w:eastAsia="es-CL"/>
+              </w:rPr>
+              <w:t>(Responde al OE2)</w:t>
+            </w:r>
+            <w:r>
+              <w:rPr>
+                <w:rFonts w:ascii="Calibri" w:hAnsi="Calibri" w:cs="Arial"/>
+                <w:color w:val="000000" w:themeColor="text1"/>
+                <w:sz w:val="20"/>
+                <w:szCs w:val="20"/>
+                <w:lang w:eastAsia="es-CL"/>
+              </w:rPr>
+              <w:t>. Asegura que el desarrollo técnico soporte la trazabilidad, concurrencia y seguridad de la información antes de iniciar la programación de los módulos.</w:t>
+            </w:r>
           </w:p>
         </w:tc>
       </w:tr>
@@ -5405,65 +5526,173 @@
         <w:tc>
           <w:tcPr>
             <w:tcW w:w="1843" w:type="dxa"/>
+            <w:vAlign w:val="center"/>
           </w:tcPr>
           <w:p>
             <w:pPr>
               <w:pStyle w:val="Piedepgina"/>
               <w:jc w:val="both"/>
               <w:rPr>
-                <w:rFonts w:ascii="Calibri" w:hAnsi="Calibri"/>
-                <w:b/>
-                <w:color w:val="1F3864" w:themeColor="accent1" w:themeShade="80"/>
-              </w:rPr>
-            </w:pPr>
+                <w:rFonts w:ascii="Calibri" w:hAnsi="Calibri" w:cs="Arial"/>
+                <w:color w:val="000000" w:themeColor="text1"/>
+                <w:sz w:val="20"/>
+                <w:szCs w:val="20"/>
+                <w:lang w:eastAsia="es-CL"/>
+              </w:rPr>
+            </w:pPr>
+            <w:r>
+              <w:rPr>
+                <w:rFonts w:ascii="Calibri" w:hAnsi="Calibri" w:cs="Arial"/>
+                <w:color w:val="000000" w:themeColor="text1"/>
+                <w:sz w:val="20"/>
+                <w:szCs w:val="20"/>
+                <w:lang w:eastAsia="es-CL"/>
+              </w:rPr>
+              <w:t>Avance (Fase 2)</w:t>
+            </w:r>
           </w:p>
         </w:tc>
         <w:tc>
           <w:tcPr>
             <w:tcW w:w="1843" w:type="dxa"/>
+            <w:vAlign w:val="center"/>
           </w:tcPr>
           <w:p>
             <w:pPr>
               <w:pStyle w:val="Piedepgina"/>
               <w:jc w:val="both"/>
               <w:rPr>
-                <w:rFonts w:ascii="Calibri" w:hAnsi="Calibri"/>
-                <w:b/>
-                <w:color w:val="1F3864" w:themeColor="accent1" w:themeShade="80"/>
-              </w:rPr>
-            </w:pPr>
+                <w:rFonts w:ascii="Calibri" w:hAnsi="Calibri" w:cs="Arial"/>
+                <w:color w:val="000000" w:themeColor="text1"/>
+                <w:sz w:val="20"/>
+                <w:szCs w:val="20"/>
+                <w:lang w:eastAsia="es-CL"/>
+              </w:rPr>
+            </w:pPr>
+            <w:r>
+              <w:rPr>
+                <w:rFonts w:ascii="Calibri" w:hAnsi="Calibri" w:cs="Arial"/>
+                <w:color w:val="000000" w:themeColor="text1"/>
+                <w:sz w:val="20"/>
+                <w:szCs w:val="20"/>
+                <w:lang w:eastAsia="es-CL"/>
+              </w:rPr>
+              <w:t>Contrato de API y Diseño de Integración</w:t>
+            </w:r>
           </w:p>
         </w:tc>
         <w:tc>
           <w:tcPr>
             <w:tcW w:w="3825" w:type="dxa"/>
+            <w:vAlign w:val="center"/>
           </w:tcPr>
           <w:p>
             <w:pPr>
               <w:pStyle w:val="Piedepgina"/>
               <w:jc w:val="both"/>
               <w:rPr>
-                <w:rFonts w:ascii="Calibri" w:hAnsi="Calibri"/>
-                <w:b/>
-                <w:color w:val="1F3864" w:themeColor="accent1" w:themeShade="80"/>
-              </w:rPr>
-            </w:pPr>
+                <w:rFonts w:ascii="Calibri" w:hAnsi="Calibri" w:cs="Arial"/>
+                <w:color w:val="000000" w:themeColor="text1"/>
+                <w:sz w:val="20"/>
+                <w:szCs w:val="20"/>
+                <w:lang w:eastAsia="es-CL"/>
+              </w:rPr>
+            </w:pPr>
+            <w:r>
+              <w:rPr>
+                <w:rFonts w:ascii="Calibri" w:hAnsi="Calibri" w:cs="Arial"/>
+                <w:color w:val="000000" w:themeColor="text1"/>
+                <w:sz w:val="20"/>
+                <w:szCs w:val="20"/>
+                <w:lang w:eastAsia="es-CL"/>
+              </w:rPr>
+              <w:t>Definición técnica del intercambio de datos para la ingesta de las órdenes de compra (</w:t>
+            </w:r>
+            <w:proofErr w:type="spellStart"/>
+            <w:r>
+              <w:rPr>
+                <w:rFonts w:ascii="Calibri" w:hAnsi="Calibri" w:cs="Arial"/>
+                <w:color w:val="000000" w:themeColor="text1"/>
+                <w:sz w:val="20"/>
+                <w:szCs w:val="20"/>
+                <w:lang w:eastAsia="es-CL"/>
+              </w:rPr>
+              <w:t>endpoints</w:t>
+            </w:r>
+            <w:proofErr w:type="spellEnd"/>
+            <w:r>
+              <w:rPr>
+                <w:rFonts w:ascii="Calibri" w:hAnsi="Calibri" w:cs="Arial"/>
+                <w:color w:val="000000" w:themeColor="text1"/>
+                <w:sz w:val="20"/>
+                <w:szCs w:val="20"/>
+                <w:lang w:eastAsia="es-CL"/>
+              </w:rPr>
+              <w:t xml:space="preserve">, JSON </w:t>
+            </w:r>
+            <w:proofErr w:type="spellStart"/>
+            <w:r>
+              <w:rPr>
+                <w:rFonts w:ascii="Calibri" w:hAnsi="Calibri" w:cs="Arial"/>
+                <w:color w:val="000000" w:themeColor="text1"/>
+                <w:sz w:val="20"/>
+                <w:szCs w:val="20"/>
+                <w:lang w:eastAsia="es-CL"/>
+              </w:rPr>
+              <w:t>requests</w:t>
+            </w:r>
+            <w:proofErr w:type="spellEnd"/>
+            <w:r>
+              <w:rPr>
+                <w:rFonts w:ascii="Calibri" w:hAnsi="Calibri" w:cs="Arial"/>
+                <w:color w:val="000000" w:themeColor="text1"/>
+                <w:sz w:val="20"/>
+                <w:szCs w:val="20"/>
+                <w:lang w:eastAsia="es-CL"/>
+              </w:rPr>
+              <w:t>/responses, validaciones).</w:t>
+            </w:r>
           </w:p>
         </w:tc>
         <w:tc>
           <w:tcPr>
             <w:tcW w:w="2551" w:type="dxa"/>
+            <w:vAlign w:val="center"/>
           </w:tcPr>
           <w:p>
             <w:pPr>
               <w:pStyle w:val="Piedepgina"/>
               <w:jc w:val="both"/>
               <w:rPr>
-                <w:rFonts w:ascii="Calibri" w:hAnsi="Calibri"/>
-                <w:b/>
-                <w:color w:val="1F3864" w:themeColor="accent1" w:themeShade="80"/>
-              </w:rPr>
-            </w:pPr>
+                <w:rFonts w:ascii="Calibri" w:hAnsi="Calibri" w:cs="Arial"/>
+                <w:color w:val="000000" w:themeColor="text1"/>
+                <w:sz w:val="20"/>
+                <w:szCs w:val="20"/>
+                <w:lang w:eastAsia="es-CL"/>
+              </w:rPr>
+            </w:pPr>
+            <w:r>
+              <w:rPr>
+                <w:rFonts w:ascii="Calibri" w:hAnsi="Calibri" w:cs="Arial"/>
+                <w:i/>
+                <w:iCs/>
+                <w:color w:val="000000" w:themeColor="text1"/>
+                <w:sz w:val="20"/>
+                <w:szCs w:val="20"/>
+                <w:lang w:eastAsia="es-CL"/>
+              </w:rPr>
+              <w:t>(Responde al OE5)</w:t>
+            </w:r>
+            <w:r>
+              <w:rPr>
+                <w:rFonts w:ascii="Calibri" w:hAnsi="Calibri" w:cs="Arial"/>
+                <w:color w:val="000000" w:themeColor="text1"/>
+                <w:sz w:val="20"/>
+                <w:szCs w:val="20"/>
+                <w:lang w:eastAsia="es-CL"/>
+              </w:rPr>
+              <w:t>. Previene riesgos de integración, garantizando que la comunicación con servicios externos o simulados esté definida antes de la construcción.</w:t>
+            </w:r>
           </w:p>
         </w:tc>
       </w:tr>
@@ -5474,65 +5703,255 @@
         <w:tc>
           <w:tcPr>
             <w:tcW w:w="1843" w:type="dxa"/>
+            <w:vAlign w:val="center"/>
           </w:tcPr>
           <w:p>
             <w:pPr>
               <w:pStyle w:val="Piedepgina"/>
               <w:jc w:val="both"/>
               <w:rPr>
-                <w:rFonts w:ascii="Calibri" w:hAnsi="Calibri"/>
-                <w:b/>
-                <w:color w:val="1F3864" w:themeColor="accent1" w:themeShade="80"/>
-              </w:rPr>
-            </w:pPr>
+                <w:rFonts w:ascii="Calibri" w:hAnsi="Calibri" w:cs="Arial"/>
+                <w:color w:val="000000" w:themeColor="text1"/>
+                <w:sz w:val="20"/>
+                <w:szCs w:val="20"/>
+                <w:lang w:eastAsia="es-CL"/>
+              </w:rPr>
+            </w:pPr>
+            <w:r>
+              <w:rPr>
+                <w:rFonts w:ascii="Calibri" w:hAnsi="Calibri" w:cs="Arial"/>
+                <w:color w:val="000000" w:themeColor="text1"/>
+                <w:sz w:val="20"/>
+                <w:szCs w:val="20"/>
+                <w:lang w:eastAsia="es-CL"/>
+              </w:rPr>
+              <w:t>Final (Fase 3)</w:t>
+            </w:r>
           </w:p>
         </w:tc>
         <w:tc>
           <w:tcPr>
             <w:tcW w:w="1843" w:type="dxa"/>
+            <w:vAlign w:val="center"/>
           </w:tcPr>
           <w:p>
             <w:pPr>
               <w:pStyle w:val="Piedepgina"/>
               <w:jc w:val="both"/>
               <w:rPr>
-                <w:rFonts w:ascii="Calibri" w:hAnsi="Calibri"/>
-                <w:b/>
-                <w:color w:val="1F3864" w:themeColor="accent1" w:themeShade="80"/>
-              </w:rPr>
-            </w:pPr>
+                <w:rFonts w:ascii="Calibri" w:hAnsi="Calibri" w:cs="Arial"/>
+                <w:color w:val="000000" w:themeColor="text1"/>
+                <w:sz w:val="20"/>
+                <w:szCs w:val="20"/>
+                <w:lang w:eastAsia="es-CL"/>
+              </w:rPr>
+            </w:pPr>
+            <w:r>
+              <w:rPr>
+                <w:rFonts w:ascii="Calibri" w:hAnsi="Calibri" w:cs="Arial"/>
+                <w:color w:val="000000" w:themeColor="text1"/>
+                <w:sz w:val="20"/>
+                <w:szCs w:val="20"/>
+                <w:lang w:eastAsia="es-CL"/>
+              </w:rPr>
+              <w:t>Sistema GATI Funcional y Matriz de Trazabilidad</w:t>
+            </w:r>
           </w:p>
         </w:tc>
         <w:tc>
           <w:tcPr>
             <w:tcW w:w="3825" w:type="dxa"/>
+            <w:vAlign w:val="center"/>
           </w:tcPr>
           <w:p>
             <w:pPr>
               <w:pStyle w:val="Piedepgina"/>
               <w:jc w:val="both"/>
               <w:rPr>
-                <w:rFonts w:ascii="Calibri" w:hAnsi="Calibri"/>
-                <w:b/>
-                <w:color w:val="1F3864" w:themeColor="accent1" w:themeShade="80"/>
-              </w:rPr>
-            </w:pPr>
+                <w:rFonts w:ascii="Calibri" w:hAnsi="Calibri" w:cs="Arial"/>
+                <w:color w:val="000000" w:themeColor="text1"/>
+                <w:sz w:val="20"/>
+                <w:szCs w:val="20"/>
+                <w:lang w:eastAsia="es-CL"/>
+              </w:rPr>
+            </w:pPr>
+            <w:r>
+              <w:rPr>
+                <w:rFonts w:ascii="Calibri" w:hAnsi="Calibri" w:cs="Arial"/>
+                <w:color w:val="000000" w:themeColor="text1"/>
+                <w:sz w:val="20"/>
+                <w:szCs w:val="20"/>
+                <w:lang w:eastAsia="es-CL"/>
+              </w:rPr>
+              <w:t>Código fuente, scripts de base de datos operativos (inventario, asignaciones, actas) y una Matriz de Trazabilidad que relaciona cada requisito (ERS) con sus casos de prueba aprobados.</w:t>
+            </w:r>
           </w:p>
         </w:tc>
         <w:tc>
           <w:tcPr>
             <w:tcW w:w="2551" w:type="dxa"/>
+            <w:vAlign w:val="center"/>
           </w:tcPr>
           <w:p>
             <w:pPr>
               <w:pStyle w:val="Piedepgina"/>
               <w:jc w:val="both"/>
               <w:rPr>
-                <w:rFonts w:ascii="Calibri" w:hAnsi="Calibri"/>
-                <w:b/>
-                <w:color w:val="1F3864" w:themeColor="accent1" w:themeShade="80"/>
-              </w:rPr>
-            </w:pPr>
+                <w:rFonts w:ascii="Calibri" w:hAnsi="Calibri" w:cs="Arial"/>
+                <w:color w:val="000000" w:themeColor="text1"/>
+                <w:sz w:val="20"/>
+                <w:szCs w:val="20"/>
+                <w:lang w:eastAsia="es-CL"/>
+              </w:rPr>
+            </w:pPr>
+            <w:r>
+              <w:rPr>
+                <w:rFonts w:ascii="Calibri" w:hAnsi="Calibri" w:cs="Arial"/>
+                <w:i/>
+                <w:iCs/>
+                <w:color w:val="000000" w:themeColor="text1"/>
+                <w:sz w:val="20"/>
+                <w:szCs w:val="20"/>
+                <w:lang w:eastAsia="es-CL"/>
+              </w:rPr>
+              <w:t>(Responde al OE3, OE4 y OE6)</w:t>
+            </w:r>
+            <w:r>
+              <w:rPr>
+                <w:rFonts w:ascii="Calibri" w:hAnsi="Calibri" w:cs="Arial"/>
+                <w:color w:val="000000" w:themeColor="text1"/>
+                <w:sz w:val="20"/>
+                <w:szCs w:val="20"/>
+                <w:lang w:eastAsia="es-CL"/>
+              </w:rPr>
+              <w:t>. Es el producto central y la evidencia de calidad que demuestra que el software construido cumple exactamente con lo solicitado en la fase de análisis.</w:t>
+            </w:r>
+          </w:p>
+        </w:tc>
+      </w:tr>
+      <w:tr>
+        <w:trPr>
+          <w:trHeight w:val="362"/>
+        </w:trPr>
+        <w:tc>
+          <w:tcPr>
+            <w:tcW w:w="1843" w:type="dxa"/>
+            <w:vAlign w:val="center"/>
+          </w:tcPr>
+          <w:p>
+            <w:pPr>
+              <w:pStyle w:val="Piedepgina"/>
+              <w:jc w:val="both"/>
+              <w:rPr>
+                <w:rFonts w:ascii="Calibri" w:hAnsi="Calibri" w:cs="Arial"/>
+                <w:color w:val="000000" w:themeColor="text1"/>
+                <w:sz w:val="20"/>
+                <w:szCs w:val="20"/>
+                <w:lang w:eastAsia="es-CL"/>
+              </w:rPr>
+            </w:pPr>
+            <w:r>
+              <w:rPr>
+                <w:rFonts w:ascii="Calibri" w:hAnsi="Calibri" w:cs="Arial"/>
+                <w:color w:val="000000" w:themeColor="text1"/>
+                <w:sz w:val="20"/>
+                <w:szCs w:val="20"/>
+                <w:lang w:eastAsia="es-CL"/>
+              </w:rPr>
+              <w:lastRenderedPageBreak/>
+              <w:t>Final (Fase 3)</w:t>
+            </w:r>
+          </w:p>
+        </w:tc>
+        <w:tc>
+          <w:tcPr>
+            <w:tcW w:w="1843" w:type="dxa"/>
+            <w:vAlign w:val="center"/>
+          </w:tcPr>
+          <w:p>
+            <w:pPr>
+              <w:pStyle w:val="Piedepgina"/>
+              <w:jc w:val="both"/>
+              <w:rPr>
+                <w:rFonts w:ascii="Calibri" w:hAnsi="Calibri" w:cs="Arial"/>
+                <w:color w:val="000000" w:themeColor="text1"/>
+                <w:sz w:val="20"/>
+                <w:szCs w:val="20"/>
+                <w:lang w:eastAsia="es-CL"/>
+              </w:rPr>
+            </w:pPr>
+            <w:r>
+              <w:rPr>
+                <w:rFonts w:ascii="Calibri" w:hAnsi="Calibri" w:cs="Arial"/>
+                <w:color w:val="000000" w:themeColor="text1"/>
+                <w:sz w:val="20"/>
+                <w:szCs w:val="20"/>
+                <w:lang w:eastAsia="es-CL"/>
+              </w:rPr>
+              <w:t>Actas de Aceptación y Manuales de Usuario/Técnico</w:t>
+            </w:r>
+          </w:p>
+        </w:tc>
+        <w:tc>
+          <w:tcPr>
+            <w:tcW w:w="3825" w:type="dxa"/>
+            <w:vAlign w:val="center"/>
+          </w:tcPr>
+          <w:p>
+            <w:pPr>
+              <w:pStyle w:val="Piedepgina"/>
+              <w:jc w:val="both"/>
+              <w:rPr>
+                <w:rFonts w:ascii="Calibri" w:hAnsi="Calibri" w:cs="Arial"/>
+                <w:color w:val="000000" w:themeColor="text1"/>
+                <w:sz w:val="20"/>
+                <w:szCs w:val="20"/>
+                <w:lang w:eastAsia="es-CL"/>
+              </w:rPr>
+            </w:pPr>
+            <w:r>
+              <w:rPr>
+                <w:rFonts w:ascii="Calibri" w:hAnsi="Calibri" w:cs="Arial"/>
+                <w:color w:val="000000" w:themeColor="text1"/>
+                <w:sz w:val="20"/>
+                <w:szCs w:val="20"/>
+                <w:lang w:eastAsia="es-CL"/>
+              </w:rPr>
+              <w:t>Documentación de transición que incluye guías de uso del sistema y el Acta de Cierre formal firmada por el patrocinador (Sebastián Valdés).</w:t>
+            </w:r>
+          </w:p>
+        </w:tc>
+        <w:tc>
+          <w:tcPr>
+            <w:tcW w:w="2551" w:type="dxa"/>
+            <w:vAlign w:val="center"/>
+          </w:tcPr>
+          <w:p>
+            <w:pPr>
+              <w:pStyle w:val="Piedepgina"/>
+              <w:jc w:val="both"/>
+              <w:rPr>
+                <w:rFonts w:ascii="Calibri" w:hAnsi="Calibri" w:cs="Arial"/>
+                <w:i/>
+                <w:iCs/>
+                <w:color w:val="000000" w:themeColor="text1"/>
+                <w:sz w:val="20"/>
+                <w:szCs w:val="20"/>
+                <w:lang w:eastAsia="es-CL"/>
+              </w:rPr>
+            </w:pPr>
+            <w:r>
+              <w:rPr>
+                <w:rFonts w:ascii="Calibri" w:hAnsi="Calibri" w:cs="Arial"/>
+                <w:i/>
+                <w:iCs/>
+                <w:color w:val="000000" w:themeColor="text1"/>
+                <w:sz w:val="20"/>
+                <w:szCs w:val="20"/>
+                <w:lang w:eastAsia="es-CL"/>
+              </w:rPr>
+              <w:t>Demuestra el cierre exitoso del proyecto según los estándares de gestión PMBOK utilizados, asegurando la transferencia del producto al área de Soporte Informático.</w:t>
+            </w:r>
           </w:p>
         </w:tc>
       </w:tr>
@@ -5645,23 +6064,7 @@
                 <w:rFonts w:ascii="Calibri" w:hAnsi="Calibri"/>
                 <w:color w:val="1F3864" w:themeColor="accent1" w:themeShade="80"/>
               </w:rPr>
-              <w:t xml:space="preserve">efine la planificación de tu Proyecto APT </w:t>
-            </w:r>
-            <w:proofErr w:type="gramStart"/>
-            <w:r>
-              <w:rPr>
-                <w:rFonts w:ascii="Calibri" w:hAnsi="Calibri"/>
-                <w:color w:val="1F3864" w:themeColor="accent1" w:themeShade="80"/>
-              </w:rPr>
-              <w:t>de acuerdo a</w:t>
-            </w:r>
-            <w:proofErr w:type="gramEnd"/>
-            <w:r>
-              <w:rPr>
-                <w:rFonts w:ascii="Calibri" w:hAnsi="Calibri"/>
-                <w:color w:val="1F3864" w:themeColor="accent1" w:themeShade="80"/>
-              </w:rPr>
-              <w:t xml:space="preserve"> lo requerido</w:t>
+              <w:t>efine la planificación de tu Proyecto APT de acuerdo a lo requerido</w:t>
             </w:r>
             <w:r>
               <w:rPr>
@@ -5799,30 +6202,14 @@
                 <w:rFonts w:ascii="Calibri" w:hAnsi="Calibri"/>
                 <w:color w:val="1F3864" w:themeColor="accent1" w:themeShade="80"/>
               </w:rPr>
-              <w:t xml:space="preserve">Nombre </w:t>
-            </w:r>
-            <w:proofErr w:type="gramStart"/>
+              <w:t xml:space="preserve">Nombre de </w:t>
+            </w:r>
             <w:r>
               <w:rPr>
                 <w:rFonts w:ascii="Calibri" w:hAnsi="Calibri"/>
                 <w:color w:val="1F3864" w:themeColor="accent1" w:themeShade="80"/>
               </w:rPr>
-              <w:t xml:space="preserve">de </w:t>
-            </w:r>
-            <w:r>
-              <w:rPr>
-                <w:rFonts w:ascii="Calibri" w:hAnsi="Calibri"/>
-                <w:color w:val="1F3864" w:themeColor="accent1" w:themeShade="80"/>
-              </w:rPr>
-              <w:t xml:space="preserve"> Actividades</w:t>
-            </w:r>
-            <w:proofErr w:type="gramEnd"/>
-            <w:r>
-              <w:rPr>
-                <w:rFonts w:ascii="Calibri" w:hAnsi="Calibri"/>
-                <w:color w:val="1F3864" w:themeColor="accent1" w:themeShade="80"/>
-              </w:rPr>
-              <w:t>/Tareas</w:t>
+              <w:t xml:space="preserve"> Actividades/Tareas</w:t>
             </w:r>
           </w:p>
         </w:tc>
@@ -5990,19 +6377,7 @@
                 <w:szCs w:val="20"/>
                 <w:lang w:eastAsia="es-CL"/>
               </w:rPr>
-              <w:t xml:space="preserve">Nombra las competencias o unidades de </w:t>
-            </w:r>
-            <w:r>
-              <w:rPr>
-                <w:rFonts w:ascii="Calibri" w:hAnsi="Calibri" w:cs="Arial"/>
-                <w:i/>
-                <w:color w:val="548DD4"/>
-                <w:sz w:val="18"/>
-                <w:szCs w:val="20"/>
-                <w:lang w:eastAsia="es-CL"/>
-              </w:rPr>
-              <w:lastRenderedPageBreak/>
-              <w:t xml:space="preserve">competencias </w:t>
+              <w:t xml:space="preserve">Nombra las competencias o unidades de competencias </w:t>
             </w:r>
             <w:r>
               <w:rPr>
@@ -6050,7 +6425,6 @@
                 <w:szCs w:val="20"/>
                 <w:lang w:eastAsia="es-CL"/>
               </w:rPr>
-              <w:lastRenderedPageBreak/>
               <w:t>Señale el nombre de la tarea o actividad.</w:t>
             </w:r>
           </w:p>
@@ -6139,19 +6513,7 @@
                 <w:szCs w:val="20"/>
                 <w:lang w:eastAsia="es-CL"/>
               </w:rPr>
-              <w:t xml:space="preserve">Nombra los recursos necesarios para </w:t>
-            </w:r>
-            <w:r>
-              <w:rPr>
-                <w:rFonts w:ascii="Calibri" w:hAnsi="Calibri" w:cs="Arial"/>
-                <w:i/>
-                <w:color w:val="548DD4"/>
-                <w:sz w:val="18"/>
-                <w:szCs w:val="20"/>
-                <w:lang w:eastAsia="es-CL"/>
-              </w:rPr>
-              <w:lastRenderedPageBreak/>
-              <w:t>llevar a cabo las actividades definidas</w:t>
+              <w:t>Nombra los recursos necesarios para llevar a cabo las actividades definidas</w:t>
             </w:r>
             <w:r>
               <w:rPr>
@@ -6194,7 +6556,6 @@
                 <w:szCs w:val="20"/>
                 <w:lang w:eastAsia="es-CL"/>
               </w:rPr>
-              <w:lastRenderedPageBreak/>
               <w:t>Escrib</w:t>
             </w:r>
             <w:r>
@@ -6282,7 +6643,6 @@
                 <w:szCs w:val="20"/>
                 <w:lang w:eastAsia="es-CL"/>
               </w:rPr>
-              <w:lastRenderedPageBreak/>
               <w:t>Escrib</w:t>
             </w:r>
             <w:r>
@@ -6349,19 +6709,7 @@
                 <w:szCs w:val="20"/>
                 <w:lang w:eastAsia="es-CL"/>
               </w:rPr>
-              <w:t xml:space="preserve"> integrante del equipo </w:t>
-            </w:r>
-            <w:r>
-              <w:rPr>
-                <w:rFonts w:ascii="Calibri" w:hAnsi="Calibri" w:cs="Arial"/>
-                <w:i/>
-                <w:color w:val="548DD4"/>
-                <w:sz w:val="18"/>
-                <w:szCs w:val="20"/>
-                <w:lang w:eastAsia="es-CL"/>
-              </w:rPr>
-              <w:lastRenderedPageBreak/>
-              <w:t>responsable de la actividad y tareas asociadas.</w:t>
+              <w:t xml:space="preserve"> integrante del equipo responsable de la actividad y tareas asociadas.</w:t>
             </w:r>
           </w:p>
         </w:tc>
@@ -6387,7 +6735,6 @@
                 <w:szCs w:val="20"/>
                 <w:lang w:eastAsia="es-CL"/>
               </w:rPr>
-              <w:lastRenderedPageBreak/>
               <w:t>Escrib</w:t>
             </w:r>
             <w:r>
@@ -6410,19 +6757,7 @@
                 <w:szCs w:val="20"/>
                 <w:lang w:eastAsia="es-CL"/>
               </w:rPr>
-              <w:t xml:space="preserve"> las dificultades o facilitadores que </w:t>
-            </w:r>
-            <w:r>
-              <w:rPr>
-                <w:rFonts w:ascii="Calibri" w:hAnsi="Calibri" w:cs="Arial"/>
-                <w:i/>
-                <w:color w:val="548DD4"/>
-                <w:sz w:val="18"/>
-                <w:szCs w:val="20"/>
-                <w:lang w:eastAsia="es-CL"/>
-              </w:rPr>
-              <w:lastRenderedPageBreak/>
-              <w:t xml:space="preserve">se </w:t>
+              <w:t xml:space="preserve"> las dificultades o facilitadores que se </w:t>
             </w:r>
             <w:r>
               <w:rPr>
@@ -6467,73 +6802,139 @@
         <w:tc>
           <w:tcPr>
             <w:tcW w:w="1580" w:type="dxa"/>
-          </w:tcPr>
-          <w:p>
-            <w:pPr>
-              <w:jc w:val="both"/>
-              <w:rPr>
-                <w:rFonts w:ascii="Calibri" w:hAnsi="Calibri" w:cs="Arial"/>
-                <w:i/>
-                <w:color w:val="548DD4"/>
-                <w:sz w:val="18"/>
-                <w:szCs w:val="20"/>
-                <w:lang w:eastAsia="es-CL"/>
-              </w:rPr>
-            </w:pPr>
+            <w:vAlign w:val="center"/>
+          </w:tcPr>
+          <w:p>
+            <w:pPr>
+              <w:pStyle w:val="Piedepgina"/>
+              <w:jc w:val="both"/>
+              <w:rPr>
+                <w:rFonts w:ascii="Calibri" w:hAnsi="Calibri" w:cs="Arial"/>
+                <w:color w:val="000000" w:themeColor="text1"/>
+                <w:sz w:val="20"/>
+                <w:szCs w:val="20"/>
+                <w:lang w:eastAsia="es-CL"/>
+              </w:rPr>
+            </w:pPr>
+            <w:r>
+              <w:rPr>
+                <w:rFonts w:ascii="Calibri" w:hAnsi="Calibri" w:cs="Arial"/>
+                <w:color w:val="000000" w:themeColor="text1"/>
+                <w:sz w:val="20"/>
+                <w:szCs w:val="20"/>
+                <w:lang w:eastAsia="es-CL"/>
+              </w:rPr>
+              <w:t>Gestión de proyectos informáticos (Análisis integral de procesos)</w:t>
+            </w:r>
           </w:p>
         </w:tc>
         <w:tc>
           <w:tcPr>
             <w:tcW w:w="1580" w:type="dxa"/>
-          </w:tcPr>
-          <w:p>
-            <w:pPr>
-              <w:jc w:val="both"/>
-              <w:rPr>
-                <w:rFonts w:ascii="Calibri" w:hAnsi="Calibri" w:cs="Arial"/>
-                <w:i/>
-                <w:color w:val="548DD4"/>
-                <w:sz w:val="18"/>
-                <w:szCs w:val="20"/>
-                <w:lang w:eastAsia="es-CL"/>
-              </w:rPr>
-            </w:pPr>
+            <w:vAlign w:val="center"/>
+          </w:tcPr>
+          <w:p>
+            <w:pPr>
+              <w:pStyle w:val="Piedepgina"/>
+              <w:jc w:val="both"/>
+              <w:rPr>
+                <w:rFonts w:ascii="Calibri" w:hAnsi="Calibri" w:cs="Arial"/>
+                <w:color w:val="000000" w:themeColor="text1"/>
+                <w:sz w:val="20"/>
+                <w:szCs w:val="20"/>
+                <w:lang w:eastAsia="es-CL"/>
+              </w:rPr>
+            </w:pPr>
+            <w:r>
+              <w:rPr>
+                <w:rFonts w:ascii="Calibri" w:hAnsi="Calibri" w:cs="Arial"/>
+                <w:color w:val="000000" w:themeColor="text1"/>
+                <w:sz w:val="20"/>
+                <w:szCs w:val="20"/>
+                <w:lang w:eastAsia="es-CL"/>
+              </w:rPr>
+              <w:t>1. Levantamiento de Requisitos y Análisis del Proceso (Fase 1)</w:t>
+            </w:r>
           </w:p>
         </w:tc>
         <w:tc>
           <w:tcPr>
             <w:tcW w:w="1580" w:type="dxa"/>
-          </w:tcPr>
-          <w:p>
-            <w:pPr>
-              <w:jc w:val="both"/>
-              <w:rPr>
-                <w:rFonts w:ascii="Calibri" w:hAnsi="Calibri" w:cs="Arial"/>
-                <w:i/>
-                <w:color w:val="548DD4"/>
-                <w:sz w:val="18"/>
-                <w:szCs w:val="20"/>
-                <w:lang w:eastAsia="es-CL"/>
-              </w:rPr>
-            </w:pPr>
+            <w:vAlign w:val="center"/>
+          </w:tcPr>
+          <w:p>
+            <w:pPr>
+              <w:pStyle w:val="Piedepgina"/>
+              <w:jc w:val="both"/>
+              <w:rPr>
+                <w:rFonts w:ascii="Calibri" w:hAnsi="Calibri" w:cs="Arial"/>
+                <w:color w:val="000000" w:themeColor="text1"/>
+                <w:sz w:val="20"/>
+                <w:szCs w:val="20"/>
+                <w:lang w:eastAsia="es-CL"/>
+              </w:rPr>
+            </w:pPr>
+            <w:r>
+              <w:rPr>
+                <w:rFonts w:ascii="Calibri" w:hAnsi="Calibri" w:cs="Arial"/>
+                <w:color w:val="000000" w:themeColor="text1"/>
+                <w:sz w:val="20"/>
+                <w:szCs w:val="20"/>
+                <w:lang w:eastAsia="es-CL"/>
+              </w:rPr>
+              <w:t>Analizar el proceso actual de Soporte, identificar actores y definir los requisitos funcionales, no funcionales y reglas de negocio para la trazabilidad.</w:t>
+            </w:r>
           </w:p>
         </w:tc>
         <w:tc>
           <w:tcPr>
             <w:tcW w:w="1580" w:type="dxa"/>
-          </w:tcPr>
-          <w:p>
-            <w:pPr>
-              <w:jc w:val="both"/>
-              <w:rPr>
-                <w:rFonts w:ascii="Calibri" w:hAnsi="Calibri" w:cs="Arial"/>
-                <w:i/>
-                <w:color w:val="548DD4"/>
-                <w:sz w:val="18"/>
-                <w:szCs w:val="20"/>
-                <w:lang w:eastAsia="es-CL"/>
-              </w:rPr>
-            </w:pPr>
+            <w:vAlign w:val="center"/>
+          </w:tcPr>
+          <w:p>
+            <w:pPr>
+              <w:pStyle w:val="Piedepgina"/>
+              <w:jc w:val="both"/>
+              <w:rPr>
+                <w:rFonts w:ascii="Calibri" w:hAnsi="Calibri" w:cs="Arial"/>
+                <w:color w:val="000000" w:themeColor="text1"/>
+                <w:sz w:val="20"/>
+                <w:szCs w:val="20"/>
+                <w:lang w:eastAsia="es-CL"/>
+              </w:rPr>
+            </w:pPr>
+            <w:r>
+              <w:rPr>
+                <w:rFonts w:ascii="Calibri" w:hAnsi="Calibri" w:cs="Arial"/>
+                <w:color w:val="000000" w:themeColor="text1"/>
+                <w:sz w:val="20"/>
+                <w:szCs w:val="20"/>
+                <w:lang w:eastAsia="es-CL"/>
+              </w:rPr>
+              <w:t>Reuniones con el patrocinador, documentación existente (</w:t>
+            </w:r>
+            <w:proofErr w:type="spellStart"/>
+            <w:r>
+              <w:rPr>
+                <w:rFonts w:ascii="Calibri" w:hAnsi="Calibri" w:cs="Arial"/>
+                <w:color w:val="000000" w:themeColor="text1"/>
+                <w:sz w:val="20"/>
+                <w:szCs w:val="20"/>
+                <w:lang w:eastAsia="es-CL"/>
+              </w:rPr>
+              <w:t>Excels</w:t>
+            </w:r>
+            <w:proofErr w:type="spellEnd"/>
+            <w:r>
+              <w:rPr>
+                <w:rFonts w:ascii="Calibri" w:hAnsi="Calibri" w:cs="Arial"/>
+                <w:color w:val="000000" w:themeColor="text1"/>
+                <w:sz w:val="20"/>
+                <w:szCs w:val="20"/>
+                <w:lang w:eastAsia="es-CL"/>
+              </w:rPr>
+              <w:t>, actas), herramientas ofimáticas.</w:t>
+            </w:r>
           </w:p>
         </w:tc>
         <w:tc>
@@ -6542,19 +6943,30 @@
             <w:tcBorders>
               <w:right w:val="single" w:sz="4" w:space="0" w:color="FFFFFF" w:themeColor="background1"/>
             </w:tcBorders>
-          </w:tcPr>
-          <w:p>
-            <w:pPr>
-              <w:jc w:val="both"/>
-              <w:rPr>
-                <w:rFonts w:ascii="Calibri" w:hAnsi="Calibri" w:cs="Arial"/>
-                <w:i/>
-                <w:color w:val="548DD4"/>
-                <w:sz w:val="18"/>
-                <w:szCs w:val="20"/>
-                <w:lang w:eastAsia="es-CL"/>
-              </w:rPr>
-            </w:pPr>
+            <w:vAlign w:val="center"/>
+          </w:tcPr>
+          <w:p>
+            <w:pPr>
+              <w:pStyle w:val="Piedepgina"/>
+              <w:jc w:val="both"/>
+              <w:rPr>
+                <w:rFonts w:ascii="Calibri" w:hAnsi="Calibri" w:cs="Arial"/>
+                <w:color w:val="000000" w:themeColor="text1"/>
+                <w:sz w:val="20"/>
+                <w:szCs w:val="20"/>
+                <w:lang w:eastAsia="es-CL"/>
+              </w:rPr>
+            </w:pPr>
+            <w:r>
+              <w:rPr>
+                <w:rFonts w:ascii="Calibri" w:hAnsi="Calibri" w:cs="Arial"/>
+                <w:color w:val="000000" w:themeColor="text1"/>
+                <w:sz w:val="20"/>
+                <w:szCs w:val="20"/>
+                <w:lang w:eastAsia="es-CL"/>
+              </w:rPr>
+              <w:t>2 Semanas</w:t>
+            </w:r>
           </w:p>
         </w:tc>
         <w:tc>
@@ -6564,37 +6976,105 @@
               <w:left w:val="single" w:sz="4" w:space="0" w:color="FFFFFF" w:themeColor="background1"/>
             </w:tcBorders>
             <w:shd w:val="clear" w:color="auto" w:fill="D9D9D9" w:themeFill="background1" w:themeFillShade="D9"/>
-          </w:tcPr>
-          <w:p>
-            <w:pPr>
-              <w:jc w:val="both"/>
-              <w:rPr>
-                <w:rFonts w:ascii="Calibri" w:hAnsi="Calibri" w:cs="Arial"/>
-                <w:i/>
-                <w:color w:val="548DD4"/>
-                <w:sz w:val="18"/>
-                <w:szCs w:val="20"/>
-                <w:lang w:eastAsia="es-CL"/>
-              </w:rPr>
-            </w:pPr>
+            <w:vAlign w:val="center"/>
+          </w:tcPr>
+          <w:p>
+            <w:pPr>
+              <w:pStyle w:val="Piedepgina"/>
+              <w:jc w:val="both"/>
+              <w:rPr>
+                <w:rFonts w:ascii="Calibri" w:hAnsi="Calibri" w:cs="Arial"/>
+                <w:color w:val="000000" w:themeColor="text1"/>
+                <w:sz w:val="20"/>
+                <w:szCs w:val="20"/>
+                <w:lang w:eastAsia="es-CL"/>
+              </w:rPr>
+            </w:pPr>
+            <w:r>
+              <w:rPr>
+                <w:rFonts w:ascii="Calibri" w:hAnsi="Calibri" w:cs="Arial"/>
+                <w:b/>
+                <w:bCs/>
+                <w:color w:val="000000" w:themeColor="text1"/>
+                <w:sz w:val="20"/>
+                <w:szCs w:val="20"/>
+                <w:lang w:eastAsia="es-CL"/>
+              </w:rPr>
+              <w:t>Rubén Mansilla</w:t>
+            </w:r>
+            <w:r>
+              <w:rPr>
+                <w:rFonts w:ascii="Calibri" w:hAnsi="Calibri" w:cs="Arial"/>
+                <w:color w:val="000000" w:themeColor="text1"/>
+                <w:sz w:val="20"/>
+                <w:szCs w:val="20"/>
+                <w:lang w:eastAsia="es-CL"/>
+              </w:rPr>
+              <w:t xml:space="preserve"> (Analista de Sistemas)</w:t>
+            </w:r>
           </w:p>
         </w:tc>
         <w:tc>
           <w:tcPr>
             <w:tcW w:w="1581" w:type="dxa"/>
-          </w:tcPr>
-          <w:p>
-            <w:pPr>
-              <w:jc w:val="both"/>
-              <w:rPr>
-                <w:rFonts w:ascii="Calibri" w:hAnsi="Calibri" w:cs="Arial"/>
-                <w:i/>
-                <w:color w:val="548DD4"/>
-                <w:sz w:val="18"/>
-                <w:szCs w:val="20"/>
-                <w:lang w:eastAsia="es-CL"/>
-              </w:rPr>
-            </w:pPr>
+            <w:vAlign w:val="center"/>
+          </w:tcPr>
+          <w:p>
+            <w:pPr>
+              <w:pStyle w:val="Piedepgina"/>
+              <w:jc w:val="both"/>
+              <w:rPr>
+                <w:rFonts w:ascii="Calibri" w:hAnsi="Calibri" w:cs="Arial"/>
+                <w:color w:val="000000" w:themeColor="text1"/>
+                <w:sz w:val="20"/>
+                <w:szCs w:val="20"/>
+                <w:lang w:eastAsia="es-CL"/>
+              </w:rPr>
+            </w:pPr>
+            <w:r>
+              <w:rPr>
+                <w:rFonts w:ascii="Calibri" w:hAnsi="Calibri" w:cs="Arial"/>
+                <w:i/>
+                <w:iCs/>
+                <w:color w:val="000000" w:themeColor="text1"/>
+                <w:sz w:val="20"/>
+                <w:szCs w:val="20"/>
+                <w:lang w:eastAsia="es-CL"/>
+              </w:rPr>
+              <w:t>Facilitador:</w:t>
+            </w:r>
+            <w:r>
+              <w:rPr>
+                <w:rFonts w:ascii="Calibri" w:hAnsi="Calibri" w:cs="Arial"/>
+                <w:color w:val="000000" w:themeColor="text1"/>
+                <w:sz w:val="20"/>
+                <w:szCs w:val="20"/>
+                <w:lang w:eastAsia="es-CL"/>
+              </w:rPr>
+              <w:t xml:space="preserve"> Acceso directo al área de Soporte Informático. </w:t>
+            </w:r>
+            <w:r>
+              <w:rPr>
+                <w:rFonts w:ascii="Calibri" w:hAnsi="Calibri" w:cs="Arial"/>
+                <w:i/>
+                <w:iCs/>
+                <w:color w:val="000000" w:themeColor="text1"/>
+                <w:sz w:val="20"/>
+                <w:szCs w:val="20"/>
+                <w:lang w:eastAsia="es-CL"/>
+              </w:rPr>
+              <w:t>Dificultad:</w:t>
+            </w:r>
+            <w:r>
+              <w:rPr>
+                <w:rFonts w:ascii="Calibri" w:hAnsi="Calibri" w:cs="Arial"/>
+                <w:color w:val="000000" w:themeColor="text1"/>
+                <w:sz w:val="20"/>
+                <w:szCs w:val="20"/>
+                <w:lang w:eastAsia="es-CL"/>
+              </w:rPr>
+              <w:t xml:space="preserve"> Resistencia al cambio; se mitigará con validaciones tempranas de prototipos.</w:t>
+            </w:r>
           </w:p>
         </w:tc>
       </w:tr>
@@ -6605,73 +7085,173 @@
         <w:tc>
           <w:tcPr>
             <w:tcW w:w="1580" w:type="dxa"/>
-          </w:tcPr>
-          <w:p>
-            <w:pPr>
-              <w:jc w:val="both"/>
-              <w:rPr>
-                <w:rFonts w:ascii="Calibri" w:hAnsi="Calibri" w:cs="Arial"/>
-                <w:i/>
-                <w:color w:val="548DD4"/>
-                <w:sz w:val="18"/>
-                <w:szCs w:val="20"/>
-                <w:lang w:eastAsia="es-CL"/>
-              </w:rPr>
-            </w:pPr>
+            <w:vAlign w:val="center"/>
+          </w:tcPr>
+          <w:p>
+            <w:pPr>
+              <w:pStyle w:val="Piedepgina"/>
+              <w:jc w:val="both"/>
+              <w:rPr>
+                <w:rFonts w:ascii="Calibri" w:hAnsi="Calibri" w:cs="Arial"/>
+                <w:color w:val="000000" w:themeColor="text1"/>
+                <w:sz w:val="20"/>
+                <w:szCs w:val="20"/>
+                <w:lang w:eastAsia="es-CL"/>
+              </w:rPr>
+            </w:pPr>
+            <w:r>
+              <w:rPr>
+                <w:rFonts w:ascii="Calibri" w:hAnsi="Calibri" w:cs="Arial"/>
+                <w:color w:val="000000" w:themeColor="text1"/>
+                <w:sz w:val="20"/>
+                <w:szCs w:val="20"/>
+                <w:lang w:eastAsia="es-CL"/>
+              </w:rPr>
+              <w:t>Construcción de modelos arquitectónicos y modelos de datos</w:t>
+            </w:r>
           </w:p>
         </w:tc>
         <w:tc>
           <w:tcPr>
             <w:tcW w:w="1580" w:type="dxa"/>
-          </w:tcPr>
-          <w:p>
-            <w:pPr>
-              <w:jc w:val="both"/>
-              <w:rPr>
-                <w:rFonts w:ascii="Calibri" w:hAnsi="Calibri" w:cs="Arial"/>
-                <w:i/>
-                <w:color w:val="548DD4"/>
-                <w:sz w:val="18"/>
-                <w:szCs w:val="20"/>
-                <w:lang w:eastAsia="es-CL"/>
-              </w:rPr>
-            </w:pPr>
+            <w:vAlign w:val="center"/>
+          </w:tcPr>
+          <w:p>
+            <w:pPr>
+              <w:pStyle w:val="Piedepgina"/>
+              <w:jc w:val="both"/>
+              <w:rPr>
+                <w:rFonts w:ascii="Calibri" w:hAnsi="Calibri" w:cs="Arial"/>
+                <w:color w:val="000000" w:themeColor="text1"/>
+                <w:sz w:val="20"/>
+                <w:szCs w:val="20"/>
+                <w:lang w:eastAsia="es-CL"/>
+              </w:rPr>
+            </w:pPr>
+            <w:r>
+              <w:rPr>
+                <w:rFonts w:ascii="Calibri" w:hAnsi="Calibri" w:cs="Arial"/>
+                <w:color w:val="000000" w:themeColor="text1"/>
+                <w:sz w:val="20"/>
+                <w:szCs w:val="20"/>
+                <w:lang w:eastAsia="es-CL"/>
+              </w:rPr>
+              <w:t>2. Diseño de Arquitectura y Modelo de Datos (Fase 1)</w:t>
+            </w:r>
           </w:p>
         </w:tc>
         <w:tc>
           <w:tcPr>
             <w:tcW w:w="1580" w:type="dxa"/>
-          </w:tcPr>
-          <w:p>
-            <w:pPr>
-              <w:jc w:val="both"/>
-              <w:rPr>
-                <w:rFonts w:ascii="Calibri" w:hAnsi="Calibri" w:cs="Arial"/>
-                <w:i/>
-                <w:color w:val="548DD4"/>
-                <w:sz w:val="18"/>
-                <w:szCs w:val="20"/>
-                <w:lang w:eastAsia="es-CL"/>
-              </w:rPr>
-            </w:pPr>
+            <w:vAlign w:val="center"/>
+          </w:tcPr>
+          <w:p>
+            <w:pPr>
+              <w:pStyle w:val="Piedepgina"/>
+              <w:jc w:val="both"/>
+              <w:rPr>
+                <w:rFonts w:ascii="Calibri" w:hAnsi="Calibri" w:cs="Arial"/>
+                <w:color w:val="000000" w:themeColor="text1"/>
+                <w:sz w:val="20"/>
+                <w:szCs w:val="20"/>
+                <w:lang w:eastAsia="es-CL"/>
+              </w:rPr>
+            </w:pPr>
+            <w:r>
+              <w:rPr>
+                <w:rFonts w:ascii="Calibri" w:hAnsi="Calibri" w:cs="Arial"/>
+                <w:color w:val="000000" w:themeColor="text1"/>
+                <w:sz w:val="20"/>
+                <w:szCs w:val="20"/>
+                <w:lang w:eastAsia="es-CL"/>
+              </w:rPr>
+              <w:t>Definir la estructura no relacional (</w:t>
+            </w:r>
+            <w:proofErr w:type="spellStart"/>
+            <w:r>
+              <w:rPr>
+                <w:rFonts w:ascii="Calibri" w:hAnsi="Calibri" w:cs="Arial"/>
+                <w:color w:val="000000" w:themeColor="text1"/>
+                <w:sz w:val="20"/>
+                <w:szCs w:val="20"/>
+                <w:lang w:eastAsia="es-CL"/>
+              </w:rPr>
+              <w:t>FireStore</w:t>
+            </w:r>
+            <w:proofErr w:type="spellEnd"/>
+            <w:r>
+              <w:rPr>
+                <w:rFonts w:ascii="Calibri" w:hAnsi="Calibri" w:cs="Arial"/>
+                <w:color w:val="000000" w:themeColor="text1"/>
+                <w:sz w:val="20"/>
+                <w:szCs w:val="20"/>
+                <w:lang w:eastAsia="es-CL"/>
+              </w:rPr>
+              <w:t xml:space="preserve">) y la arquitectura de software (servicios </w:t>
+            </w:r>
+            <w:r>
+              <w:rPr>
+                <w:rFonts w:ascii="Calibri" w:hAnsi="Calibri" w:cs="Arial"/>
+                <w:color w:val="000000" w:themeColor="text1"/>
+                <w:sz w:val="20"/>
+                <w:szCs w:val="20"/>
+                <w:lang w:eastAsia="es-CL"/>
+              </w:rPr>
+              <w:lastRenderedPageBreak/>
+              <w:t>centralizados) que soportará la trazabilidad requerida.</w:t>
+            </w:r>
           </w:p>
         </w:tc>
         <w:tc>
           <w:tcPr>
             <w:tcW w:w="1580" w:type="dxa"/>
-          </w:tcPr>
-          <w:p>
-            <w:pPr>
-              <w:jc w:val="both"/>
-              <w:rPr>
-                <w:rFonts w:ascii="Calibri" w:hAnsi="Calibri" w:cs="Arial"/>
-                <w:i/>
-                <w:color w:val="548DD4"/>
-                <w:sz w:val="18"/>
-                <w:szCs w:val="20"/>
-                <w:lang w:eastAsia="es-CL"/>
-              </w:rPr>
-            </w:pPr>
+            <w:vAlign w:val="center"/>
+          </w:tcPr>
+          <w:p>
+            <w:pPr>
+              <w:pStyle w:val="Piedepgina"/>
+              <w:jc w:val="both"/>
+              <w:rPr>
+                <w:rFonts w:ascii="Calibri" w:hAnsi="Calibri" w:cs="Arial"/>
+                <w:color w:val="000000" w:themeColor="text1"/>
+                <w:sz w:val="20"/>
+                <w:szCs w:val="20"/>
+                <w:lang w:eastAsia="es-CL"/>
+              </w:rPr>
+            </w:pPr>
+            <w:r>
+              <w:rPr>
+                <w:rFonts w:ascii="Calibri" w:hAnsi="Calibri" w:cs="Arial"/>
+                <w:color w:val="000000" w:themeColor="text1"/>
+                <w:sz w:val="20"/>
+                <w:szCs w:val="20"/>
+                <w:lang w:eastAsia="es-CL"/>
+              </w:rPr>
+              <w:lastRenderedPageBreak/>
+              <w:t>Herramientas de modelado de datos, documentación de Google Cloud/</w:t>
+            </w:r>
+            <w:proofErr w:type="spellStart"/>
+            <w:r>
+              <w:rPr>
+                <w:rFonts w:ascii="Calibri" w:hAnsi="Calibri" w:cs="Arial"/>
+                <w:color w:val="000000" w:themeColor="text1"/>
+                <w:sz w:val="20"/>
+                <w:szCs w:val="20"/>
+                <w:lang w:eastAsia="es-CL"/>
+              </w:rPr>
+              <w:t>FireStore</w:t>
+            </w:r>
+            <w:proofErr w:type="spellEnd"/>
+            <w:r>
+              <w:rPr>
+                <w:rFonts w:ascii="Calibri" w:hAnsi="Calibri" w:cs="Arial"/>
+                <w:color w:val="000000" w:themeColor="text1"/>
+                <w:sz w:val="20"/>
+                <w:szCs w:val="20"/>
+                <w:lang w:eastAsia="es-CL"/>
+              </w:rPr>
+              <w:t>.</w:t>
+            </w:r>
           </w:p>
         </w:tc>
         <w:tc>
@@ -6680,19 +7260,30 @@
             <w:tcBorders>
               <w:right w:val="single" w:sz="4" w:space="0" w:color="FFFFFF" w:themeColor="background1"/>
             </w:tcBorders>
-          </w:tcPr>
-          <w:p>
-            <w:pPr>
-              <w:jc w:val="both"/>
-              <w:rPr>
-                <w:rFonts w:ascii="Calibri" w:hAnsi="Calibri" w:cs="Arial"/>
-                <w:i/>
-                <w:color w:val="548DD4"/>
-                <w:sz w:val="18"/>
-                <w:szCs w:val="20"/>
-                <w:lang w:eastAsia="es-CL"/>
-              </w:rPr>
-            </w:pPr>
+            <w:vAlign w:val="center"/>
+          </w:tcPr>
+          <w:p>
+            <w:pPr>
+              <w:pStyle w:val="Piedepgina"/>
+              <w:jc w:val="both"/>
+              <w:rPr>
+                <w:rFonts w:ascii="Calibri" w:hAnsi="Calibri" w:cs="Arial"/>
+                <w:color w:val="000000" w:themeColor="text1"/>
+                <w:sz w:val="20"/>
+                <w:szCs w:val="20"/>
+                <w:lang w:eastAsia="es-CL"/>
+              </w:rPr>
+            </w:pPr>
+            <w:r>
+              <w:rPr>
+                <w:rFonts w:ascii="Calibri" w:hAnsi="Calibri" w:cs="Arial"/>
+                <w:color w:val="000000" w:themeColor="text1"/>
+                <w:sz w:val="20"/>
+                <w:szCs w:val="20"/>
+                <w:lang w:eastAsia="es-CL"/>
+              </w:rPr>
+              <w:t>2 Semanas</w:t>
+            </w:r>
           </w:p>
         </w:tc>
         <w:tc>
@@ -6702,41 +7293,1184 @@
               <w:left w:val="single" w:sz="4" w:space="0" w:color="FFFFFF" w:themeColor="background1"/>
             </w:tcBorders>
             <w:shd w:val="clear" w:color="auto" w:fill="D9D9D9" w:themeFill="background1" w:themeFillShade="D9"/>
-          </w:tcPr>
-          <w:p>
-            <w:pPr>
-              <w:jc w:val="both"/>
-              <w:rPr>
-                <w:rFonts w:ascii="Calibri" w:hAnsi="Calibri" w:cs="Arial"/>
-                <w:i/>
-                <w:color w:val="548DD4"/>
-                <w:sz w:val="18"/>
-                <w:szCs w:val="20"/>
-                <w:lang w:eastAsia="es-CL"/>
-              </w:rPr>
-            </w:pPr>
+            <w:vAlign w:val="center"/>
+          </w:tcPr>
+          <w:p>
+            <w:pPr>
+              <w:pStyle w:val="Piedepgina"/>
+              <w:jc w:val="both"/>
+              <w:rPr>
+                <w:rFonts w:ascii="Calibri" w:hAnsi="Calibri" w:cs="Arial"/>
+                <w:color w:val="000000" w:themeColor="text1"/>
+                <w:sz w:val="20"/>
+                <w:szCs w:val="20"/>
+                <w:lang w:eastAsia="es-CL"/>
+              </w:rPr>
+            </w:pPr>
+            <w:r>
+              <w:rPr>
+                <w:rFonts w:ascii="Calibri" w:hAnsi="Calibri" w:cs="Arial"/>
+                <w:color w:val="000000" w:themeColor="text1"/>
+                <w:sz w:val="20"/>
+                <w:szCs w:val="20"/>
+                <w:lang w:eastAsia="es-CL"/>
+              </w:rPr>
+              <w:t>Eduardo Compan (Desarrollador y Arquitecto)</w:t>
+            </w:r>
           </w:p>
         </w:tc>
         <w:tc>
           <w:tcPr>
             <w:tcW w:w="1581" w:type="dxa"/>
-          </w:tcPr>
-          <w:p>
-            <w:pPr>
-              <w:jc w:val="both"/>
-              <w:rPr>
-                <w:rFonts w:ascii="Calibri" w:hAnsi="Calibri" w:cs="Arial"/>
-                <w:i/>
-                <w:color w:val="548DD4"/>
-                <w:sz w:val="18"/>
-                <w:szCs w:val="20"/>
-                <w:lang w:eastAsia="es-CL"/>
-              </w:rPr>
-            </w:pPr>
+            <w:vAlign w:val="center"/>
+          </w:tcPr>
+          <w:p>
+            <w:pPr>
+              <w:pStyle w:val="Piedepgina"/>
+              <w:jc w:val="both"/>
+              <w:rPr>
+                <w:rFonts w:ascii="Calibri" w:hAnsi="Calibri" w:cs="Arial"/>
+                <w:color w:val="000000" w:themeColor="text1"/>
+                <w:sz w:val="20"/>
+                <w:szCs w:val="20"/>
+                <w:lang w:eastAsia="es-CL"/>
+              </w:rPr>
+            </w:pPr>
+            <w:r>
+              <w:rPr>
+                <w:rFonts w:ascii="Calibri" w:hAnsi="Calibri" w:cs="Arial"/>
+                <w:i/>
+                <w:iCs/>
+                <w:color w:val="000000" w:themeColor="text1"/>
+                <w:sz w:val="20"/>
+                <w:szCs w:val="20"/>
+                <w:lang w:eastAsia="es-CL"/>
+              </w:rPr>
+              <w:t>Restricción:</w:t>
+            </w:r>
+            <w:r>
+              <w:rPr>
+                <w:rFonts w:ascii="Calibri" w:hAnsi="Calibri" w:cs="Arial"/>
+                <w:color w:val="000000" w:themeColor="text1"/>
+                <w:sz w:val="20"/>
+                <w:szCs w:val="20"/>
+                <w:lang w:eastAsia="es-CL"/>
+              </w:rPr>
+              <w:t xml:space="preserve"> No se puede iniciar sin la ERS congelada (modelo en cascada). Requiere un </w:t>
+            </w:r>
+            <w:r>
+              <w:rPr>
+                <w:rFonts w:ascii="Calibri" w:hAnsi="Calibri" w:cs="Arial"/>
+                <w:color w:val="000000" w:themeColor="text1"/>
+                <w:sz w:val="20"/>
+                <w:szCs w:val="20"/>
+                <w:lang w:eastAsia="es-CL"/>
+              </w:rPr>
+              <w:lastRenderedPageBreak/>
+              <w:t>diseño robusto para evitar refactorizaciones severas.</w:t>
+            </w:r>
+          </w:p>
+        </w:tc>
+      </w:tr>
+      <w:tr>
+        <w:trPr>
+          <w:jc w:val="center"/>
+        </w:trPr>
+        <w:tc>
+          <w:tcPr>
+            <w:tcW w:w="1580" w:type="dxa"/>
+            <w:vAlign w:val="center"/>
+          </w:tcPr>
+          <w:p>
+            <w:pPr>
+              <w:pStyle w:val="Piedepgina"/>
+              <w:jc w:val="both"/>
+              <w:rPr>
+                <w:rFonts w:ascii="Calibri" w:hAnsi="Calibri" w:cs="Arial"/>
+                <w:color w:val="000000" w:themeColor="text1"/>
+                <w:sz w:val="20"/>
+                <w:szCs w:val="20"/>
+                <w:lang w:eastAsia="es-CL"/>
+              </w:rPr>
+            </w:pPr>
+            <w:r>
+              <w:rPr>
+                <w:rFonts w:ascii="Calibri" w:hAnsi="Calibri" w:cs="Arial"/>
+                <w:color w:val="000000" w:themeColor="text1"/>
+                <w:sz w:val="20"/>
+                <w:szCs w:val="20"/>
+                <w:lang w:eastAsia="es-CL"/>
+              </w:rPr>
+              <w:lastRenderedPageBreak/>
+              <w:t>Construcción de programas y rutinas de variada complejidad</w:t>
+            </w:r>
+          </w:p>
+        </w:tc>
+        <w:tc>
+          <w:tcPr>
+            <w:tcW w:w="1580" w:type="dxa"/>
+            <w:vAlign w:val="center"/>
+          </w:tcPr>
+          <w:p>
+            <w:pPr>
+              <w:pStyle w:val="Piedepgina"/>
+              <w:jc w:val="both"/>
+              <w:rPr>
+                <w:rFonts w:ascii="Calibri" w:hAnsi="Calibri" w:cs="Arial"/>
+                <w:color w:val="000000" w:themeColor="text1"/>
+                <w:sz w:val="20"/>
+                <w:szCs w:val="20"/>
+                <w:lang w:eastAsia="es-CL"/>
+              </w:rPr>
+            </w:pPr>
+            <w:r>
+              <w:rPr>
+                <w:rFonts w:ascii="Calibri" w:hAnsi="Calibri" w:cs="Arial"/>
+                <w:color w:val="000000" w:themeColor="text1"/>
+                <w:sz w:val="20"/>
+                <w:szCs w:val="20"/>
+                <w:lang w:eastAsia="es-CL"/>
+              </w:rPr>
+              <w:t>3. Desarrollo de Módulos Transaccionales (Fase 2)</w:t>
+            </w:r>
+          </w:p>
+        </w:tc>
+        <w:tc>
+          <w:tcPr>
+            <w:tcW w:w="1580" w:type="dxa"/>
+            <w:vAlign w:val="center"/>
+          </w:tcPr>
+          <w:p>
+            <w:pPr>
+              <w:pStyle w:val="Piedepgina"/>
+              <w:jc w:val="both"/>
+              <w:rPr>
+                <w:rFonts w:ascii="Calibri" w:hAnsi="Calibri" w:cs="Arial"/>
+                <w:color w:val="000000" w:themeColor="text1"/>
+                <w:sz w:val="20"/>
+                <w:szCs w:val="20"/>
+                <w:lang w:eastAsia="es-CL"/>
+              </w:rPr>
+            </w:pPr>
+            <w:r>
+              <w:rPr>
+                <w:rFonts w:ascii="Calibri" w:hAnsi="Calibri" w:cs="Arial"/>
+                <w:color w:val="000000" w:themeColor="text1"/>
+                <w:sz w:val="20"/>
+                <w:szCs w:val="20"/>
+                <w:lang w:eastAsia="es-CL"/>
+              </w:rPr>
+              <w:t>Programar los mantenedores de inventario, registro de compras, vinculación de usuarios y generación del historial (asignaciones y devoluciones).</w:t>
+            </w:r>
+          </w:p>
+        </w:tc>
+        <w:tc>
+          <w:tcPr>
+            <w:tcW w:w="1580" w:type="dxa"/>
+            <w:vAlign w:val="center"/>
+          </w:tcPr>
+          <w:p>
+            <w:pPr>
+              <w:pStyle w:val="Piedepgina"/>
+              <w:jc w:val="both"/>
+              <w:rPr>
+                <w:rFonts w:ascii="Calibri" w:hAnsi="Calibri" w:cs="Arial"/>
+                <w:color w:val="000000" w:themeColor="text1"/>
+                <w:sz w:val="20"/>
+                <w:szCs w:val="20"/>
+                <w:lang w:eastAsia="es-CL"/>
+              </w:rPr>
+            </w:pPr>
+            <w:r>
+              <w:rPr>
+                <w:rFonts w:ascii="Calibri" w:hAnsi="Calibri" w:cs="Arial"/>
+                <w:color w:val="000000" w:themeColor="text1"/>
+                <w:sz w:val="20"/>
+                <w:szCs w:val="20"/>
+                <w:lang w:eastAsia="es-CL"/>
+              </w:rPr>
+              <w:t xml:space="preserve">IDE de desarrollo, BD </w:t>
+            </w:r>
+            <w:proofErr w:type="spellStart"/>
+            <w:r>
+              <w:rPr>
+                <w:rFonts w:ascii="Calibri" w:hAnsi="Calibri" w:cs="Arial"/>
+                <w:color w:val="000000" w:themeColor="text1"/>
+                <w:sz w:val="20"/>
+                <w:szCs w:val="20"/>
+                <w:lang w:eastAsia="es-CL"/>
+              </w:rPr>
+              <w:t>FireStore</w:t>
+            </w:r>
+            <w:proofErr w:type="spellEnd"/>
+            <w:r>
+              <w:rPr>
+                <w:rFonts w:ascii="Calibri" w:hAnsi="Calibri" w:cs="Arial"/>
+                <w:color w:val="000000" w:themeColor="text1"/>
+                <w:sz w:val="20"/>
+                <w:szCs w:val="20"/>
+                <w:lang w:eastAsia="es-CL"/>
+              </w:rPr>
+              <w:t xml:space="preserve">, Framework </w:t>
+            </w:r>
+            <w:proofErr w:type="spellStart"/>
+            <w:r>
+              <w:rPr>
+                <w:rFonts w:ascii="Calibri" w:hAnsi="Calibri" w:cs="Arial"/>
+                <w:color w:val="000000" w:themeColor="text1"/>
+                <w:sz w:val="20"/>
+                <w:szCs w:val="20"/>
+                <w:lang w:eastAsia="es-CL"/>
+              </w:rPr>
+              <w:t>Frontend</w:t>
+            </w:r>
+            <w:proofErr w:type="spellEnd"/>
+            <w:r>
+              <w:rPr>
+                <w:rFonts w:ascii="Calibri" w:hAnsi="Calibri" w:cs="Arial"/>
+                <w:color w:val="000000" w:themeColor="text1"/>
+                <w:sz w:val="20"/>
+                <w:szCs w:val="20"/>
+                <w:lang w:eastAsia="es-CL"/>
+              </w:rPr>
+              <w:t xml:space="preserve">, Capa gratuita </w:t>
+            </w:r>
+            <w:proofErr w:type="spellStart"/>
+            <w:r>
+              <w:rPr>
+                <w:rFonts w:ascii="Calibri" w:hAnsi="Calibri" w:cs="Arial"/>
+                <w:color w:val="000000" w:themeColor="text1"/>
+                <w:sz w:val="20"/>
+                <w:szCs w:val="20"/>
+                <w:lang w:eastAsia="es-CL"/>
+              </w:rPr>
+              <w:t>cloud</w:t>
+            </w:r>
+            <w:proofErr w:type="spellEnd"/>
+            <w:r>
+              <w:rPr>
+                <w:rFonts w:ascii="Calibri" w:hAnsi="Calibri" w:cs="Arial"/>
+                <w:color w:val="000000" w:themeColor="text1"/>
+                <w:sz w:val="20"/>
+                <w:szCs w:val="20"/>
+                <w:lang w:eastAsia="es-CL"/>
+              </w:rPr>
+              <w:t>.</w:t>
+            </w:r>
+          </w:p>
+        </w:tc>
+        <w:tc>
+          <w:tcPr>
+            <w:tcW w:w="1580" w:type="dxa"/>
+            <w:tcBorders>
+              <w:right w:val="single" w:sz="4" w:space="0" w:color="FFFFFF" w:themeColor="background1"/>
+            </w:tcBorders>
+            <w:vAlign w:val="center"/>
+          </w:tcPr>
+          <w:p>
+            <w:pPr>
+              <w:pStyle w:val="Piedepgina"/>
+              <w:jc w:val="both"/>
+              <w:rPr>
+                <w:rFonts w:ascii="Calibri" w:hAnsi="Calibri" w:cs="Arial"/>
+                <w:color w:val="000000" w:themeColor="text1"/>
+                <w:sz w:val="20"/>
+                <w:szCs w:val="20"/>
+                <w:lang w:eastAsia="es-CL"/>
+              </w:rPr>
+            </w:pPr>
+            <w:r>
+              <w:rPr>
+                <w:rFonts w:ascii="Calibri" w:hAnsi="Calibri" w:cs="Arial"/>
+                <w:color w:val="000000" w:themeColor="text1"/>
+                <w:sz w:val="20"/>
+                <w:szCs w:val="20"/>
+                <w:lang w:eastAsia="es-CL"/>
+              </w:rPr>
+              <w:t>5 Semanas</w:t>
+            </w:r>
+          </w:p>
+        </w:tc>
+        <w:tc>
+          <w:tcPr>
+            <w:tcW w:w="1580" w:type="dxa"/>
+            <w:tcBorders>
+              <w:left w:val="single" w:sz="4" w:space="0" w:color="FFFFFF" w:themeColor="background1"/>
+            </w:tcBorders>
+            <w:shd w:val="clear" w:color="auto" w:fill="D9D9D9" w:themeFill="background1" w:themeFillShade="D9"/>
+            <w:vAlign w:val="center"/>
+          </w:tcPr>
+          <w:p>
+            <w:pPr>
+              <w:pStyle w:val="Piedepgina"/>
+              <w:jc w:val="both"/>
+              <w:rPr>
+                <w:rFonts w:ascii="Calibri" w:hAnsi="Calibri" w:cs="Arial"/>
+                <w:color w:val="000000" w:themeColor="text1"/>
+                <w:sz w:val="20"/>
+                <w:szCs w:val="20"/>
+                <w:lang w:eastAsia="es-CL"/>
+              </w:rPr>
+            </w:pPr>
+            <w:r>
+              <w:rPr>
+                <w:rFonts w:ascii="Calibri" w:hAnsi="Calibri" w:cs="Arial"/>
+                <w:color w:val="000000" w:themeColor="text1"/>
+                <w:sz w:val="20"/>
+                <w:szCs w:val="20"/>
+                <w:lang w:eastAsia="es-CL"/>
+              </w:rPr>
+              <w:t>Eduardo Compan (Desarrollador y Arquitecto)</w:t>
+            </w:r>
+          </w:p>
+        </w:tc>
+        <w:tc>
+          <w:tcPr>
+            <w:tcW w:w="1581" w:type="dxa"/>
+            <w:vAlign w:val="center"/>
+          </w:tcPr>
+          <w:p>
+            <w:pPr>
+              <w:pStyle w:val="Piedepgina"/>
+              <w:jc w:val="both"/>
+              <w:rPr>
+                <w:rFonts w:ascii="Calibri" w:hAnsi="Calibri" w:cs="Arial"/>
+                <w:color w:val="000000" w:themeColor="text1"/>
+                <w:sz w:val="20"/>
+                <w:szCs w:val="20"/>
+                <w:lang w:eastAsia="es-CL"/>
+              </w:rPr>
+            </w:pPr>
+            <w:r>
+              <w:rPr>
+                <w:rFonts w:ascii="Calibri" w:hAnsi="Calibri" w:cs="Arial"/>
+                <w:i/>
+                <w:iCs/>
+                <w:color w:val="000000" w:themeColor="text1"/>
+                <w:sz w:val="20"/>
+                <w:szCs w:val="20"/>
+                <w:lang w:eastAsia="es-CL"/>
+              </w:rPr>
+              <w:t>Observación:</w:t>
+            </w:r>
+            <w:r>
+              <w:rPr>
+                <w:rFonts w:ascii="Calibri" w:hAnsi="Calibri" w:cs="Arial"/>
+                <w:color w:val="000000" w:themeColor="text1"/>
+                <w:sz w:val="20"/>
+                <w:szCs w:val="20"/>
+                <w:lang w:eastAsia="es-CL"/>
+              </w:rPr>
+              <w:t xml:space="preserve"> Representa la carga técnica más pesada. Requerirá programación colaborativa del equipo (objetivo: 25% participación cruzada).</w:t>
+            </w:r>
+          </w:p>
+        </w:tc>
+      </w:tr>
+      <w:tr>
+        <w:trPr>
+          <w:jc w:val="center"/>
+        </w:trPr>
+        <w:tc>
+          <w:tcPr>
+            <w:tcW w:w="1580" w:type="dxa"/>
+            <w:vAlign w:val="center"/>
+          </w:tcPr>
+          <w:p>
+            <w:pPr>
+              <w:pStyle w:val="Piedepgina"/>
+              <w:jc w:val="both"/>
+              <w:rPr>
+                <w:rFonts w:ascii="Calibri" w:hAnsi="Calibri" w:cs="Arial"/>
+                <w:color w:val="000000" w:themeColor="text1"/>
+                <w:sz w:val="20"/>
+                <w:szCs w:val="20"/>
+                <w:lang w:eastAsia="es-CL"/>
+              </w:rPr>
+            </w:pPr>
+            <w:r>
+              <w:rPr>
+                <w:rFonts w:ascii="Calibri" w:hAnsi="Calibri" w:cs="Arial"/>
+                <w:color w:val="000000" w:themeColor="text1"/>
+                <w:sz w:val="20"/>
+                <w:szCs w:val="20"/>
+                <w:lang w:eastAsia="es-CL"/>
+              </w:rPr>
+              <w:t>Transformación de datos e Implementación de soluciones integrales</w:t>
+            </w:r>
+          </w:p>
+        </w:tc>
+        <w:tc>
+          <w:tcPr>
+            <w:tcW w:w="1580" w:type="dxa"/>
+            <w:vAlign w:val="center"/>
+          </w:tcPr>
+          <w:p>
+            <w:pPr>
+              <w:pStyle w:val="Piedepgina"/>
+              <w:jc w:val="both"/>
+              <w:rPr>
+                <w:rFonts w:ascii="Calibri" w:hAnsi="Calibri" w:cs="Arial"/>
+                <w:color w:val="000000" w:themeColor="text1"/>
+                <w:sz w:val="20"/>
+                <w:szCs w:val="20"/>
+                <w:lang w:eastAsia="es-CL"/>
+              </w:rPr>
+            </w:pPr>
+            <w:r>
+              <w:rPr>
+                <w:rFonts w:ascii="Calibri" w:hAnsi="Calibri" w:cs="Arial"/>
+                <w:color w:val="000000" w:themeColor="text1"/>
+                <w:sz w:val="20"/>
+                <w:szCs w:val="20"/>
+                <w:lang w:eastAsia="es-CL"/>
+              </w:rPr>
+              <w:t xml:space="preserve">4. Desarrollo de </w:t>
+            </w:r>
+            <w:proofErr w:type="spellStart"/>
+            <w:r>
+              <w:rPr>
+                <w:rFonts w:ascii="Calibri" w:hAnsi="Calibri" w:cs="Arial"/>
+                <w:color w:val="000000" w:themeColor="text1"/>
+                <w:sz w:val="20"/>
+                <w:szCs w:val="20"/>
+                <w:lang w:eastAsia="es-CL"/>
+              </w:rPr>
+              <w:t>Dashboards</w:t>
+            </w:r>
+            <w:proofErr w:type="spellEnd"/>
+            <w:r>
+              <w:rPr>
+                <w:rFonts w:ascii="Calibri" w:hAnsi="Calibri" w:cs="Arial"/>
+                <w:color w:val="000000" w:themeColor="text1"/>
+                <w:sz w:val="20"/>
+                <w:szCs w:val="20"/>
+                <w:lang w:eastAsia="es-CL"/>
+              </w:rPr>
+              <w:t xml:space="preserve"> e Integración API (Fase 2)</w:t>
+            </w:r>
+          </w:p>
+        </w:tc>
+        <w:tc>
+          <w:tcPr>
+            <w:tcW w:w="1580" w:type="dxa"/>
+            <w:vAlign w:val="center"/>
+          </w:tcPr>
+          <w:p>
+            <w:pPr>
+              <w:pStyle w:val="Piedepgina"/>
+              <w:jc w:val="both"/>
+              <w:rPr>
+                <w:rFonts w:ascii="Calibri" w:hAnsi="Calibri" w:cs="Arial"/>
+                <w:color w:val="000000" w:themeColor="text1"/>
+                <w:sz w:val="20"/>
+                <w:szCs w:val="20"/>
+                <w:lang w:eastAsia="es-CL"/>
+              </w:rPr>
+            </w:pPr>
+            <w:r>
+              <w:rPr>
+                <w:rFonts w:ascii="Calibri" w:hAnsi="Calibri" w:cs="Arial"/>
+                <w:color w:val="000000" w:themeColor="text1"/>
+                <w:sz w:val="20"/>
+                <w:szCs w:val="20"/>
+                <w:lang w:eastAsia="es-CL"/>
+              </w:rPr>
+              <w:t>Construir los reportes de consulta dinámica y desarrollar la capa de integración para consumir datos del origen de las compras.</w:t>
+            </w:r>
+          </w:p>
+        </w:tc>
+        <w:tc>
+          <w:tcPr>
+            <w:tcW w:w="1580" w:type="dxa"/>
+            <w:vAlign w:val="center"/>
+          </w:tcPr>
+          <w:p>
+            <w:pPr>
+              <w:pStyle w:val="Piedepgina"/>
+              <w:jc w:val="both"/>
+              <w:rPr>
+                <w:rFonts w:ascii="Calibri" w:hAnsi="Calibri" w:cs="Arial"/>
+                <w:color w:val="000000" w:themeColor="text1"/>
+                <w:sz w:val="20"/>
+                <w:szCs w:val="20"/>
+                <w:lang w:eastAsia="es-CL"/>
+              </w:rPr>
+            </w:pPr>
+            <w:r>
+              <w:rPr>
+                <w:rFonts w:ascii="Calibri" w:hAnsi="Calibri" w:cs="Arial"/>
+                <w:color w:val="000000" w:themeColor="text1"/>
+                <w:sz w:val="20"/>
+                <w:szCs w:val="20"/>
+                <w:lang w:eastAsia="es-CL"/>
+              </w:rPr>
+              <w:t>Entorno de desarrollo, simulador de API (Postman/Mock server).</w:t>
+            </w:r>
+          </w:p>
+        </w:tc>
+        <w:tc>
+          <w:tcPr>
+            <w:tcW w:w="1580" w:type="dxa"/>
+            <w:tcBorders>
+              <w:right w:val="single" w:sz="4" w:space="0" w:color="FFFFFF" w:themeColor="background1"/>
+            </w:tcBorders>
+            <w:vAlign w:val="center"/>
+          </w:tcPr>
+          <w:p>
+            <w:pPr>
+              <w:pStyle w:val="Piedepgina"/>
+              <w:jc w:val="both"/>
+              <w:rPr>
+                <w:rFonts w:ascii="Calibri" w:hAnsi="Calibri" w:cs="Arial"/>
+                <w:color w:val="000000" w:themeColor="text1"/>
+                <w:sz w:val="20"/>
+                <w:szCs w:val="20"/>
+                <w:lang w:eastAsia="es-CL"/>
+              </w:rPr>
+            </w:pPr>
+            <w:r>
+              <w:rPr>
+                <w:rFonts w:ascii="Calibri" w:hAnsi="Calibri" w:cs="Arial"/>
+                <w:color w:val="000000" w:themeColor="text1"/>
+                <w:sz w:val="20"/>
+                <w:szCs w:val="20"/>
+                <w:lang w:eastAsia="es-CL"/>
+              </w:rPr>
+              <w:t>3 Semanas</w:t>
+            </w:r>
+          </w:p>
+        </w:tc>
+        <w:tc>
+          <w:tcPr>
+            <w:tcW w:w="1580" w:type="dxa"/>
+            <w:tcBorders>
+              <w:left w:val="single" w:sz="4" w:space="0" w:color="FFFFFF" w:themeColor="background1"/>
+            </w:tcBorders>
+            <w:shd w:val="clear" w:color="auto" w:fill="D9D9D9" w:themeFill="background1" w:themeFillShade="D9"/>
+            <w:vAlign w:val="center"/>
+          </w:tcPr>
+          <w:p>
+            <w:pPr>
+              <w:pStyle w:val="Piedepgina"/>
+              <w:jc w:val="both"/>
+              <w:rPr>
+                <w:rFonts w:ascii="Calibri" w:hAnsi="Calibri" w:cs="Arial"/>
+                <w:color w:val="000000" w:themeColor="text1"/>
+                <w:sz w:val="20"/>
+                <w:szCs w:val="20"/>
+                <w:lang w:eastAsia="es-CL"/>
+              </w:rPr>
+            </w:pPr>
+            <w:r>
+              <w:rPr>
+                <w:rFonts w:ascii="Calibri" w:hAnsi="Calibri" w:cs="Arial"/>
+                <w:color w:val="000000" w:themeColor="text1"/>
+                <w:sz w:val="20"/>
+                <w:szCs w:val="20"/>
+                <w:lang w:eastAsia="es-CL"/>
+              </w:rPr>
+              <w:t>Rubén Mansilla / Eduardo Compan</w:t>
+            </w:r>
+          </w:p>
+        </w:tc>
+        <w:tc>
+          <w:tcPr>
+            <w:tcW w:w="1581" w:type="dxa"/>
+            <w:vAlign w:val="center"/>
+          </w:tcPr>
+          <w:p>
+            <w:pPr>
+              <w:pStyle w:val="Piedepgina"/>
+              <w:jc w:val="both"/>
+              <w:rPr>
+                <w:rFonts w:ascii="Calibri" w:hAnsi="Calibri" w:cs="Arial"/>
+                <w:color w:val="000000" w:themeColor="text1"/>
+                <w:sz w:val="20"/>
+                <w:szCs w:val="20"/>
+                <w:lang w:eastAsia="es-CL"/>
+              </w:rPr>
+            </w:pPr>
+            <w:r>
+              <w:rPr>
+                <w:rFonts w:ascii="Calibri" w:hAnsi="Calibri" w:cs="Arial"/>
+                <w:i/>
+                <w:iCs/>
+                <w:color w:val="000000" w:themeColor="text1"/>
+                <w:sz w:val="20"/>
+                <w:szCs w:val="20"/>
+                <w:lang w:eastAsia="es-CL"/>
+              </w:rPr>
+              <w:t>Dificultad:</w:t>
+            </w:r>
+            <w:r>
+              <w:rPr>
+                <w:rFonts w:ascii="Calibri" w:hAnsi="Calibri" w:cs="Arial"/>
+                <w:color w:val="000000" w:themeColor="text1"/>
+                <w:sz w:val="20"/>
+                <w:szCs w:val="20"/>
+                <w:lang w:eastAsia="es-CL"/>
+              </w:rPr>
+              <w:t xml:space="preserve"> Riesgo de falla de acceso institucional. Si ocurre, dependeremos de construir un </w:t>
+            </w:r>
+            <w:proofErr w:type="spellStart"/>
+            <w:r>
+              <w:rPr>
+                <w:rFonts w:ascii="Calibri" w:hAnsi="Calibri" w:cs="Arial"/>
+                <w:i/>
+                <w:iCs/>
+                <w:color w:val="000000" w:themeColor="text1"/>
+                <w:sz w:val="20"/>
+                <w:szCs w:val="20"/>
+                <w:lang w:eastAsia="es-CL"/>
+              </w:rPr>
+              <w:t>mock</w:t>
+            </w:r>
+            <w:proofErr w:type="spellEnd"/>
+            <w:r>
+              <w:rPr>
+                <w:rFonts w:ascii="Calibri" w:hAnsi="Calibri" w:cs="Arial"/>
+                <w:i/>
+                <w:iCs/>
+                <w:color w:val="000000" w:themeColor="text1"/>
+                <w:sz w:val="20"/>
+                <w:szCs w:val="20"/>
+                <w:lang w:eastAsia="es-CL"/>
+              </w:rPr>
+              <w:t xml:space="preserve"> server</w:t>
+            </w:r>
+            <w:r>
+              <w:rPr>
+                <w:rFonts w:ascii="Calibri" w:hAnsi="Calibri" w:cs="Arial"/>
+                <w:color w:val="000000" w:themeColor="text1"/>
+                <w:sz w:val="20"/>
+                <w:szCs w:val="20"/>
+                <w:lang w:eastAsia="es-CL"/>
+              </w:rPr>
+              <w:t xml:space="preserve"> realista y seguro.</w:t>
+            </w:r>
+          </w:p>
+        </w:tc>
+      </w:tr>
+      <w:tr>
+        <w:trPr>
+          <w:jc w:val="center"/>
+        </w:trPr>
+        <w:tc>
+          <w:tcPr>
+            <w:tcW w:w="1580" w:type="dxa"/>
+            <w:vAlign w:val="center"/>
+          </w:tcPr>
+          <w:p>
+            <w:pPr>
+              <w:pStyle w:val="Piedepgina"/>
+              <w:jc w:val="both"/>
+              <w:rPr>
+                <w:rFonts w:ascii="Calibri" w:hAnsi="Calibri" w:cs="Arial"/>
+                <w:color w:val="000000" w:themeColor="text1"/>
+                <w:sz w:val="20"/>
+                <w:szCs w:val="20"/>
+                <w:lang w:eastAsia="es-CL"/>
+              </w:rPr>
+            </w:pPr>
+            <w:r>
+              <w:rPr>
+                <w:rFonts w:ascii="Calibri" w:hAnsi="Calibri" w:cs="Arial"/>
+                <w:color w:val="000000" w:themeColor="text1"/>
+                <w:sz w:val="20"/>
+                <w:szCs w:val="20"/>
+                <w:lang w:eastAsia="es-CL"/>
+              </w:rPr>
+              <w:t>Pruebas de certificación y resolución de vulnerabilidades</w:t>
+            </w:r>
+          </w:p>
+        </w:tc>
+        <w:tc>
+          <w:tcPr>
+            <w:tcW w:w="1580" w:type="dxa"/>
+            <w:vAlign w:val="center"/>
+          </w:tcPr>
+          <w:p>
+            <w:pPr>
+              <w:pStyle w:val="Piedepgina"/>
+              <w:jc w:val="both"/>
+              <w:rPr>
+                <w:rFonts w:ascii="Calibri" w:hAnsi="Calibri" w:cs="Arial"/>
+                <w:color w:val="000000" w:themeColor="text1"/>
+                <w:sz w:val="20"/>
+                <w:szCs w:val="20"/>
+                <w:lang w:eastAsia="es-CL"/>
+              </w:rPr>
+            </w:pPr>
+            <w:r>
+              <w:rPr>
+                <w:rFonts w:ascii="Calibri" w:hAnsi="Calibri" w:cs="Arial"/>
+                <w:color w:val="000000" w:themeColor="text1"/>
+                <w:sz w:val="20"/>
+                <w:szCs w:val="20"/>
+                <w:lang w:eastAsia="es-CL"/>
+              </w:rPr>
+              <w:t>5. Ejecución de Pruebas y Aseguramiento de Calidad (Fase 3)</w:t>
+            </w:r>
+          </w:p>
+        </w:tc>
+        <w:tc>
+          <w:tcPr>
+            <w:tcW w:w="1580" w:type="dxa"/>
+            <w:vAlign w:val="center"/>
+          </w:tcPr>
+          <w:p>
+            <w:pPr>
+              <w:pStyle w:val="Piedepgina"/>
+              <w:jc w:val="both"/>
+              <w:rPr>
+                <w:rFonts w:ascii="Calibri" w:hAnsi="Calibri" w:cs="Arial"/>
+                <w:color w:val="000000" w:themeColor="text1"/>
+                <w:sz w:val="20"/>
+                <w:szCs w:val="20"/>
+                <w:lang w:eastAsia="es-CL"/>
+              </w:rPr>
+            </w:pPr>
+            <w:r>
+              <w:rPr>
+                <w:rFonts w:ascii="Calibri" w:hAnsi="Calibri" w:cs="Arial"/>
+                <w:color w:val="000000" w:themeColor="text1"/>
+                <w:sz w:val="20"/>
+                <w:szCs w:val="20"/>
+                <w:lang w:eastAsia="es-CL"/>
+              </w:rPr>
+              <w:t>Ejecutar los casos de prueba, probar la seguridad por roles, registrar defectos y actualizar la matriz de trazabilidad asegurando la calidad.</w:t>
+            </w:r>
+          </w:p>
+        </w:tc>
+        <w:tc>
+          <w:tcPr>
+            <w:tcW w:w="1580" w:type="dxa"/>
+            <w:vAlign w:val="center"/>
+          </w:tcPr>
+          <w:p>
+            <w:pPr>
+              <w:pStyle w:val="Piedepgina"/>
+              <w:jc w:val="both"/>
+              <w:rPr>
+                <w:rFonts w:ascii="Calibri" w:hAnsi="Calibri" w:cs="Arial"/>
+                <w:color w:val="000000" w:themeColor="text1"/>
+                <w:sz w:val="20"/>
+                <w:szCs w:val="20"/>
+                <w:lang w:eastAsia="es-CL"/>
+              </w:rPr>
+            </w:pPr>
+            <w:r>
+              <w:rPr>
+                <w:rFonts w:ascii="Calibri" w:hAnsi="Calibri" w:cs="Arial"/>
+                <w:color w:val="000000" w:themeColor="text1"/>
+                <w:sz w:val="20"/>
+                <w:szCs w:val="20"/>
+                <w:lang w:eastAsia="es-CL"/>
+              </w:rPr>
+              <w:t xml:space="preserve">Entorno de pruebas, plan de </w:t>
+            </w:r>
+            <w:proofErr w:type="spellStart"/>
+            <w:r>
+              <w:rPr>
+                <w:rFonts w:ascii="Calibri" w:hAnsi="Calibri" w:cs="Arial"/>
+                <w:color w:val="000000" w:themeColor="text1"/>
+                <w:sz w:val="20"/>
+                <w:szCs w:val="20"/>
+                <w:lang w:eastAsia="es-CL"/>
+              </w:rPr>
+              <w:t>testing</w:t>
+            </w:r>
+            <w:proofErr w:type="spellEnd"/>
+            <w:r>
+              <w:rPr>
+                <w:rFonts w:ascii="Calibri" w:hAnsi="Calibri" w:cs="Arial"/>
+                <w:color w:val="000000" w:themeColor="text1"/>
+                <w:sz w:val="20"/>
+                <w:szCs w:val="20"/>
+                <w:lang w:eastAsia="es-CL"/>
+              </w:rPr>
+              <w:t>, herramientas de registro de bugs.</w:t>
+            </w:r>
+            <w:r>
+              <w:rPr>
+                <w:rFonts w:ascii="Calibri" w:hAnsi="Calibri" w:cs="Arial"/>
+                <w:color w:val="000000" w:themeColor="text1"/>
+                <w:sz w:val="20"/>
+                <w:szCs w:val="20"/>
+                <w:lang w:eastAsia="es-CL"/>
+              </w:rPr>
+              <w:t>.</w:t>
+            </w:r>
+          </w:p>
+        </w:tc>
+        <w:tc>
+          <w:tcPr>
+            <w:tcW w:w="1580" w:type="dxa"/>
+            <w:tcBorders>
+              <w:right w:val="single" w:sz="4" w:space="0" w:color="FFFFFF" w:themeColor="background1"/>
+            </w:tcBorders>
+            <w:vAlign w:val="center"/>
+          </w:tcPr>
+          <w:p>
+            <w:pPr>
+              <w:pStyle w:val="Piedepgina"/>
+              <w:jc w:val="both"/>
+              <w:rPr>
+                <w:rFonts w:ascii="Calibri" w:hAnsi="Calibri" w:cs="Arial"/>
+                <w:color w:val="000000" w:themeColor="text1"/>
+                <w:sz w:val="20"/>
+                <w:szCs w:val="20"/>
+                <w:lang w:eastAsia="es-CL"/>
+              </w:rPr>
+            </w:pPr>
+            <w:r>
+              <w:rPr>
+                <w:rFonts w:ascii="Calibri" w:hAnsi="Calibri" w:cs="Arial"/>
+                <w:color w:val="000000" w:themeColor="text1"/>
+                <w:sz w:val="20"/>
+                <w:szCs w:val="20"/>
+                <w:lang w:eastAsia="es-CL"/>
+              </w:rPr>
+              <w:t>3 Semanas</w:t>
+            </w:r>
+          </w:p>
+        </w:tc>
+        <w:tc>
+          <w:tcPr>
+            <w:tcW w:w="1580" w:type="dxa"/>
+            <w:tcBorders>
+              <w:left w:val="single" w:sz="4" w:space="0" w:color="FFFFFF" w:themeColor="background1"/>
+            </w:tcBorders>
+            <w:shd w:val="clear" w:color="auto" w:fill="D9D9D9" w:themeFill="background1" w:themeFillShade="D9"/>
+            <w:vAlign w:val="center"/>
+          </w:tcPr>
+          <w:p>
+            <w:pPr>
+              <w:pStyle w:val="Piedepgina"/>
+              <w:jc w:val="both"/>
+              <w:rPr>
+                <w:rFonts w:ascii="Calibri" w:hAnsi="Calibri" w:cs="Arial"/>
+                <w:color w:val="000000" w:themeColor="text1"/>
+                <w:sz w:val="20"/>
+                <w:szCs w:val="20"/>
+                <w:lang w:eastAsia="es-CL"/>
+              </w:rPr>
+            </w:pPr>
+            <w:r>
+              <w:rPr>
+                <w:rFonts w:ascii="Calibri" w:hAnsi="Calibri" w:cs="Arial"/>
+                <w:color w:val="000000" w:themeColor="text1"/>
+                <w:sz w:val="20"/>
+                <w:szCs w:val="20"/>
+                <w:lang w:eastAsia="es-CL"/>
+              </w:rPr>
+              <w:t>Alejandro Gysling (Diseñador y QA)</w:t>
+            </w:r>
+          </w:p>
+        </w:tc>
+        <w:tc>
+          <w:tcPr>
+            <w:tcW w:w="1581" w:type="dxa"/>
+            <w:vAlign w:val="center"/>
+          </w:tcPr>
+          <w:p>
+            <w:pPr>
+              <w:pStyle w:val="Piedepgina"/>
+              <w:jc w:val="both"/>
+              <w:rPr>
+                <w:rFonts w:ascii="Calibri" w:hAnsi="Calibri" w:cs="Arial"/>
+                <w:color w:val="000000" w:themeColor="text1"/>
+                <w:sz w:val="20"/>
+                <w:szCs w:val="20"/>
+                <w:lang w:eastAsia="es-CL"/>
+              </w:rPr>
+            </w:pPr>
+            <w:r>
+              <w:rPr>
+                <w:rFonts w:ascii="Calibri" w:hAnsi="Calibri" w:cs="Arial"/>
+                <w:i/>
+                <w:iCs/>
+                <w:color w:val="000000" w:themeColor="text1"/>
+                <w:sz w:val="20"/>
+                <w:szCs w:val="20"/>
+                <w:lang w:eastAsia="es-CL"/>
+              </w:rPr>
+              <w:t>Dificultad:</w:t>
+            </w:r>
+            <w:r>
+              <w:rPr>
+                <w:rFonts w:ascii="Calibri" w:hAnsi="Calibri" w:cs="Arial"/>
+                <w:color w:val="000000" w:themeColor="text1"/>
+                <w:sz w:val="20"/>
+                <w:szCs w:val="20"/>
+                <w:lang w:eastAsia="es-CL"/>
+              </w:rPr>
+              <w:t xml:space="preserve"> Detectar bugs críticos tardíamente retrasará los hitos. Se mitigará probando módulos progresivamente a medida que se libere código.</w:t>
+            </w:r>
+          </w:p>
+        </w:tc>
+      </w:tr>
+      <w:tr>
+        <w:trPr>
+          <w:jc w:val="center"/>
+        </w:trPr>
+        <w:tc>
+          <w:tcPr>
+            <w:tcW w:w="1580" w:type="dxa"/>
+            <w:vAlign w:val="center"/>
+          </w:tcPr>
+          <w:p>
+            <w:pPr>
+              <w:pStyle w:val="Piedepgina"/>
+              <w:jc w:val="both"/>
+              <w:rPr>
+                <w:rFonts w:ascii="Calibri" w:hAnsi="Calibri" w:cs="Arial"/>
+                <w:color w:val="000000" w:themeColor="text1"/>
+                <w:sz w:val="20"/>
+                <w:szCs w:val="20"/>
+                <w:lang w:eastAsia="es-CL"/>
+              </w:rPr>
+            </w:pPr>
+            <w:r>
+              <w:rPr>
+                <w:rFonts w:ascii="Calibri" w:hAnsi="Calibri" w:cs="Arial"/>
+                <w:color w:val="000000" w:themeColor="text1"/>
+                <w:sz w:val="20"/>
+                <w:szCs w:val="20"/>
+                <w:lang w:eastAsia="es-CL"/>
+              </w:rPr>
+              <w:t>Gestión de proyectos informáticos</w:t>
+            </w:r>
+          </w:p>
+        </w:tc>
+        <w:tc>
+          <w:tcPr>
+            <w:tcW w:w="1580" w:type="dxa"/>
+            <w:vAlign w:val="center"/>
+          </w:tcPr>
+          <w:p>
+            <w:pPr>
+              <w:pStyle w:val="Piedepgina"/>
+              <w:jc w:val="both"/>
+              <w:rPr>
+                <w:rFonts w:ascii="Calibri" w:hAnsi="Calibri" w:cs="Arial"/>
+                <w:color w:val="000000" w:themeColor="text1"/>
+                <w:sz w:val="20"/>
+                <w:szCs w:val="20"/>
+                <w:lang w:eastAsia="es-CL"/>
+              </w:rPr>
+            </w:pPr>
+            <w:r>
+              <w:rPr>
+                <w:rFonts w:ascii="Calibri" w:hAnsi="Calibri" w:cs="Arial"/>
+                <w:color w:val="000000" w:themeColor="text1"/>
+                <w:sz w:val="20"/>
+                <w:szCs w:val="20"/>
+                <w:lang w:eastAsia="es-CL"/>
+              </w:rPr>
+              <w:t>6. Despliegue, Aceptación y Cierre (Fase 3)</w:t>
+            </w:r>
+          </w:p>
+        </w:tc>
+        <w:tc>
+          <w:tcPr>
+            <w:tcW w:w="1580" w:type="dxa"/>
+            <w:vAlign w:val="center"/>
+          </w:tcPr>
+          <w:p>
+            <w:pPr>
+              <w:pStyle w:val="Piedepgina"/>
+              <w:jc w:val="both"/>
+              <w:rPr>
+                <w:rFonts w:ascii="Calibri" w:hAnsi="Calibri" w:cs="Arial"/>
+                <w:color w:val="000000" w:themeColor="text1"/>
+                <w:sz w:val="20"/>
+                <w:szCs w:val="20"/>
+                <w:lang w:eastAsia="es-CL"/>
+              </w:rPr>
+            </w:pPr>
+            <w:r>
+              <w:rPr>
+                <w:rFonts w:ascii="Calibri" w:hAnsi="Calibri" w:cs="Arial"/>
+                <w:color w:val="000000" w:themeColor="text1"/>
+                <w:sz w:val="20"/>
+                <w:szCs w:val="20"/>
+                <w:lang w:eastAsia="es-CL"/>
+              </w:rPr>
+              <w:t>Preparar el ambiente final, documentar despliegue, obtener la firma de aceptación del cliente (Sebastián Valdés) y consolidar lecciones aprendidas.</w:t>
+            </w:r>
+          </w:p>
+        </w:tc>
+        <w:tc>
+          <w:tcPr>
+            <w:tcW w:w="1580" w:type="dxa"/>
+            <w:vAlign w:val="center"/>
+          </w:tcPr>
+          <w:p>
+            <w:pPr>
+              <w:pStyle w:val="Piedepgina"/>
+              <w:jc w:val="both"/>
+              <w:rPr>
+                <w:rFonts w:ascii="Calibri" w:hAnsi="Calibri" w:cs="Arial"/>
+                <w:color w:val="000000" w:themeColor="text1"/>
+                <w:sz w:val="20"/>
+                <w:szCs w:val="20"/>
+                <w:lang w:eastAsia="es-CL"/>
+              </w:rPr>
+            </w:pPr>
+            <w:r>
+              <w:rPr>
+                <w:rFonts w:ascii="Calibri" w:hAnsi="Calibri" w:cs="Arial"/>
+                <w:color w:val="000000" w:themeColor="text1"/>
+                <w:sz w:val="20"/>
+                <w:szCs w:val="20"/>
+                <w:lang w:eastAsia="es-CL"/>
+              </w:rPr>
+              <w:t>Entorno productivo gratuito, actas de aceptación, repositorio documental.</w:t>
+            </w:r>
+          </w:p>
+        </w:tc>
+        <w:tc>
+          <w:tcPr>
+            <w:tcW w:w="1580" w:type="dxa"/>
+            <w:tcBorders>
+              <w:right w:val="single" w:sz="4" w:space="0" w:color="FFFFFF" w:themeColor="background1"/>
+            </w:tcBorders>
+            <w:vAlign w:val="center"/>
+          </w:tcPr>
+          <w:p>
+            <w:pPr>
+              <w:pStyle w:val="Piedepgina"/>
+              <w:jc w:val="both"/>
+              <w:rPr>
+                <w:rFonts w:ascii="Calibri" w:hAnsi="Calibri" w:cs="Arial"/>
+                <w:color w:val="000000" w:themeColor="text1"/>
+                <w:sz w:val="20"/>
+                <w:szCs w:val="20"/>
+                <w:lang w:eastAsia="es-CL"/>
+              </w:rPr>
+            </w:pPr>
+            <w:r>
+              <w:rPr>
+                <w:rFonts w:ascii="Calibri" w:hAnsi="Calibri" w:cs="Arial"/>
+                <w:color w:val="000000" w:themeColor="text1"/>
+                <w:sz w:val="20"/>
+                <w:szCs w:val="20"/>
+                <w:lang w:eastAsia="es-CL"/>
+              </w:rPr>
+              <w:t>2 Semanas</w:t>
+            </w:r>
+          </w:p>
+        </w:tc>
+        <w:tc>
+          <w:tcPr>
+            <w:tcW w:w="1580" w:type="dxa"/>
+            <w:tcBorders>
+              <w:left w:val="single" w:sz="4" w:space="0" w:color="FFFFFF" w:themeColor="background1"/>
+            </w:tcBorders>
+            <w:shd w:val="clear" w:color="auto" w:fill="D9D9D9" w:themeFill="background1" w:themeFillShade="D9"/>
+            <w:vAlign w:val="center"/>
+          </w:tcPr>
+          <w:p>
+            <w:pPr>
+              <w:pStyle w:val="Piedepgina"/>
+              <w:jc w:val="both"/>
+              <w:rPr>
+                <w:rFonts w:ascii="Calibri" w:hAnsi="Calibri" w:cs="Arial"/>
+                <w:color w:val="000000" w:themeColor="text1"/>
+                <w:sz w:val="20"/>
+                <w:szCs w:val="20"/>
+                <w:lang w:eastAsia="es-CL"/>
+              </w:rPr>
+            </w:pPr>
+            <w:r>
+              <w:rPr>
+                <w:rFonts w:ascii="Calibri" w:hAnsi="Calibri" w:cs="Arial"/>
+                <w:color w:val="000000" w:themeColor="text1"/>
+                <w:sz w:val="20"/>
+                <w:szCs w:val="20"/>
+                <w:lang w:eastAsia="es-CL"/>
+              </w:rPr>
+              <w:t>Carlos Araya (Jefe de Proyecto)</w:t>
+            </w:r>
+          </w:p>
+        </w:tc>
+        <w:tc>
+          <w:tcPr>
+            <w:tcW w:w="1581" w:type="dxa"/>
+            <w:vAlign w:val="center"/>
+          </w:tcPr>
+          <w:p>
+            <w:pPr>
+              <w:pStyle w:val="Piedepgina"/>
+              <w:jc w:val="both"/>
+              <w:rPr>
+                <w:rFonts w:ascii="Calibri" w:hAnsi="Calibri" w:cs="Arial"/>
+                <w:color w:val="000000" w:themeColor="text1"/>
+                <w:sz w:val="20"/>
+                <w:szCs w:val="20"/>
+                <w:lang w:eastAsia="es-CL"/>
+              </w:rPr>
+            </w:pPr>
+            <w:r>
+              <w:rPr>
+                <w:rFonts w:ascii="Calibri" w:hAnsi="Calibri" w:cs="Arial"/>
+                <w:i/>
+                <w:iCs/>
+                <w:color w:val="000000" w:themeColor="text1"/>
+                <w:sz w:val="20"/>
+                <w:szCs w:val="20"/>
+                <w:lang w:eastAsia="es-CL"/>
+              </w:rPr>
+              <w:t>Facilitador:</w:t>
+            </w:r>
+            <w:r>
+              <w:rPr>
+                <w:rFonts w:ascii="Calibri" w:hAnsi="Calibri" w:cs="Arial"/>
+                <w:color w:val="000000" w:themeColor="text1"/>
+                <w:sz w:val="20"/>
+                <w:szCs w:val="20"/>
+                <w:lang w:eastAsia="es-CL"/>
+              </w:rPr>
+              <w:t xml:space="preserve"> Aplicar revisiones semanales previas permitirá un proceso de cierre administrativo fluido sin sorpresas funcionales.</w:t>
+            </w:r>
           </w:p>
         </w:tc>
       </w:tr>
     </w:tbl>
+    <w:p>
+      <w:pPr>
+        <w:spacing w:after="0" w:line="360" w:lineRule="auto"/>
+        <w:jc w:val="both"/>
+        <w:rPr>
+          <w:b/>
+          <w:sz w:val="24"/>
+          <w:szCs w:val="24"/>
+        </w:rPr>
+      </w:pPr>
+    </w:p>
+    <w:p>
+      <w:pPr>
+        <w:spacing w:after="0" w:line="360" w:lineRule="auto"/>
+        <w:jc w:val="both"/>
+        <w:rPr>
+          <w:b/>
+          <w:sz w:val="24"/>
+          <w:szCs w:val="24"/>
+        </w:rPr>
+      </w:pPr>
+    </w:p>
+    <w:p>
+      <w:pPr>
+        <w:spacing w:after="0" w:line="360" w:lineRule="auto"/>
+        <w:jc w:val="both"/>
+        <w:rPr>
+          <w:b/>
+          <w:sz w:val="24"/>
+          <w:szCs w:val="24"/>
+        </w:rPr>
+      </w:pPr>
+    </w:p>
     <w:p>
       <w:pPr>
         <w:spacing w:after="0" w:line="360" w:lineRule="auto"/>
@@ -7535,18 +9269,21 @@
               <w:spacing w:line="360" w:lineRule="auto"/>
               <w:jc w:val="both"/>
               <w:rPr>
-                <w:b/>
-                <w:sz w:val="16"/>
-                <w:szCs w:val="16"/>
-              </w:rPr>
-            </w:pPr>
-            <w:r>
-              <w:rPr>
-                <w:b/>
-                <w:sz w:val="16"/>
-                <w:szCs w:val="16"/>
-              </w:rPr>
-              <w:t>Propuesta del proyecto</w:t>
+                <w:rFonts w:ascii="Calibri" w:hAnsi="Calibri" w:cs="Arial"/>
+                <w:i/>
+                <w:color w:val="548DD4"/>
+                <w:sz w:val="16"/>
+                <w:szCs w:val="16"/>
+                <w:lang w:eastAsia="es-CL"/>
+              </w:rPr>
+            </w:pPr>
+            <w:r>
+              <w:rPr>
+                <w:b/>
+                <w:sz w:val="16"/>
+                <w:szCs w:val="16"/>
+              </w:rPr>
+              <w:t>Propuesta del Proyecto</w:t>
             </w:r>
           </w:p>
         </w:tc>
@@ -7898,7 +9635,7 @@
                 <w:sz w:val="16"/>
                 <w:szCs w:val="16"/>
               </w:rPr>
-              <w:t>Diseño y arquitectura</w:t>
+              <w:t>Diseño y Arquitectura</w:t>
             </w:r>
           </w:p>
         </w:tc>
@@ -8242,7 +9979,7 @@
                 <w:sz w:val="16"/>
                 <w:szCs w:val="16"/>
               </w:rPr>
-              <w:t>Desarrollo inicial</w:t>
+              <w:t>Desarrollo Inicial</w:t>
             </w:r>
           </w:p>
         </w:tc>
@@ -8586,7 +10323,7 @@
                 <w:sz w:val="16"/>
                 <w:szCs w:val="16"/>
               </w:rPr>
-              <w:t>Desarrollo final</w:t>
+              <w:t>Desarrollo Final</w:t>
             </w:r>
           </w:p>
         </w:tc>
@@ -8930,7 +10667,7 @@
                 <w:sz w:val="16"/>
                 <w:szCs w:val="16"/>
               </w:rPr>
-              <w:t>Entrega final</w:t>
+              <w:t>Entrega Final</w:t>
             </w:r>
           </w:p>
         </w:tc>
@@ -10385,7 +12122,6 @@
   <w:style w:type="character" w:default="1" w:styleId="Fuentedeprrafopredeter">
     <w:name w:val="Default Paragraph Font"/>
     <w:uiPriority w:val="1"/>
-    <w:semiHidden/>
     <w:unhideWhenUsed/>
   </w:style>
   <w:style w:type="table" w:default="1" w:styleId="Tablanormal">
@@ -10969,15 +12705,6 @@
 </file>
 
 <file path=customXml/item1.xml><?xml version="1.0" encoding="utf-8"?>
-<?mso-contentType ?>
-<FormTemplates xmlns="http://schemas.microsoft.com/sharepoint/v3/contenttype/forms">
-  <Display>DocumentLibraryForm</Display>
-  <Edit>DocumentLibraryForm</Edit>
-  <New>DocumentLibraryForm</New>
-</FormTemplates>
-</file>
-
-<file path=customXml/item2.xml><?xml version="1.0" encoding="utf-8"?>
 <ct:contentTypeSchema xmlns:ct="http://schemas.microsoft.com/office/2006/metadata/contentType" xmlns:ma="http://schemas.microsoft.com/office/2006/metadata/properties/metaAttributes" ct:_="" ma:_="" ma:contentTypeName="Documento" ma:contentTypeID="0x010100E96778489EE7714D8BD12CC105EB918B" ma:contentTypeVersion="2" ma:contentTypeDescription="Crear nuevo documento." ma:contentTypeScope="" ma:versionID="416c5c7ae9b5d54d83875cd3c65194e3">
   <xsd:schema xmlns:xsd="http://www.w3.org/2001/XMLSchema" xmlns:xs="http://www.w3.org/2001/XMLSchema" xmlns:p="http://schemas.microsoft.com/office/2006/metadata/properties" xmlns:ns2="126e8a1c-9ea9-435a-ac89-d06c80d62e30" targetNamespace="http://schemas.microsoft.com/office/2006/metadata/properties" ma:root="true" ma:fieldsID="70a237c842677bd850644f8595079f5e" ns2:_="">
     <xsd:import namespace="126e8a1c-9ea9-435a-ac89-d06c80d62e30"/>
@@ -11109,21 +12836,22 @@
 </ct:contentTypeSchema>
 </file>
 
-<file path=customXml/item3.xml><?xml version="1.0" encoding="utf-8"?>
+<file path=customXml/item2.xml><?xml version="1.0" encoding="utf-8"?>
 <p:properties xmlns:p="http://schemas.microsoft.com/office/2006/metadata/properties" xmlns:xsi="http://www.w3.org/2001/XMLSchema-instance" xmlns:pc="http://schemas.microsoft.com/office/infopath/2007/PartnerControls">
   <documentManagement/>
 </p:properties>
 </file>
 
-<file path=customXml/itemProps1.xml><?xml version="1.0" encoding="utf-8"?>
-<ds:datastoreItem xmlns:ds="http://schemas.openxmlformats.org/officeDocument/2006/customXml" ds:itemID="{F3E3E2F7-59E7-4722-B872-D023DC9D1CC1}">
-  <ds:schemaRefs>
-    <ds:schemaRef ds:uri="http://schemas.microsoft.com/sharepoint/v3/contenttype/forms"/>
-  </ds:schemaRefs>
-</ds:datastoreItem>
+<file path=customXml/item3.xml><?xml version="1.0" encoding="utf-8"?>
+<?mso-contentType ?>
+<FormTemplates xmlns="http://schemas.microsoft.com/sharepoint/v3/contenttype/forms">
+  <Display>DocumentLibraryForm</Display>
+  <Edit>DocumentLibraryForm</Edit>
+  <New>DocumentLibraryForm</New>
+</FormTemplates>
 </file>
 
-<file path=customXml/itemProps2.xml><?xml version="1.0" encoding="utf-8"?>
+<file path=customXml/itemProps1.xml><?xml version="1.0" encoding="utf-8"?>
 <ds:datastoreItem xmlns:ds="http://schemas.openxmlformats.org/officeDocument/2006/customXml" ds:itemID="{7C9B9CFF-B258-43B4-948A-968A031773F5}">
   <ds:schemaRefs>
     <ds:schemaRef ds:uri="http://schemas.microsoft.com/office/2006/metadata/contentType"/>
@@ -11141,11 +12869,19 @@
 </ds:datastoreItem>
 </file>
 
-<file path=customXml/itemProps3.xml><?xml version="1.0" encoding="utf-8"?>
+<file path=customXml/itemProps2.xml><?xml version="1.0" encoding="utf-8"?>
 <ds:datastoreItem xmlns:ds="http://schemas.openxmlformats.org/officeDocument/2006/customXml" ds:itemID="{38174882-579A-45DC-A704-C035A9357F73}">
   <ds:schemaRefs>
     <ds:schemaRef ds:uri="http://schemas.microsoft.com/office/2006/metadata/properties"/>
     <ds:schemaRef ds:uri="http://schemas.microsoft.com/office/infopath/2007/PartnerControls"/>
   </ds:schemaRefs>
 </ds:datastoreItem>
+</file>
+
+<file path=customXml/itemProps3.xml><?xml version="1.0" encoding="utf-8"?>
+<ds:datastoreItem xmlns:ds="http://schemas.openxmlformats.org/officeDocument/2006/customXml" ds:itemID="{F3E3E2F7-59E7-4722-B872-D023DC9D1CC1}">
+  <ds:schemaRefs>
+    <ds:schemaRef ds:uri="http://schemas.microsoft.com/sharepoint/v3/contenttype/forms"/>
+  </ds:schemaRefs>
+</ds:datastoreItem>
 </file>
--- a/Fase 1/Evidencias Grupales/1.5_GuiaEstudiante_Fase 1_Definicion Proyecto APT.docx
+++ b/Fase 1/Evidencias Grupales/1.5_GuiaEstudiante_Fase 1_Definicion Proyecto APT.docx
@@ -622,6 +622,54 @@
               <w:rPr>
                 <w:b/>
               </w:rPr>
+              <w:t xml:space="preserve"> </w:t>
+            </w:r>
+            <w:r>
+              <w:rPr>
+                <w:b/>
+              </w:rPr>
+              <w:t>15</w:t>
+            </w:r>
+            <w:r>
+              <w:rPr>
+                <w:b/>
+              </w:rPr>
+              <w:t>.</w:t>
+            </w:r>
+            <w:r>
+              <w:rPr>
+                <w:b/>
+              </w:rPr>
+              <w:t>584</w:t>
+            </w:r>
+            <w:r>
+              <w:rPr>
+                <w:b/>
+              </w:rPr>
+              <w:t>.</w:t>
+            </w:r>
+            <w:r>
+              <w:rPr>
+                <w:b/>
+              </w:rPr>
+              <w:t>373</w:t>
+            </w:r>
+            <w:r>
+              <w:rPr>
+                <w:b/>
+              </w:rPr>
+              <w:t>-</w:t>
+            </w:r>
+            <w:r>
+              <w:rPr>
+                <w:b/>
+              </w:rPr>
+              <w:t>k</w:t>
+            </w:r>
+            <w:r>
+              <w:rPr>
+                <w:b/>
+              </w:rPr>
               <w:br/>
               <w:t>Alejandro Gysling</w:t>
             </w:r>
@@ -754,13 +802,54 @@
               </w:rPr>
               <w:br/>
             </w:r>
-          </w:p>
-          <w:p>
-            <w:pPr>
-              <w:rPr>
-                <w:b/>
-              </w:rPr>
-            </w:pPr>
+            <w:r>
+              <w:rPr>
+                <w:b/>
+              </w:rPr>
+              <w:t>15</w:t>
+            </w:r>
+            <w:r>
+              <w:rPr>
+                <w:b/>
+              </w:rPr>
+              <w:t>.</w:t>
+            </w:r>
+            <w:r>
+              <w:rPr>
+                <w:b/>
+              </w:rPr>
+              <w:t>584</w:t>
+            </w:r>
+            <w:r>
+              <w:rPr>
+                <w:b/>
+              </w:rPr>
+              <w:t>.</w:t>
+            </w:r>
+            <w:r>
+              <w:rPr>
+                <w:b/>
+              </w:rPr>
+              <w:t>373</w:t>
+            </w:r>
+            <w:r>
+              <w:rPr>
+                <w:b/>
+              </w:rPr>
+              <w:t>-</w:t>
+            </w:r>
+            <w:r>
+              <w:rPr>
+                <w:b/>
+              </w:rPr>
+              <w:t>k</w:t>
+            </w:r>
+            <w:r>
+              <w:rPr>
+                <w:b/>
+              </w:rPr>
+              <w:br/>
+            </w:r>
             <w:r>
               <w:rPr>
                 <w:b/>
@@ -6064,7 +6153,23 @@
                 <w:rFonts w:ascii="Calibri" w:hAnsi="Calibri"/>
                 <w:color w:val="1F3864" w:themeColor="accent1" w:themeShade="80"/>
               </w:rPr>
-              <w:t>efine la planificación de tu Proyecto APT de acuerdo a lo requerido</w:t>
+              <w:t xml:space="preserve">efine la planificación de tu Proyecto APT </w:t>
+            </w:r>
+            <w:proofErr w:type="gramStart"/>
+            <w:r>
+              <w:rPr>
+                <w:rFonts w:ascii="Calibri" w:hAnsi="Calibri"/>
+                <w:color w:val="1F3864" w:themeColor="accent1" w:themeShade="80"/>
+              </w:rPr>
+              <w:t>de acuerdo a</w:t>
+            </w:r>
+            <w:proofErr w:type="gramEnd"/>
+            <w:r>
+              <w:rPr>
+                <w:rFonts w:ascii="Calibri" w:hAnsi="Calibri"/>
+                <w:color w:val="1F3864" w:themeColor="accent1" w:themeShade="80"/>
+              </w:rPr>
+              <w:t xml:space="preserve"> lo requerido</w:t>
             </w:r>
             <w:r>
               <w:rPr>
@@ -6202,14 +6307,30 @@
                 <w:rFonts w:ascii="Calibri" w:hAnsi="Calibri"/>
                 <w:color w:val="1F3864" w:themeColor="accent1" w:themeShade="80"/>
               </w:rPr>
-              <w:t xml:space="preserve">Nombre de </w:t>
-            </w:r>
+              <w:t xml:space="preserve">Nombre </w:t>
+            </w:r>
+            <w:proofErr w:type="gramStart"/>
             <w:r>
               <w:rPr>
                 <w:rFonts w:ascii="Calibri" w:hAnsi="Calibri"/>
                 <w:color w:val="1F3864" w:themeColor="accent1" w:themeShade="80"/>
               </w:rPr>
-              <w:t xml:space="preserve"> Actividades/Tareas</w:t>
+              <w:t xml:space="preserve">de </w:t>
+            </w:r>
+            <w:r>
+              <w:rPr>
+                <w:rFonts w:ascii="Calibri" w:hAnsi="Calibri"/>
+                <w:color w:val="1F3864" w:themeColor="accent1" w:themeShade="80"/>
+              </w:rPr>
+              <w:t xml:space="preserve"> Actividades</w:t>
+            </w:r>
+            <w:proofErr w:type="gramEnd"/>
+            <w:r>
+              <w:rPr>
+                <w:rFonts w:ascii="Calibri" w:hAnsi="Calibri"/>
+                <w:color w:val="1F3864" w:themeColor="accent1" w:themeShade="80"/>
+              </w:rPr>
+              <w:t>/Tareas</w:t>
             </w:r>
           </w:p>
         </w:tc>
@@ -6965,8 +7086,20 @@
                 <w:szCs w:val="20"/>
                 <w:lang w:eastAsia="es-CL"/>
               </w:rPr>
-              <w:t>2 Semanas</w:t>
-            </w:r>
+              <w:t xml:space="preserve">2 </w:t>
+            </w:r>
+            <w:proofErr w:type="gramStart"/>
+            <w:r>
+              <w:rPr>
+                <w:rFonts w:ascii="Calibri" w:hAnsi="Calibri" w:cs="Arial"/>
+                <w:color w:val="000000" w:themeColor="text1"/>
+                <w:sz w:val="20"/>
+                <w:szCs w:val="20"/>
+                <w:lang w:eastAsia="es-CL"/>
+              </w:rPr>
+              <w:t>Semanas</w:t>
+            </w:r>
+            <w:proofErr w:type="gramEnd"/>
           </w:p>
         </w:tc>
         <w:tc>
@@ -7282,8 +7415,20 @@
                 <w:szCs w:val="20"/>
                 <w:lang w:eastAsia="es-CL"/>
               </w:rPr>
-              <w:t>2 Semanas</w:t>
-            </w:r>
+              <w:t xml:space="preserve">2 </w:t>
+            </w:r>
+            <w:proofErr w:type="gramStart"/>
+            <w:r>
+              <w:rPr>
+                <w:rFonts w:ascii="Calibri" w:hAnsi="Calibri" w:cs="Arial"/>
+                <w:color w:val="000000" w:themeColor="text1"/>
+                <w:sz w:val="20"/>
+                <w:szCs w:val="20"/>
+                <w:lang w:eastAsia="es-CL"/>
+              </w:rPr>
+              <w:t>Semanas</w:t>
+            </w:r>
+            <w:proofErr w:type="gramEnd"/>
           </w:p>
         </w:tc>
         <w:tc>
@@ -7587,8 +7732,20 @@
                 <w:szCs w:val="20"/>
                 <w:lang w:eastAsia="es-CL"/>
               </w:rPr>
-              <w:t>5 Semanas</w:t>
-            </w:r>
+              <w:t xml:space="preserve">5 </w:t>
+            </w:r>
+            <w:proofErr w:type="gramStart"/>
+            <w:r>
+              <w:rPr>
+                <w:rFonts w:ascii="Calibri" w:hAnsi="Calibri" w:cs="Arial"/>
+                <w:color w:val="000000" w:themeColor="text1"/>
+                <w:sz w:val="20"/>
+                <w:szCs w:val="20"/>
+                <w:lang w:eastAsia="es-CL"/>
+              </w:rPr>
+              <w:t>Semanas</w:t>
+            </w:r>
+            <w:proofErr w:type="gramEnd"/>
           </w:p>
         </w:tc>
         <w:tc>
@@ -7804,7 +7961,29 @@
                 <w:szCs w:val="20"/>
                 <w:lang w:eastAsia="es-CL"/>
               </w:rPr>
-              <w:t>Entorno de desarrollo, simulador de API (Postman/Mock server).</w:t>
+              <w:t xml:space="preserve">Entorno de desarrollo, simulador de API (Postman/Mock </w:t>
+            </w:r>
+            <w:proofErr w:type="gramStart"/>
+            <w:r>
+              <w:rPr>
+                <w:rFonts w:ascii="Calibri" w:hAnsi="Calibri" w:cs="Arial"/>
+                <w:color w:val="000000" w:themeColor="text1"/>
+                <w:sz w:val="20"/>
+                <w:szCs w:val="20"/>
+                <w:lang w:eastAsia="es-CL"/>
+              </w:rPr>
+              <w:t>server</w:t>
+            </w:r>
+            <w:proofErr w:type="gramEnd"/>
+            <w:r>
+              <w:rPr>
+                <w:rFonts w:ascii="Calibri" w:hAnsi="Calibri" w:cs="Arial"/>
+                <w:color w:val="000000" w:themeColor="text1"/>
+                <w:sz w:val="20"/>
+                <w:szCs w:val="20"/>
+                <w:lang w:eastAsia="es-CL"/>
+              </w:rPr>
+              <w:t>).</w:t>
             </w:r>
           </w:p>
         </w:tc>
@@ -7836,8 +8015,20 @@
                 <w:szCs w:val="20"/>
                 <w:lang w:eastAsia="es-CL"/>
               </w:rPr>
-              <w:t>3 Semanas</w:t>
-            </w:r>
+              <w:t xml:space="preserve">3 </w:t>
+            </w:r>
+            <w:proofErr w:type="gramStart"/>
+            <w:r>
+              <w:rPr>
+                <w:rFonts w:ascii="Calibri" w:hAnsi="Calibri" w:cs="Arial"/>
+                <w:color w:val="000000" w:themeColor="text1"/>
+                <w:sz w:val="20"/>
+                <w:szCs w:val="20"/>
+                <w:lang w:eastAsia="es-CL"/>
+              </w:rPr>
+              <w:t>Semanas</w:t>
+            </w:r>
+            <w:proofErr w:type="gramEnd"/>
           </w:p>
         </w:tc>
         <w:tc>
@@ -7936,8 +8127,22 @@
                 <w:szCs w:val="20"/>
                 <w:lang w:eastAsia="es-CL"/>
               </w:rPr>
-              <w:t xml:space="preserve"> server</w:t>
-            </w:r>
+              <w:t xml:space="preserve"> </w:t>
+            </w:r>
+            <w:proofErr w:type="gramStart"/>
+            <w:r>
+              <w:rPr>
+                <w:rFonts w:ascii="Calibri" w:hAnsi="Calibri" w:cs="Arial"/>
+                <w:i/>
+                <w:iCs/>
+                <w:color w:val="000000" w:themeColor="text1"/>
+                <w:sz w:val="20"/>
+                <w:szCs w:val="20"/>
+                <w:lang w:eastAsia="es-CL"/>
+              </w:rPr>
+              <w:t>server</w:t>
+            </w:r>
+            <w:proofErr w:type="gramEnd"/>
             <w:r>
               <w:rPr>
                 <w:rFonts w:ascii="Calibri" w:hAnsi="Calibri" w:cs="Arial"/>
@@ -8089,7 +8294,18 @@
                 <w:szCs w:val="20"/>
                 <w:lang w:eastAsia="es-CL"/>
               </w:rPr>
-              <w:t>, herramientas de registro de bugs.</w:t>
+              <w:t xml:space="preserve">, herramientas de registro de </w:t>
+            </w:r>
+            <w:proofErr w:type="gramStart"/>
+            <w:r>
+              <w:rPr>
+                <w:rFonts w:ascii="Calibri" w:hAnsi="Calibri" w:cs="Arial"/>
+                <w:color w:val="000000" w:themeColor="text1"/>
+                <w:sz w:val="20"/>
+                <w:szCs w:val="20"/>
+                <w:lang w:eastAsia="es-CL"/>
+              </w:rPr>
+              <w:t>bugs.</w:t>
             </w:r>
             <w:r>
               <w:rPr>
@@ -8101,6 +8317,7 @@
               </w:rPr>
               <w:t>.</w:t>
             </w:r>
+            <w:proofErr w:type="gramEnd"/>
           </w:p>
         </w:tc>
         <w:tc>
@@ -8131,8 +8348,20 @@
                 <w:szCs w:val="20"/>
                 <w:lang w:eastAsia="es-CL"/>
               </w:rPr>
-              <w:t>3 Semanas</w:t>
-            </w:r>
+              <w:t xml:space="preserve">3 </w:t>
+            </w:r>
+            <w:proofErr w:type="gramStart"/>
+            <w:r>
+              <w:rPr>
+                <w:rFonts w:ascii="Calibri" w:hAnsi="Calibri" w:cs="Arial"/>
+                <w:color w:val="000000" w:themeColor="text1"/>
+                <w:sz w:val="20"/>
+                <w:szCs w:val="20"/>
+                <w:lang w:eastAsia="es-CL"/>
+              </w:rPr>
+              <w:t>Semanas</w:t>
+            </w:r>
+            <w:proofErr w:type="gramEnd"/>
           </w:p>
         </w:tc>
         <w:tc>
@@ -8358,8 +8587,20 @@
                 <w:szCs w:val="20"/>
                 <w:lang w:eastAsia="es-CL"/>
               </w:rPr>
-              <w:t>2 Semanas</w:t>
-            </w:r>
+              <w:t xml:space="preserve">2 </w:t>
+            </w:r>
+            <w:proofErr w:type="gramStart"/>
+            <w:r>
+              <w:rPr>
+                <w:rFonts w:ascii="Calibri" w:hAnsi="Calibri" w:cs="Arial"/>
+                <w:color w:val="000000" w:themeColor="text1"/>
+                <w:sz w:val="20"/>
+                <w:szCs w:val="20"/>
+                <w:lang w:eastAsia="es-CL"/>
+              </w:rPr>
+              <w:t>Semanas</w:t>
+            </w:r>
+            <w:proofErr w:type="gramEnd"/>
           </w:p>
         </w:tc>
         <w:tc>
@@ -8391,7 +8632,29 @@
                 <w:szCs w:val="20"/>
                 <w:lang w:eastAsia="es-CL"/>
               </w:rPr>
-              <w:t>Carlos Araya (Jefe de Proyecto)</w:t>
+              <w:t>Carlos Araya (</w:t>
+            </w:r>
+            <w:proofErr w:type="gramStart"/>
+            <w:r>
+              <w:rPr>
+                <w:rFonts w:ascii="Calibri" w:hAnsi="Calibri" w:cs="Arial"/>
+                <w:color w:val="000000" w:themeColor="text1"/>
+                <w:sz w:val="20"/>
+                <w:szCs w:val="20"/>
+                <w:lang w:eastAsia="es-CL"/>
+              </w:rPr>
+              <w:t>Jefe</w:t>
+            </w:r>
+            <w:proofErr w:type="gramEnd"/>
+            <w:r>
+              <w:rPr>
+                <w:rFonts w:ascii="Calibri" w:hAnsi="Calibri" w:cs="Arial"/>
+                <w:color w:val="000000" w:themeColor="text1"/>
+                <w:sz w:val="20"/>
+                <w:szCs w:val="20"/>
+                <w:lang w:eastAsia="es-CL"/>
+              </w:rPr>
+              <w:t xml:space="preserve"> de Proyecto)</w:t>
             </w:r>
           </w:p>
         </w:tc>
@@ -12122,6 +12385,7 @@
   <w:style w:type="character" w:default="1" w:styleId="Fuentedeprrafopredeter">
     <w:name w:val="Default Paragraph Font"/>
     <w:uiPriority w:val="1"/>
+    <w:semiHidden/>
     <w:unhideWhenUsed/>
   </w:style>
   <w:style w:type="table" w:default="1" w:styleId="Tablanormal">
@@ -12837,18 +13101,18 @@
 </file>
 
 <file path=customXml/item2.xml><?xml version="1.0" encoding="utf-8"?>
-<p:properties xmlns:p="http://schemas.microsoft.com/office/2006/metadata/properties" xmlns:xsi="http://www.w3.org/2001/XMLSchema-instance" xmlns:pc="http://schemas.microsoft.com/office/infopath/2007/PartnerControls">
-  <documentManagement/>
-</p:properties>
-</file>
-
-<file path=customXml/item3.xml><?xml version="1.0" encoding="utf-8"?>
 <?mso-contentType ?>
 <FormTemplates xmlns="http://schemas.microsoft.com/sharepoint/v3/contenttype/forms">
   <Display>DocumentLibraryForm</Display>
   <Edit>DocumentLibraryForm</Edit>
   <New>DocumentLibraryForm</New>
 </FormTemplates>
+</file>
+
+<file path=customXml/item3.xml><?xml version="1.0" encoding="utf-8"?>
+<p:properties xmlns:p="http://schemas.microsoft.com/office/2006/metadata/properties" xmlns:xsi="http://www.w3.org/2001/XMLSchema-instance" xmlns:pc="http://schemas.microsoft.com/office/infopath/2007/PartnerControls">
+  <documentManagement/>
+</p:properties>
 </file>
 
 <file path=customXml/itemProps1.xml><?xml version="1.0" encoding="utf-8"?>
@@ -12870,18 +13134,18 @@
 </file>
 
 <file path=customXml/itemProps2.xml><?xml version="1.0" encoding="utf-8"?>
+<ds:datastoreItem xmlns:ds="http://schemas.openxmlformats.org/officeDocument/2006/customXml" ds:itemID="{F3E3E2F7-59E7-4722-B872-D023DC9D1CC1}">
+  <ds:schemaRefs>
+    <ds:schemaRef ds:uri="http://schemas.microsoft.com/sharepoint/v3/contenttype/forms"/>
+  </ds:schemaRefs>
+</ds:datastoreItem>
+</file>
+
+<file path=customXml/itemProps3.xml><?xml version="1.0" encoding="utf-8"?>
 <ds:datastoreItem xmlns:ds="http://schemas.openxmlformats.org/officeDocument/2006/customXml" ds:itemID="{38174882-579A-45DC-A704-C035A9357F73}">
   <ds:schemaRefs>
     <ds:schemaRef ds:uri="http://schemas.microsoft.com/office/2006/metadata/properties"/>
     <ds:schemaRef ds:uri="http://schemas.microsoft.com/office/infopath/2007/PartnerControls"/>
   </ds:schemaRefs>
 </ds:datastoreItem>
-</file>
-
-<file path=customXml/itemProps3.xml><?xml version="1.0" encoding="utf-8"?>
-<ds:datastoreItem xmlns:ds="http://schemas.openxmlformats.org/officeDocument/2006/customXml" ds:itemID="{F3E3E2F7-59E7-4722-B872-D023DC9D1CC1}">
-  <ds:schemaRefs>
-    <ds:schemaRef ds:uri="http://schemas.microsoft.com/sharepoint/v3/contenttype/forms"/>
-  </ds:schemaRefs>
-</ds:datastoreItem>
 </file>